--- a/docs/Team13_Project_Documentation_DSA3_RecipeFinder.docx
+++ b/docs/Team13_Project_Documentation_DSA3_RecipeFinder.docx
@@ -1092,199 +1092,47 @@
     </w:p>
     <w:p>
       <w:pPr>
-        <w:spacing w:after="0" w:line="240" w:lineRule="auto"/>
-        <w:ind w:left="2370" w:right="2203"/>
+        <w:spacing w:before="10" w:after="0" w:line="240" w:lineRule="auto"/>
         <w:jc w:val="center"/>
         <w:rPr>
           <w:rFonts w:eastAsia="Times New Roman" w:cs="Times New Roman"/>
-          <w:color w:val="0066FF"/>
-          <w:sz w:val="40"/>
-          <w:szCs w:val="40"/>
-        </w:rPr>
-      </w:pPr>
-      <w:r>
-        <w:rPr>
-          <w:rFonts w:eastAsia="Times New Roman" w:cs="Times New Roman"/>
-          <w:b/>
-          <w:bCs/>
-          <w:color w:val="0066FF"/>
+          <w:b/>
+          <w:bCs/>
           <w:spacing w:val="-1"/>
-          <w:sz w:val="40"/>
-          <w:szCs w:val="40"/>
-        </w:rPr>
-        <w:t>B</w:t>
-      </w:r>
-      <w:r>
-        <w:rPr>
-          <w:rFonts w:eastAsia="Times New Roman" w:cs="Times New Roman"/>
-          <w:b/>
-          <w:bCs/>
-          <w:color w:val="0066FF"/>
-          <w:spacing w:val="1"/>
-          <w:sz w:val="40"/>
-          <w:szCs w:val="40"/>
-        </w:rPr>
-        <w:t>A</w:t>
-      </w:r>
-      <w:r>
-        <w:rPr>
-          <w:rFonts w:eastAsia="Times New Roman" w:cs="Times New Roman"/>
-          <w:b/>
-          <w:bCs/>
-          <w:color w:val="0066FF"/>
-          <w:spacing w:val="-2"/>
-          <w:sz w:val="40"/>
-          <w:szCs w:val="40"/>
-        </w:rPr>
-        <w:t>C</w:t>
-      </w:r>
-      <w:r>
-        <w:rPr>
-          <w:rFonts w:eastAsia="Times New Roman" w:cs="Times New Roman"/>
-          <w:b/>
-          <w:bCs/>
-          <w:color w:val="0066FF"/>
-          <w:sz w:val="40"/>
-          <w:szCs w:val="40"/>
-        </w:rPr>
-        <w:t>H</w:t>
-      </w:r>
-      <w:r>
-        <w:rPr>
-          <w:rFonts w:eastAsia="Times New Roman" w:cs="Times New Roman"/>
-          <w:b/>
-          <w:bCs/>
-          <w:color w:val="0066FF"/>
+          <w:sz w:val="28"/>
+          <w:szCs w:val="28"/>
+        </w:rPr>
+      </w:pPr>
+      <w:r>
+        <w:rPr>
+          <w:rFonts w:eastAsia="Times New Roman" w:cs="Times New Roman"/>
+          <w:b/>
+          <w:bCs/>
           <w:spacing w:val="-1"/>
-          <w:sz w:val="40"/>
-          <w:szCs w:val="40"/>
-        </w:rPr>
-        <w:t>EL</w:t>
-      </w:r>
-      <w:r>
-        <w:rPr>
-          <w:rFonts w:eastAsia="Times New Roman" w:cs="Times New Roman"/>
-          <w:b/>
-          <w:bCs/>
-          <w:color w:val="0066FF"/>
-          <w:sz w:val="40"/>
-          <w:szCs w:val="40"/>
-        </w:rPr>
-        <w:t>OR</w:t>
-      </w:r>
-      <w:r>
-        <w:rPr>
-          <w:rFonts w:eastAsia="Times New Roman" w:cs="Times New Roman"/>
-          <w:b/>
-          <w:bCs/>
-          <w:color w:val="0066FF"/>
-          <w:spacing w:val="-5"/>
-          <w:sz w:val="40"/>
-          <w:szCs w:val="40"/>
-        </w:rPr>
-        <w:t xml:space="preserve"> </w:t>
-      </w:r>
-      <w:r>
-        <w:rPr>
-          <w:rFonts w:eastAsia="Times New Roman" w:cs="Times New Roman"/>
-          <w:b/>
-          <w:bCs/>
-          <w:color w:val="0066FF"/>
-          <w:sz w:val="40"/>
-          <w:szCs w:val="40"/>
-        </w:rPr>
-        <w:t>OF</w:t>
-      </w:r>
-      <w:r>
-        <w:rPr>
-          <w:rFonts w:eastAsia="Times New Roman" w:cs="Times New Roman"/>
-          <w:b/>
-          <w:bCs/>
-          <w:color w:val="0066FF"/>
-          <w:spacing w:val="-4"/>
-          <w:sz w:val="40"/>
-          <w:szCs w:val="40"/>
-        </w:rPr>
-        <w:t xml:space="preserve"> </w:t>
-      </w:r>
-      <w:r>
-        <w:rPr>
-          <w:rFonts w:eastAsia="Times New Roman" w:cs="Times New Roman"/>
-          <w:b/>
-          <w:bCs/>
-          <w:color w:val="0066FF"/>
+          <w:sz w:val="28"/>
+          <w:szCs w:val="28"/>
+        </w:rPr>
+        <w:t>Da</w:t>
+      </w:r>
+      <w:r>
+        <w:rPr>
+          <w:rFonts w:eastAsia="Times New Roman" w:cs="Times New Roman"/>
+          <w:b/>
+          <w:bCs/>
           <w:spacing w:val="-1"/>
-          <w:sz w:val="40"/>
-          <w:szCs w:val="40"/>
-        </w:rPr>
-        <w:t>T</w:t>
-      </w:r>
-      <w:r>
-        <w:rPr>
-          <w:rFonts w:eastAsia="Times New Roman" w:cs="Times New Roman"/>
-          <w:b/>
-          <w:bCs/>
-          <w:color w:val="0066FF"/>
-          <w:spacing w:val="-3"/>
-          <w:sz w:val="40"/>
-          <w:szCs w:val="40"/>
-        </w:rPr>
-        <w:t>E</w:t>
-      </w:r>
-      <w:r>
-        <w:rPr>
-          <w:rFonts w:eastAsia="Times New Roman" w:cs="Times New Roman"/>
-          <w:b/>
-          <w:bCs/>
-          <w:color w:val="0066FF"/>
-          <w:spacing w:val="-2"/>
-          <w:sz w:val="40"/>
-          <w:szCs w:val="40"/>
-        </w:rPr>
-        <w:t>CHNO</w:t>
-      </w:r>
-      <w:r>
-        <w:rPr>
-          <w:rFonts w:eastAsia="Times New Roman" w:cs="Times New Roman"/>
-          <w:b/>
-          <w:bCs/>
-          <w:color w:val="0066FF"/>
-          <w:spacing w:val="-3"/>
-          <w:sz w:val="40"/>
-          <w:szCs w:val="40"/>
-        </w:rPr>
-        <w:t>L</w:t>
-      </w:r>
-      <w:r>
-        <w:rPr>
-          <w:rFonts w:eastAsia="Times New Roman" w:cs="Times New Roman"/>
-          <w:b/>
-          <w:bCs/>
-          <w:color w:val="0066FF"/>
-          <w:spacing w:val="-2"/>
-          <w:sz w:val="40"/>
-          <w:szCs w:val="40"/>
-        </w:rPr>
-        <w:t>OG</w:t>
-      </w:r>
-      <w:r>
-        <w:rPr>
-          <w:rFonts w:eastAsia="Times New Roman" w:cs="Times New Roman"/>
-          <w:b/>
-          <w:bCs/>
-          <w:color w:val="0066FF"/>
-          <w:sz w:val="40"/>
-          <w:szCs w:val="40"/>
-        </w:rPr>
-        <w:t>Y</w:t>
-      </w:r>
-    </w:p>
-    <w:p>
-      <w:pPr>
-        <w:spacing w:before="10" w:after="0" w:line="180" w:lineRule="exact"/>
-        <w:rPr>
-          <w:sz w:val="18"/>
-          <w:szCs w:val="18"/>
+          <w:sz w:val="28"/>
+          <w:szCs w:val="28"/>
+        </w:rPr>
+        <w:t>ta Structures and Algorithms -3 (25CS2103E)</w:t>
+      </w:r>
+    </w:p>
+    <w:p>
+      <w:pPr>
+        <w:spacing w:before="10" w:after="0" w:line="240" w:lineRule="auto"/>
+        <w:jc w:val="center"/>
+        <w:rPr>
+          <w:sz w:val="28"/>
+          <w:szCs w:val="28"/>
         </w:rPr>
       </w:pPr>
     </w:p>
@@ -11308,7 +11156,7 @@
       <w:pPr>
         <w:pStyle w:val="Heading1"/>
       </w:pPr>
-      <w:bookmarkStart w:id="0" w:name="_Toc241958880"/>
+      <w:bookmarkStart w:id="0" w:name="_Toc242188380"/>
       <w:r>
         <w:t>A</w:t>
       </w:r>
@@ -11641,7 +11489,7 @@
           <w:r>
             <w:fldChar w:fldCharType="separate"/>
           </w:r>
-          <w:hyperlink w:anchor="_Toc241958880" w:history="1">
+          <w:hyperlink w:anchor="_Toc242188380" w:history="1">
             <w:r>
               <w:rPr>
                 <w:rStyle w:val="Hyperlink"/>
@@ -11668,7 +11516,7 @@
                 <w:noProof/>
                 <w:webHidden/>
               </w:rPr>
-              <w:instrText xml:space="preserve"> PAGEREF _Toc241958880 \h </w:instrText>
+              <w:instrText xml:space="preserve"> PAGEREF _Toc242188380 \h </w:instrText>
             </w:r>
             <w:r>
               <w:rPr>
@@ -11714,7 +11562,7 @@
               <w14:ligatures w14:val="standardContextual"/>
             </w:rPr>
           </w:pPr>
-          <w:hyperlink w:anchor="_Toc241958881" w:history="1">
+          <w:hyperlink w:anchor="_Toc242188381" w:history="1">
             <w:r>
               <w:rPr>
                 <w:rStyle w:val="Hyperlink"/>
@@ -11741,7 +11589,7 @@
                 <w:noProof/>
                 <w:webHidden/>
               </w:rPr>
-              <w:instrText xml:space="preserve"> PAGEREF _Toc241958881 \h </w:instrText>
+              <w:instrText xml:space="preserve"> PAGEREF _Toc242188381 \h </w:instrText>
             </w:r>
             <w:r>
               <w:rPr>
@@ -11787,7 +11635,7 @@
               <w14:ligatures w14:val="standardContextual"/>
             </w:rPr>
           </w:pPr>
-          <w:hyperlink w:anchor="_Toc241958882" w:history="1">
+          <w:hyperlink w:anchor="_Toc242188382" w:history="1">
             <w:r>
               <w:rPr>
                 <w:rStyle w:val="Hyperlink"/>
@@ -11814,7 +11662,7 @@
                 <w:noProof/>
                 <w:webHidden/>
               </w:rPr>
-              <w:instrText xml:space="preserve"> PAGEREF _Toc241958882 \h </w:instrText>
+              <w:instrText xml:space="preserve"> PAGEREF _Toc242188382 \h </w:instrText>
             </w:r>
             <w:r>
               <w:rPr>
@@ -11860,7 +11708,7 @@
               <w14:ligatures w14:val="standardContextual"/>
             </w:rPr>
           </w:pPr>
-          <w:hyperlink w:anchor="_Toc241958883" w:history="1">
+          <w:hyperlink w:anchor="_Toc242188383" w:history="1">
             <w:r>
               <w:rPr>
                 <w:rStyle w:val="Hyperlink"/>
@@ -11887,7 +11735,7 @@
                 <w:noProof/>
                 <w:webHidden/>
               </w:rPr>
-              <w:instrText xml:space="preserve"> PAGEREF _Toc241958883 \h </w:instrText>
+              <w:instrText xml:space="preserve"> PAGEREF _Toc242188383 \h </w:instrText>
             </w:r>
             <w:r>
               <w:rPr>
@@ -11933,7 +11781,7 @@
               <w14:ligatures w14:val="standardContextual"/>
             </w:rPr>
           </w:pPr>
-          <w:hyperlink w:anchor="_Toc241958884" w:history="1">
+          <w:hyperlink w:anchor="_Toc242188384" w:history="1">
             <w:r>
               <w:rPr>
                 <w:rStyle w:val="Hyperlink"/>
@@ -11960,7 +11808,7 @@
                 <w:noProof/>
                 <w:webHidden/>
               </w:rPr>
-              <w:instrText xml:space="preserve"> PAGEREF _Toc241958884 \h </w:instrText>
+              <w:instrText xml:space="preserve"> PAGEREF _Toc242188384 \h </w:instrText>
             </w:r>
             <w:r>
               <w:rPr>
@@ -12006,7 +11854,7 @@
               <w14:ligatures w14:val="standardContextual"/>
             </w:rPr>
           </w:pPr>
-          <w:hyperlink w:anchor="_Toc241958885" w:history="1">
+          <w:hyperlink w:anchor="_Toc242188385" w:history="1">
             <w:r>
               <w:rPr>
                 <w:rStyle w:val="Hyperlink"/>
@@ -12033,7 +11881,7 @@
                 <w:noProof/>
                 <w:webHidden/>
               </w:rPr>
-              <w:instrText xml:space="preserve"> PAGEREF _Toc241958885 \h </w:instrText>
+              <w:instrText xml:space="preserve"> PAGEREF _Toc242188385 \h </w:instrText>
             </w:r>
             <w:r>
               <w:rPr>
@@ -12079,7 +11927,7 @@
               <w14:ligatures w14:val="standardContextual"/>
             </w:rPr>
           </w:pPr>
-          <w:hyperlink w:anchor="_Toc241958886" w:history="1">
+          <w:hyperlink w:anchor="_Toc242188386" w:history="1">
             <w:r>
               <w:rPr>
                 <w:rStyle w:val="Hyperlink"/>
@@ -12106,7 +11954,7 @@
                 <w:noProof/>
                 <w:webHidden/>
               </w:rPr>
-              <w:instrText xml:space="preserve"> PAGEREF _Toc241958886 \h </w:instrText>
+              <w:instrText xml:space="preserve"> PAGEREF _Toc242188386 \h </w:instrText>
             </w:r>
             <w:r>
               <w:rPr>
@@ -12152,7 +12000,7 @@
               <w14:ligatures w14:val="standardContextual"/>
             </w:rPr>
           </w:pPr>
-          <w:hyperlink w:anchor="_Toc241958887" w:history="1">
+          <w:hyperlink w:anchor="_Toc242188387" w:history="1">
             <w:r>
               <w:rPr>
                 <w:rStyle w:val="Hyperlink"/>
@@ -12179,7 +12027,7 @@
                 <w:noProof/>
                 <w:webHidden/>
               </w:rPr>
-              <w:instrText xml:space="preserve"> PAGEREF _Toc241958887 \h </w:instrText>
+              <w:instrText xml:space="preserve"> PAGEREF _Toc242188387 \h </w:instrText>
             </w:r>
             <w:r>
               <w:rPr>
@@ -12225,7 +12073,7 @@
               <w14:ligatures w14:val="standardContextual"/>
             </w:rPr>
           </w:pPr>
-          <w:hyperlink w:anchor="_Toc241958888" w:history="1">
+          <w:hyperlink w:anchor="_Toc242188388" w:history="1">
             <w:r>
               <w:rPr>
                 <w:rStyle w:val="Hyperlink"/>
@@ -12252,7 +12100,7 @@
                 <w:noProof/>
                 <w:webHidden/>
               </w:rPr>
-              <w:instrText xml:space="preserve"> PAGEREF _Toc241958888 \h </w:instrText>
+              <w:instrText xml:space="preserve"> PAGEREF _Toc242188388 \h </w:instrText>
             </w:r>
             <w:r>
               <w:rPr>
@@ -12298,7 +12146,7 @@
               <w14:ligatures w14:val="standardContextual"/>
             </w:rPr>
           </w:pPr>
-          <w:hyperlink w:anchor="_Toc241958889" w:history="1">
+          <w:hyperlink w:anchor="_Toc242188389" w:history="1">
             <w:r>
               <w:rPr>
                 <w:rStyle w:val="Hyperlink"/>
@@ -12325,7 +12173,7 @@
                 <w:noProof/>
                 <w:webHidden/>
               </w:rPr>
-              <w:instrText xml:space="preserve"> PAGEREF _Toc241958889 \h </w:instrText>
+              <w:instrText xml:space="preserve"> PAGEREF _Toc242188389 \h </w:instrText>
             </w:r>
             <w:r>
               <w:rPr>
@@ -12371,7 +12219,7 @@
               <w14:ligatures w14:val="standardContextual"/>
             </w:rPr>
           </w:pPr>
-          <w:hyperlink w:anchor="_Toc241958890" w:history="1">
+          <w:hyperlink w:anchor="_Toc242188390" w:history="1">
             <w:r>
               <w:rPr>
                 <w:rStyle w:val="Hyperlink"/>
@@ -12398,7 +12246,7 @@
                 <w:noProof/>
                 <w:webHidden/>
               </w:rPr>
-              <w:instrText xml:space="preserve"> PAGEREF _Toc241958890 \h </w:instrText>
+              <w:instrText xml:space="preserve"> PAGEREF _Toc242188390 \h </w:instrText>
             </w:r>
             <w:r>
               <w:rPr>
@@ -12444,7 +12292,7 @@
               <w14:ligatures w14:val="standardContextual"/>
             </w:rPr>
           </w:pPr>
-          <w:hyperlink w:anchor="_Toc241958891" w:history="1">
+          <w:hyperlink w:anchor="_Toc242188391" w:history="1">
             <w:r>
               <w:rPr>
                 <w:rStyle w:val="Hyperlink"/>
@@ -12471,7 +12319,7 @@
                 <w:noProof/>
                 <w:webHidden/>
               </w:rPr>
-              <w:instrText xml:space="preserve"> PAGEREF _Toc241958891 \h </w:instrText>
+              <w:instrText xml:space="preserve"> PAGEREF _Toc242188391 \h </w:instrText>
             </w:r>
             <w:r>
               <w:rPr>
@@ -12517,7 +12365,7 @@
               <w14:ligatures w14:val="standardContextual"/>
             </w:rPr>
           </w:pPr>
-          <w:hyperlink w:anchor="_Toc241958892" w:history="1">
+          <w:hyperlink w:anchor="_Toc242188392" w:history="1">
             <w:r>
               <w:rPr>
                 <w:rStyle w:val="Hyperlink"/>
@@ -12544,7 +12392,7 @@
                 <w:noProof/>
                 <w:webHidden/>
               </w:rPr>
-              <w:instrText xml:space="preserve"> PAGEREF _Toc241958892 \h </w:instrText>
+              <w:instrText xml:space="preserve"> PAGEREF _Toc242188392 \h </w:instrText>
             </w:r>
             <w:r>
               <w:rPr>
@@ -12590,7 +12438,7 @@
               <w14:ligatures w14:val="standardContextual"/>
             </w:rPr>
           </w:pPr>
-          <w:hyperlink w:anchor="_Toc241958893" w:history="1">
+          <w:hyperlink w:anchor="_Toc242188393" w:history="1">
             <w:r>
               <w:rPr>
                 <w:rStyle w:val="Hyperlink"/>
@@ -12617,7 +12465,7 @@
                 <w:noProof/>
                 <w:webHidden/>
               </w:rPr>
-              <w:instrText xml:space="preserve"> PAGEREF _Toc241958893 \h </w:instrText>
+              <w:instrText xml:space="preserve"> PAGEREF _Toc242188393 \h </w:instrText>
             </w:r>
             <w:r>
               <w:rPr>
@@ -12663,7 +12511,7 @@
               <w14:ligatures w14:val="standardContextual"/>
             </w:rPr>
           </w:pPr>
-          <w:hyperlink w:anchor="_Toc241958894" w:history="1">
+          <w:hyperlink w:anchor="_Toc242188394" w:history="1">
             <w:r>
               <w:rPr>
                 <w:rStyle w:val="Hyperlink"/>
@@ -12690,7 +12538,7 @@
                 <w:noProof/>
                 <w:webHidden/>
               </w:rPr>
-              <w:instrText xml:space="preserve"> PAGEREF _Toc241958894 \h </w:instrText>
+              <w:instrText xml:space="preserve"> PAGEREF _Toc242188394 \h </w:instrText>
             </w:r>
             <w:r>
               <w:rPr>
@@ -12736,7 +12584,7 @@
               <w14:ligatures w14:val="standardContextual"/>
             </w:rPr>
           </w:pPr>
-          <w:hyperlink w:anchor="_Toc241958895" w:history="1">
+          <w:hyperlink w:anchor="_Toc242188395" w:history="1">
             <w:r>
               <w:rPr>
                 <w:rStyle w:val="Hyperlink"/>
@@ -12763,7 +12611,7 @@
                 <w:noProof/>
                 <w:webHidden/>
               </w:rPr>
-              <w:instrText xml:space="preserve"> PAGEREF _Toc241958895 \h </w:instrText>
+              <w:instrText xml:space="preserve"> PAGEREF _Toc242188395 \h </w:instrText>
             </w:r>
             <w:r>
               <w:rPr>
@@ -12809,7 +12657,7 @@
               <w14:ligatures w14:val="standardContextual"/>
             </w:rPr>
           </w:pPr>
-          <w:hyperlink w:anchor="_Toc241958896" w:history="1">
+          <w:hyperlink w:anchor="_Toc242188396" w:history="1">
             <w:r>
               <w:rPr>
                 <w:rStyle w:val="Hyperlink"/>
@@ -12836,7 +12684,7 @@
                 <w:noProof/>
                 <w:webHidden/>
               </w:rPr>
-              <w:instrText xml:space="preserve"> PAGEREF _Toc241958896 \h </w:instrText>
+              <w:instrText xml:space="preserve"> PAGEREF _Toc242188396 \h </w:instrText>
             </w:r>
             <w:r>
               <w:rPr>
@@ -12882,7 +12730,7 @@
               <w14:ligatures w14:val="standardContextual"/>
             </w:rPr>
           </w:pPr>
-          <w:hyperlink w:anchor="_Toc241958897" w:history="1">
+          <w:hyperlink w:anchor="_Toc242188397" w:history="1">
             <w:r>
               <w:rPr>
                 <w:rStyle w:val="Hyperlink"/>
@@ -12909,7 +12757,7 @@
                 <w:noProof/>
                 <w:webHidden/>
               </w:rPr>
-              <w:instrText xml:space="preserve"> PAGEREF _Toc241958897 \h </w:instrText>
+              <w:instrText xml:space="preserve"> PAGEREF _Toc242188397 \h </w:instrText>
             </w:r>
             <w:r>
               <w:rPr>
@@ -12955,7 +12803,7 @@
               <w14:ligatures w14:val="standardContextual"/>
             </w:rPr>
           </w:pPr>
-          <w:hyperlink w:anchor="_Toc241958898" w:history="1">
+          <w:hyperlink w:anchor="_Toc242188398" w:history="1">
             <w:r>
               <w:rPr>
                 <w:rStyle w:val="Hyperlink"/>
@@ -12982,7 +12830,7 @@
                 <w:noProof/>
                 <w:webHidden/>
               </w:rPr>
-              <w:instrText xml:space="preserve"> PAGEREF _Toc241958898 \h </w:instrText>
+              <w:instrText xml:space="preserve"> PAGEREF _Toc242188398 \h </w:instrText>
             </w:r>
             <w:r>
               <w:rPr>
@@ -13028,7 +12876,7 @@
               <w14:ligatures w14:val="standardContextual"/>
             </w:rPr>
           </w:pPr>
-          <w:hyperlink w:anchor="_Toc241958899" w:history="1">
+          <w:hyperlink w:anchor="_Toc242188399" w:history="1">
             <w:r>
               <w:rPr>
                 <w:rStyle w:val="Hyperlink"/>
@@ -13055,7 +12903,7 @@
                 <w:noProof/>
                 <w:webHidden/>
               </w:rPr>
-              <w:instrText xml:space="preserve"> PAGEREF _Toc241958899 \h </w:instrText>
+              <w:instrText xml:space="preserve"> PAGEREF _Toc242188399 \h </w:instrText>
             </w:r>
             <w:r>
               <w:rPr>
@@ -13101,7 +12949,7 @@
               <w14:ligatures w14:val="standardContextual"/>
             </w:rPr>
           </w:pPr>
-          <w:hyperlink w:anchor="_Toc241958900" w:history="1">
+          <w:hyperlink w:anchor="_Toc242188400" w:history="1">
             <w:r>
               <w:rPr>
                 <w:rStyle w:val="Hyperlink"/>
@@ -13128,7 +12976,7 @@
                 <w:noProof/>
                 <w:webHidden/>
               </w:rPr>
-              <w:instrText xml:space="preserve"> PAGEREF _Toc241958900 \h </w:instrText>
+              <w:instrText xml:space="preserve"> PAGEREF _Toc242188400 \h </w:instrText>
             </w:r>
             <w:r>
               <w:rPr>
@@ -13174,7 +13022,7 @@
               <w14:ligatures w14:val="standardContextual"/>
             </w:rPr>
           </w:pPr>
-          <w:hyperlink w:anchor="_Toc241958901" w:history="1">
+          <w:hyperlink w:anchor="_Toc242188401" w:history="1">
             <w:r>
               <w:rPr>
                 <w:rStyle w:val="Hyperlink"/>
@@ -13201,7 +13049,7 @@
                 <w:noProof/>
                 <w:webHidden/>
               </w:rPr>
-              <w:instrText xml:space="preserve"> PAGEREF _Toc241958901 \h </w:instrText>
+              <w:instrText xml:space="preserve"> PAGEREF _Toc242188401 \h </w:instrText>
             </w:r>
             <w:r>
               <w:rPr>
@@ -13247,7 +13095,7 @@
               <w14:ligatures w14:val="standardContextual"/>
             </w:rPr>
           </w:pPr>
-          <w:hyperlink w:anchor="_Toc241958902" w:history="1">
+          <w:hyperlink w:anchor="_Toc242188402" w:history="1">
             <w:r>
               <w:rPr>
                 <w:rStyle w:val="Hyperlink"/>
@@ -13274,7 +13122,7 @@
                 <w:noProof/>
                 <w:webHidden/>
               </w:rPr>
-              <w:instrText xml:space="preserve"> PAGEREF _Toc241958902 \h </w:instrText>
+              <w:instrText xml:space="preserve"> PAGEREF _Toc242188402 \h </w:instrText>
             </w:r>
             <w:r>
               <w:rPr>
@@ -13320,7 +13168,7 @@
               <w14:ligatures w14:val="standardContextual"/>
             </w:rPr>
           </w:pPr>
-          <w:hyperlink w:anchor="_Toc241958903" w:history="1">
+          <w:hyperlink w:anchor="_Toc242188403" w:history="1">
             <w:r>
               <w:rPr>
                 <w:rStyle w:val="Hyperlink"/>
@@ -13347,7 +13195,7 @@
                 <w:noProof/>
                 <w:webHidden/>
               </w:rPr>
-              <w:instrText xml:space="preserve"> PAGEREF _Toc241958903 \h </w:instrText>
+              <w:instrText xml:space="preserve"> PAGEREF _Toc242188403 \h </w:instrText>
             </w:r>
             <w:r>
               <w:rPr>
@@ -13393,7 +13241,7 @@
               <w14:ligatures w14:val="standardContextual"/>
             </w:rPr>
           </w:pPr>
-          <w:hyperlink w:anchor="_Toc241958904" w:history="1">
+          <w:hyperlink w:anchor="_Toc242188404" w:history="1">
             <w:r>
               <w:rPr>
                 <w:rStyle w:val="Hyperlink"/>
@@ -13420,7 +13268,7 @@
                 <w:noProof/>
                 <w:webHidden/>
               </w:rPr>
-              <w:instrText xml:space="preserve"> PAGEREF _Toc241958904 \h </w:instrText>
+              <w:instrText xml:space="preserve"> PAGEREF _Toc242188404 \h </w:instrText>
             </w:r>
             <w:r>
               <w:rPr>
@@ -13466,7 +13314,7 @@
               <w14:ligatures w14:val="standardContextual"/>
             </w:rPr>
           </w:pPr>
-          <w:hyperlink w:anchor="_Toc241958905" w:history="1">
+          <w:hyperlink w:anchor="_Toc242188405" w:history="1">
             <w:r>
               <w:rPr>
                 <w:rStyle w:val="Hyperlink"/>
@@ -13493,7 +13341,7 @@
                 <w:noProof/>
                 <w:webHidden/>
               </w:rPr>
-              <w:instrText xml:space="preserve"> PAGEREF _Toc241958905 \h </w:instrText>
+              <w:instrText xml:space="preserve"> PAGEREF _Toc242188405 \h </w:instrText>
             </w:r>
             <w:r>
               <w:rPr>
@@ -13539,7 +13387,7 @@
               <w14:ligatures w14:val="standardContextual"/>
             </w:rPr>
           </w:pPr>
-          <w:hyperlink w:anchor="_Toc241958906" w:history="1">
+          <w:hyperlink w:anchor="_Toc242188406" w:history="1">
             <w:r>
               <w:rPr>
                 <w:rStyle w:val="Hyperlink"/>
@@ -13566,7 +13414,7 @@
                 <w:noProof/>
                 <w:webHidden/>
               </w:rPr>
-              <w:instrText xml:space="preserve"> PAGEREF _Toc241958906 \h </w:instrText>
+              <w:instrText xml:space="preserve"> PAGEREF _Toc242188406 \h </w:instrText>
             </w:r>
             <w:r>
               <w:rPr>
@@ -13612,7 +13460,7 @@
               <w14:ligatures w14:val="standardContextual"/>
             </w:rPr>
           </w:pPr>
-          <w:hyperlink w:anchor="_Toc241958907" w:history="1">
+          <w:hyperlink w:anchor="_Toc242188407" w:history="1">
             <w:r>
               <w:rPr>
                 <w:rStyle w:val="Hyperlink"/>
@@ -13639,7 +13487,7 @@
                 <w:noProof/>
                 <w:webHidden/>
               </w:rPr>
-              <w:instrText xml:space="preserve"> PAGEREF _Toc241958907 \h </w:instrText>
+              <w:instrText xml:space="preserve"> PAGEREF _Toc242188407 \h </w:instrText>
             </w:r>
             <w:r>
               <w:rPr>
@@ -13685,7 +13533,7 @@
               <w14:ligatures w14:val="standardContextual"/>
             </w:rPr>
           </w:pPr>
-          <w:hyperlink w:anchor="_Toc241958908" w:history="1">
+          <w:hyperlink w:anchor="_Toc242188408" w:history="1">
             <w:r>
               <w:rPr>
                 <w:rStyle w:val="Hyperlink"/>
@@ -13712,7 +13560,7 @@
                 <w:noProof/>
                 <w:webHidden/>
               </w:rPr>
-              <w:instrText xml:space="preserve"> PAGEREF _Toc241958908 \h </w:instrText>
+              <w:instrText xml:space="preserve"> PAGEREF _Toc242188408 \h </w:instrText>
             </w:r>
             <w:r>
               <w:rPr>
@@ -13758,7 +13606,7 @@
               <w14:ligatures w14:val="standardContextual"/>
             </w:rPr>
           </w:pPr>
-          <w:hyperlink w:anchor="_Toc241958909" w:history="1">
+          <w:hyperlink w:anchor="_Toc242188409" w:history="1">
             <w:r>
               <w:rPr>
                 <w:rStyle w:val="Hyperlink"/>
@@ -13785,7 +13633,7 @@
                 <w:noProof/>
                 <w:webHidden/>
               </w:rPr>
-              <w:instrText xml:space="preserve"> PAGEREF _Toc241958909 \h </w:instrText>
+              <w:instrText xml:space="preserve"> PAGEREF _Toc242188409 \h </w:instrText>
             </w:r>
             <w:r>
               <w:rPr>
@@ -13831,7 +13679,7 @@
               <w14:ligatures w14:val="standardContextual"/>
             </w:rPr>
           </w:pPr>
-          <w:hyperlink w:anchor="_Toc241958910" w:history="1">
+          <w:hyperlink w:anchor="_Toc242188410" w:history="1">
             <w:r>
               <w:rPr>
                 <w:rStyle w:val="Hyperlink"/>
@@ -13858,7 +13706,7 @@
                 <w:noProof/>
                 <w:webHidden/>
               </w:rPr>
-              <w:instrText xml:space="preserve"> PAGEREF _Toc241958910 \h </w:instrText>
+              <w:instrText xml:space="preserve"> PAGEREF _Toc242188410 \h </w:instrText>
             </w:r>
             <w:r>
               <w:rPr>
@@ -13904,7 +13752,7 @@
               <w14:ligatures w14:val="standardContextual"/>
             </w:rPr>
           </w:pPr>
-          <w:hyperlink w:anchor="_Toc241958911" w:history="1">
+          <w:hyperlink w:anchor="_Toc242188411" w:history="1">
             <w:r>
               <w:rPr>
                 <w:rStyle w:val="Hyperlink"/>
@@ -13931,7 +13779,7 @@
                 <w:noProof/>
                 <w:webHidden/>
               </w:rPr>
-              <w:instrText xml:space="preserve"> PAGEREF _Toc241958911 \h </w:instrText>
+              <w:instrText xml:space="preserve"> PAGEREF _Toc242188411 \h </w:instrText>
             </w:r>
             <w:r>
               <w:rPr>
@@ -13977,7 +13825,7 @@
               <w14:ligatures w14:val="standardContextual"/>
             </w:rPr>
           </w:pPr>
-          <w:hyperlink w:anchor="_Toc241958912" w:history="1">
+          <w:hyperlink w:anchor="_Toc242188412" w:history="1">
             <w:r>
               <w:rPr>
                 <w:rStyle w:val="Hyperlink"/>
@@ -14004,7 +13852,7 @@
                 <w:noProof/>
                 <w:webHidden/>
               </w:rPr>
-              <w:instrText xml:space="preserve"> PAGEREF _Toc241958912 \h </w:instrText>
+              <w:instrText xml:space="preserve"> PAGEREF _Toc242188412 \h </w:instrText>
             </w:r>
             <w:r>
               <w:rPr>
@@ -14050,7 +13898,7 @@
               <w14:ligatures w14:val="standardContextual"/>
             </w:rPr>
           </w:pPr>
-          <w:hyperlink w:anchor="_Toc241958913" w:history="1">
+          <w:hyperlink w:anchor="_Toc242188413" w:history="1">
             <w:r>
               <w:rPr>
                 <w:rStyle w:val="Hyperlink"/>
@@ -14077,7 +13925,7 @@
                 <w:noProof/>
                 <w:webHidden/>
               </w:rPr>
-              <w:instrText xml:space="preserve"> PAGEREF _Toc241958913 \h </w:instrText>
+              <w:instrText xml:space="preserve"> PAGEREF _Toc242188413 \h </w:instrText>
             </w:r>
             <w:r>
               <w:rPr>
@@ -14123,7 +13971,7 @@
               <w14:ligatures w14:val="standardContextual"/>
             </w:rPr>
           </w:pPr>
-          <w:hyperlink w:anchor="_Toc241958914" w:history="1">
+          <w:hyperlink w:anchor="_Toc242188414" w:history="1">
             <w:r>
               <w:rPr>
                 <w:rStyle w:val="Hyperlink"/>
@@ -14150,7 +13998,7 @@
                 <w:noProof/>
                 <w:webHidden/>
               </w:rPr>
-              <w:instrText xml:space="preserve"> PAGEREF _Toc241958914 \h </w:instrText>
+              <w:instrText xml:space="preserve"> PAGEREF _Toc242188414 \h </w:instrText>
             </w:r>
             <w:r>
               <w:rPr>
@@ -14196,7 +14044,7 @@
               <w14:ligatures w14:val="standardContextual"/>
             </w:rPr>
           </w:pPr>
-          <w:hyperlink w:anchor="_Toc241958915" w:history="1">
+          <w:hyperlink w:anchor="_Toc242188415" w:history="1">
             <w:r>
               <w:rPr>
                 <w:rStyle w:val="Hyperlink"/>
@@ -14223,7 +14071,7 @@
                 <w:noProof/>
                 <w:webHidden/>
               </w:rPr>
-              <w:instrText xml:space="preserve"> PAGEREF _Toc241958915 \h </w:instrText>
+              <w:instrText xml:space="preserve"> PAGEREF _Toc242188415 \h </w:instrText>
             </w:r>
             <w:r>
               <w:rPr>
@@ -14269,7 +14117,7 @@
               <w14:ligatures w14:val="standardContextual"/>
             </w:rPr>
           </w:pPr>
-          <w:hyperlink w:anchor="_Toc241958916" w:history="1">
+          <w:hyperlink w:anchor="_Toc242188416" w:history="1">
             <w:r>
               <w:rPr>
                 <w:rStyle w:val="Hyperlink"/>
@@ -14296,7 +14144,7 @@
                 <w:noProof/>
                 <w:webHidden/>
               </w:rPr>
-              <w:instrText xml:space="preserve"> PAGEREF _Toc241958916 \h </w:instrText>
+              <w:instrText xml:space="preserve"> PAGEREF _Toc242188416 \h </w:instrText>
             </w:r>
             <w:r>
               <w:rPr>
@@ -14342,7 +14190,7 @@
               <w14:ligatures w14:val="standardContextual"/>
             </w:rPr>
           </w:pPr>
-          <w:hyperlink w:anchor="_Toc241958917" w:history="1">
+          <w:hyperlink w:anchor="_Toc242188417" w:history="1">
             <w:r>
               <w:rPr>
                 <w:rStyle w:val="Hyperlink"/>
@@ -14369,7 +14217,7 @@
                 <w:noProof/>
                 <w:webHidden/>
               </w:rPr>
-              <w:instrText xml:space="preserve"> PAGEREF _Toc241958917 \h </w:instrText>
+              <w:instrText xml:space="preserve"> PAGEREF _Toc242188417 \h </w:instrText>
             </w:r>
             <w:r>
               <w:rPr>
@@ -14415,7 +14263,7 @@
               <w14:ligatures w14:val="standardContextual"/>
             </w:rPr>
           </w:pPr>
-          <w:hyperlink w:anchor="_Toc241958918" w:history="1">
+          <w:hyperlink w:anchor="_Toc242188418" w:history="1">
             <w:r>
               <w:rPr>
                 <w:rStyle w:val="Hyperlink"/>
@@ -14442,7 +14290,7 @@
                 <w:noProof/>
                 <w:webHidden/>
               </w:rPr>
-              <w:instrText xml:space="preserve"> PAGEREF _Toc241958918 \h </w:instrText>
+              <w:instrText xml:space="preserve"> PAGEREF _Toc242188418 \h </w:instrText>
             </w:r>
             <w:r>
               <w:rPr>
@@ -14488,7 +14336,7 @@
               <w14:ligatures w14:val="standardContextual"/>
             </w:rPr>
           </w:pPr>
-          <w:hyperlink w:anchor="_Toc241958919" w:history="1">
+          <w:hyperlink w:anchor="_Toc242188419" w:history="1">
             <w:r>
               <w:rPr>
                 <w:rStyle w:val="Hyperlink"/>
@@ -14515,7 +14363,7 @@
                 <w:noProof/>
                 <w:webHidden/>
               </w:rPr>
-              <w:instrText xml:space="preserve"> PAGEREF _Toc241958919 \h </w:instrText>
+              <w:instrText xml:space="preserve"> PAGEREF _Toc242188419 \h </w:instrText>
             </w:r>
             <w:r>
               <w:rPr>
@@ -14561,7 +14409,7 @@
               <w14:ligatures w14:val="standardContextual"/>
             </w:rPr>
           </w:pPr>
-          <w:hyperlink w:anchor="_Toc241958920" w:history="1">
+          <w:hyperlink w:anchor="_Toc242188420" w:history="1">
             <w:r>
               <w:rPr>
                 <w:rStyle w:val="Hyperlink"/>
@@ -14588,7 +14436,7 @@
                 <w:noProof/>
                 <w:webHidden/>
               </w:rPr>
-              <w:instrText xml:space="preserve"> PAGEREF _Toc241958920 \h </w:instrText>
+              <w:instrText xml:space="preserve"> PAGEREF _Toc242188420 \h </w:instrText>
             </w:r>
             <w:r>
               <w:rPr>
@@ -14634,7 +14482,7 @@
               <w14:ligatures w14:val="standardContextual"/>
             </w:rPr>
           </w:pPr>
-          <w:hyperlink w:anchor="_Toc241958921" w:history="1">
+          <w:hyperlink w:anchor="_Toc242188421" w:history="1">
             <w:r>
               <w:rPr>
                 <w:rStyle w:val="Hyperlink"/>
@@ -14661,7 +14509,7 @@
                 <w:noProof/>
                 <w:webHidden/>
               </w:rPr>
-              <w:instrText xml:space="preserve"> PAGEREF _Toc241958921 \h </w:instrText>
+              <w:instrText xml:space="preserve"> PAGEREF _Toc242188421 \h </w:instrText>
             </w:r>
             <w:r>
               <w:rPr>
@@ -14707,7 +14555,7 @@
               <w14:ligatures w14:val="standardContextual"/>
             </w:rPr>
           </w:pPr>
-          <w:hyperlink w:anchor="_Toc241958922" w:history="1">
+          <w:hyperlink w:anchor="_Toc242188422" w:history="1">
             <w:r>
               <w:rPr>
                 <w:rStyle w:val="Hyperlink"/>
@@ -14734,7 +14582,7 @@
                 <w:noProof/>
                 <w:webHidden/>
               </w:rPr>
-              <w:instrText xml:space="preserve"> PAGEREF _Toc241958922 \h </w:instrText>
+              <w:instrText xml:space="preserve"> PAGEREF _Toc242188422 \h </w:instrText>
             </w:r>
             <w:r>
               <w:rPr>
@@ -14780,7 +14628,7 @@
               <w14:ligatures w14:val="standardContextual"/>
             </w:rPr>
           </w:pPr>
-          <w:hyperlink w:anchor="_Toc241958923" w:history="1">
+          <w:hyperlink w:anchor="_Toc242188423" w:history="1">
             <w:r>
               <w:rPr>
                 <w:rStyle w:val="Hyperlink"/>
@@ -14807,7 +14655,7 @@
                 <w:noProof/>
                 <w:webHidden/>
               </w:rPr>
-              <w:instrText xml:space="preserve"> PAGEREF _Toc241958923 \h </w:instrText>
+              <w:instrText xml:space="preserve"> PAGEREF _Toc242188423 \h </w:instrText>
             </w:r>
             <w:r>
               <w:rPr>
@@ -14853,7 +14701,7 @@
               <w14:ligatures w14:val="standardContextual"/>
             </w:rPr>
           </w:pPr>
-          <w:hyperlink w:anchor="_Toc241958924" w:history="1">
+          <w:hyperlink w:anchor="_Toc242188424" w:history="1">
             <w:r>
               <w:rPr>
                 <w:rStyle w:val="Hyperlink"/>
@@ -14880,7 +14728,7 @@
                 <w:noProof/>
                 <w:webHidden/>
               </w:rPr>
-              <w:instrText xml:space="preserve"> PAGEREF _Toc241958924 \h </w:instrText>
+              <w:instrText xml:space="preserve"> PAGEREF _Toc242188424 \h </w:instrText>
             </w:r>
             <w:r>
               <w:rPr>
@@ -14926,7 +14774,7 @@
               <w14:ligatures w14:val="standardContextual"/>
             </w:rPr>
           </w:pPr>
-          <w:hyperlink w:anchor="_Toc241958925" w:history="1">
+          <w:hyperlink w:anchor="_Toc242188425" w:history="1">
             <w:r>
               <w:rPr>
                 <w:rStyle w:val="Hyperlink"/>
@@ -14954,7 +14802,7 @@
                 <w:noProof/>
                 <w:webHidden/>
               </w:rPr>
-              <w:instrText xml:space="preserve"> PAGEREF _Toc241958925 \h </w:instrText>
+              <w:instrText xml:space="preserve"> PAGEREF _Toc242188425 \h </w:instrText>
             </w:r>
             <w:r>
               <w:rPr>
@@ -15000,7 +14848,7 @@
               <w14:ligatures w14:val="standardContextual"/>
             </w:rPr>
           </w:pPr>
-          <w:hyperlink w:anchor="_Toc241958926" w:history="1">
+          <w:hyperlink w:anchor="_Toc242188426" w:history="1">
             <w:r>
               <w:rPr>
                 <w:rStyle w:val="Hyperlink"/>
@@ -15027,7 +14875,7 @@
                 <w:noProof/>
                 <w:webHidden/>
               </w:rPr>
-              <w:instrText xml:space="preserve"> PAGEREF _Toc241958926 \h </w:instrText>
+              <w:instrText xml:space="preserve"> PAGEREF _Toc242188426 \h </w:instrText>
             </w:r>
             <w:r>
               <w:rPr>
@@ -15073,7 +14921,7 @@
               <w14:ligatures w14:val="standardContextual"/>
             </w:rPr>
           </w:pPr>
-          <w:hyperlink w:anchor="_Toc241958927" w:history="1">
+          <w:hyperlink w:anchor="_Toc242188427" w:history="1">
             <w:r>
               <w:rPr>
                 <w:rStyle w:val="Hyperlink"/>
@@ -15100,7 +14948,7 @@
                 <w:noProof/>
                 <w:webHidden/>
               </w:rPr>
-              <w:instrText xml:space="preserve"> PAGEREF _Toc241958927 \h </w:instrText>
+              <w:instrText xml:space="preserve"> PAGEREF _Toc242188427 \h </w:instrText>
             </w:r>
             <w:r>
               <w:rPr>
@@ -15146,7 +14994,7 @@
               <w14:ligatures w14:val="standardContextual"/>
             </w:rPr>
           </w:pPr>
-          <w:hyperlink w:anchor="_Toc241958928" w:history="1">
+          <w:hyperlink w:anchor="_Toc242188428" w:history="1">
             <w:r>
               <w:rPr>
                 <w:rStyle w:val="Hyperlink"/>
@@ -15173,7 +15021,7 @@
                 <w:noProof/>
                 <w:webHidden/>
               </w:rPr>
-              <w:instrText xml:space="preserve"> PAGEREF _Toc241958928 \h </w:instrText>
+              <w:instrText xml:space="preserve"> PAGEREF _Toc242188428 \h </w:instrText>
             </w:r>
             <w:r>
               <w:rPr>
@@ -15219,7 +15067,7 @@
               <w14:ligatures w14:val="standardContextual"/>
             </w:rPr>
           </w:pPr>
-          <w:hyperlink w:anchor="_Toc241958929" w:history="1">
+          <w:hyperlink w:anchor="_Toc242188429" w:history="1">
             <w:r>
               <w:rPr>
                 <w:rStyle w:val="Hyperlink"/>
@@ -15246,7 +15094,7 @@
                 <w:noProof/>
                 <w:webHidden/>
               </w:rPr>
-              <w:instrText xml:space="preserve"> PAGEREF _Toc241958929 \h </w:instrText>
+              <w:instrText xml:space="preserve"> PAGEREF _Toc242188429 \h </w:instrText>
             </w:r>
             <w:r>
               <w:rPr>
@@ -15292,7 +15140,7 @@
               <w14:ligatures w14:val="standardContextual"/>
             </w:rPr>
           </w:pPr>
-          <w:hyperlink w:anchor="_Toc241958930" w:history="1">
+          <w:hyperlink w:anchor="_Toc242188430" w:history="1">
             <w:r>
               <w:rPr>
                 <w:rStyle w:val="Hyperlink"/>
@@ -15320,7 +15168,7 @@
                 <w:noProof/>
                 <w:webHidden/>
               </w:rPr>
-              <w:instrText xml:space="preserve"> PAGEREF _Toc241958930 \h </w:instrText>
+              <w:instrText xml:space="preserve"> PAGEREF _Toc242188430 \h </w:instrText>
             </w:r>
             <w:r>
               <w:rPr>
@@ -15366,7 +15214,7 @@
               <w14:ligatures w14:val="standardContextual"/>
             </w:rPr>
           </w:pPr>
-          <w:hyperlink w:anchor="_Toc241958931" w:history="1">
+          <w:hyperlink w:anchor="_Toc242188431" w:history="1">
             <w:r>
               <w:rPr>
                 <w:rStyle w:val="Hyperlink"/>
@@ -15393,7 +15241,7 @@
                 <w:noProof/>
                 <w:webHidden/>
               </w:rPr>
-              <w:instrText xml:space="preserve"> PAGEREF _Toc241958931 \h </w:instrText>
+              <w:instrText xml:space="preserve"> PAGEREF _Toc242188431 \h </w:instrText>
             </w:r>
             <w:r>
               <w:rPr>
@@ -15439,7 +15287,7 @@
               <w14:ligatures w14:val="standardContextual"/>
             </w:rPr>
           </w:pPr>
-          <w:hyperlink w:anchor="_Toc241958932" w:history="1">
+          <w:hyperlink w:anchor="_Toc242188432" w:history="1">
             <w:r>
               <w:rPr>
                 <w:rStyle w:val="Hyperlink"/>
@@ -15466,7 +15314,7 @@
                 <w:noProof/>
                 <w:webHidden/>
               </w:rPr>
-              <w:instrText xml:space="preserve"> PAGEREF _Toc241958932 \h </w:instrText>
+              <w:instrText xml:space="preserve"> PAGEREF _Toc242188432 \h </w:instrText>
             </w:r>
             <w:r>
               <w:rPr>
@@ -15512,7 +15360,7 @@
               <w14:ligatures w14:val="standardContextual"/>
             </w:rPr>
           </w:pPr>
-          <w:hyperlink w:anchor="_Toc241958933" w:history="1">
+          <w:hyperlink w:anchor="_Toc242188433" w:history="1">
             <w:r>
               <w:rPr>
                 <w:rStyle w:val="Hyperlink"/>
@@ -15539,7 +15387,7 @@
                 <w:noProof/>
                 <w:webHidden/>
               </w:rPr>
-              <w:instrText xml:space="preserve"> PAGEREF _Toc241958933 \h </w:instrText>
+              <w:instrText xml:space="preserve"> PAGEREF _Toc242188433 \h </w:instrText>
             </w:r>
             <w:r>
               <w:rPr>
@@ -15585,7 +15433,7 @@
               <w14:ligatures w14:val="standardContextual"/>
             </w:rPr>
           </w:pPr>
-          <w:hyperlink w:anchor="_Toc241958934" w:history="1">
+          <w:hyperlink w:anchor="_Toc242188434" w:history="1">
             <w:r>
               <w:rPr>
                 <w:rStyle w:val="Hyperlink"/>
@@ -15612,7 +15460,7 @@
                 <w:noProof/>
                 <w:webHidden/>
               </w:rPr>
-              <w:instrText xml:space="preserve"> PAGEREF _Toc241958934 \h </w:instrText>
+              <w:instrText xml:space="preserve"> PAGEREF _Toc242188434 \h </w:instrText>
             </w:r>
             <w:r>
               <w:rPr>
@@ -15658,7 +15506,7 @@
               <w14:ligatures w14:val="standardContextual"/>
             </w:rPr>
           </w:pPr>
-          <w:hyperlink w:anchor="_Toc241958935" w:history="1">
+          <w:hyperlink w:anchor="_Toc242188435" w:history="1">
             <w:r>
               <w:rPr>
                 <w:rStyle w:val="Hyperlink"/>
@@ -15685,7 +15533,7 @@
                 <w:noProof/>
                 <w:webHidden/>
               </w:rPr>
-              <w:instrText xml:space="preserve"> PAGEREF _Toc241958935 \h </w:instrText>
+              <w:instrText xml:space="preserve"> PAGEREF _Toc242188435 \h </w:instrText>
             </w:r>
             <w:r>
               <w:rPr>
@@ -15731,7 +15579,7 @@
               <w14:ligatures w14:val="standardContextual"/>
             </w:rPr>
           </w:pPr>
-          <w:hyperlink w:anchor="_Toc241958936" w:history="1">
+          <w:hyperlink w:anchor="_Toc242188436" w:history="1">
             <w:r>
               <w:rPr>
                 <w:rStyle w:val="Hyperlink"/>
@@ -15758,7 +15606,7 @@
                 <w:noProof/>
                 <w:webHidden/>
               </w:rPr>
-              <w:instrText xml:space="preserve"> PAGEREF _Toc241958936 \h </w:instrText>
+              <w:instrText xml:space="preserve"> PAGEREF _Toc242188436 \h </w:instrText>
             </w:r>
             <w:r>
               <w:rPr>
@@ -15804,7 +15652,7 @@
               <w14:ligatures w14:val="standardContextual"/>
             </w:rPr>
           </w:pPr>
-          <w:hyperlink w:anchor="_Toc241958937" w:history="1">
+          <w:hyperlink w:anchor="_Toc242188437" w:history="1">
             <w:r>
               <w:rPr>
                 <w:rStyle w:val="Hyperlink"/>
@@ -15831,7 +15679,7 @@
                 <w:noProof/>
                 <w:webHidden/>
               </w:rPr>
-              <w:instrText xml:space="preserve"> PAGEREF _Toc241958937 \h </w:instrText>
+              <w:instrText xml:space="preserve"> PAGEREF _Toc242188437 \h </w:instrText>
             </w:r>
             <w:r>
               <w:rPr>
@@ -15877,7 +15725,7 @@
               <w14:ligatures w14:val="standardContextual"/>
             </w:rPr>
           </w:pPr>
-          <w:hyperlink w:anchor="_Toc241958938" w:history="1">
+          <w:hyperlink w:anchor="_Toc242188438" w:history="1">
             <w:r>
               <w:rPr>
                 <w:rStyle w:val="Hyperlink"/>
@@ -15904,7 +15752,7 @@
                 <w:noProof/>
                 <w:webHidden/>
               </w:rPr>
-              <w:instrText xml:space="preserve"> PAGEREF _Toc241958938 \h </w:instrText>
+              <w:instrText xml:space="preserve"> PAGEREF _Toc242188438 \h </w:instrText>
             </w:r>
             <w:r>
               <w:rPr>
@@ -15950,7 +15798,7 @@
               <w14:ligatures w14:val="standardContextual"/>
             </w:rPr>
           </w:pPr>
-          <w:hyperlink w:anchor="_Toc241958939" w:history="1">
+          <w:hyperlink w:anchor="_Toc242188439" w:history="1">
             <w:r>
               <w:rPr>
                 <w:rStyle w:val="Hyperlink"/>
@@ -15977,7 +15825,7 @@
                 <w:noProof/>
                 <w:webHidden/>
               </w:rPr>
-              <w:instrText xml:space="preserve"> PAGEREF _Toc241958939 \h </w:instrText>
+              <w:instrText xml:space="preserve"> PAGEREF _Toc242188439 \h </w:instrText>
             </w:r>
             <w:r>
               <w:rPr>
@@ -16023,7 +15871,7 @@
               <w14:ligatures w14:val="standardContextual"/>
             </w:rPr>
           </w:pPr>
-          <w:hyperlink w:anchor="_Toc241958940" w:history="1">
+          <w:hyperlink w:anchor="_Toc242188440" w:history="1">
             <w:r>
               <w:rPr>
                 <w:rStyle w:val="Hyperlink"/>
@@ -16050,7 +15898,7 @@
                 <w:noProof/>
                 <w:webHidden/>
               </w:rPr>
-              <w:instrText xml:space="preserve"> PAGEREF _Toc241958940 \h </w:instrText>
+              <w:instrText xml:space="preserve"> PAGEREF _Toc242188440 \h </w:instrText>
             </w:r>
             <w:r>
               <w:rPr>
@@ -16096,7 +15944,7 @@
               <w14:ligatures w14:val="standardContextual"/>
             </w:rPr>
           </w:pPr>
-          <w:hyperlink w:anchor="_Toc241958941" w:history="1">
+          <w:hyperlink w:anchor="_Toc242188441" w:history="1">
             <w:r>
               <w:rPr>
                 <w:rStyle w:val="Hyperlink"/>
@@ -16123,7 +15971,7 @@
                 <w:noProof/>
                 <w:webHidden/>
               </w:rPr>
-              <w:instrText xml:space="preserve"> PAGEREF _Toc241958941 \h </w:instrText>
+              <w:instrText xml:space="preserve"> PAGEREF _Toc242188441 \h </w:instrText>
             </w:r>
             <w:r>
               <w:rPr>
@@ -16169,7 +16017,7 @@
               <w14:ligatures w14:val="standardContextual"/>
             </w:rPr>
           </w:pPr>
-          <w:hyperlink w:anchor="_Toc241958942" w:history="1">
+          <w:hyperlink w:anchor="_Toc242188442" w:history="1">
             <w:r>
               <w:rPr>
                 <w:rStyle w:val="Hyperlink"/>
@@ -16196,7 +16044,7 @@
                 <w:noProof/>
                 <w:webHidden/>
               </w:rPr>
-              <w:instrText xml:space="preserve"> PAGEREF _Toc241958942 \h </w:instrText>
+              <w:instrText xml:space="preserve"> PAGEREF _Toc242188442 \h </w:instrText>
             </w:r>
             <w:r>
               <w:rPr>
@@ -16242,7 +16090,7 @@
               <w14:ligatures w14:val="standardContextual"/>
             </w:rPr>
           </w:pPr>
-          <w:hyperlink w:anchor="_Toc241958943" w:history="1">
+          <w:hyperlink w:anchor="_Toc242188443" w:history="1">
             <w:r>
               <w:rPr>
                 <w:rStyle w:val="Hyperlink"/>
@@ -16269,7 +16117,7 @@
                 <w:noProof/>
                 <w:webHidden/>
               </w:rPr>
-              <w:instrText xml:space="preserve"> PAGEREF _Toc241958943 \h </w:instrText>
+              <w:instrText xml:space="preserve"> PAGEREF _Toc242188443 \h </w:instrText>
             </w:r>
             <w:r>
               <w:rPr>
@@ -16315,7 +16163,7 @@
               <w14:ligatures w14:val="standardContextual"/>
             </w:rPr>
           </w:pPr>
-          <w:hyperlink w:anchor="_Toc241958944" w:history="1">
+          <w:hyperlink w:anchor="_Toc242188444" w:history="1">
             <w:r>
               <w:rPr>
                 <w:rStyle w:val="Hyperlink"/>
@@ -16342,7 +16190,7 @@
                 <w:noProof/>
                 <w:webHidden/>
               </w:rPr>
-              <w:instrText xml:space="preserve"> PAGEREF _Toc241958944 \h </w:instrText>
+              <w:instrText xml:space="preserve"> PAGEREF _Toc242188444 \h </w:instrText>
             </w:r>
             <w:r>
               <w:rPr>
@@ -16388,7 +16236,7 @@
               <w14:ligatures w14:val="standardContextual"/>
             </w:rPr>
           </w:pPr>
-          <w:hyperlink w:anchor="_Toc241958945" w:history="1">
+          <w:hyperlink w:anchor="_Toc242188445" w:history="1">
             <w:r>
               <w:rPr>
                 <w:rStyle w:val="Hyperlink"/>
@@ -16415,7 +16263,7 @@
                 <w:noProof/>
                 <w:webHidden/>
               </w:rPr>
-              <w:instrText xml:space="preserve"> PAGEREF _Toc241958945 \h </w:instrText>
+              <w:instrText xml:space="preserve"> PAGEREF _Toc242188445 \h </w:instrText>
             </w:r>
             <w:r>
               <w:rPr>
@@ -16461,7 +16309,7 @@
               <w14:ligatures w14:val="standardContextual"/>
             </w:rPr>
           </w:pPr>
-          <w:hyperlink w:anchor="_Toc241958946" w:history="1">
+          <w:hyperlink w:anchor="_Toc242188446" w:history="1">
             <w:r>
               <w:rPr>
                 <w:rStyle w:val="Hyperlink"/>
@@ -16488,7 +16336,7 @@
                 <w:noProof/>
                 <w:webHidden/>
               </w:rPr>
-              <w:instrText xml:space="preserve"> PAGEREF _Toc241958946 \h </w:instrText>
+              <w:instrText xml:space="preserve"> PAGEREF _Toc242188446 \h </w:instrText>
             </w:r>
             <w:r>
               <w:rPr>
@@ -16534,7 +16382,7 @@
               <w14:ligatures w14:val="standardContextual"/>
             </w:rPr>
           </w:pPr>
-          <w:hyperlink w:anchor="_Toc241958947" w:history="1">
+          <w:hyperlink w:anchor="_Toc242188447" w:history="1">
             <w:r>
               <w:rPr>
                 <w:rStyle w:val="Hyperlink"/>
@@ -16561,7 +16409,7 @@
                 <w:noProof/>
                 <w:webHidden/>
               </w:rPr>
-              <w:instrText xml:space="preserve"> PAGEREF _Toc241958947 \h </w:instrText>
+              <w:instrText xml:space="preserve"> PAGEREF _Toc242188447 \h </w:instrText>
             </w:r>
             <w:r>
               <w:rPr>
@@ -16607,7 +16455,7 @@
               <w14:ligatures w14:val="standardContextual"/>
             </w:rPr>
           </w:pPr>
-          <w:hyperlink w:anchor="_Toc241958948" w:history="1">
+          <w:hyperlink w:anchor="_Toc242188448" w:history="1">
             <w:r>
               <w:rPr>
                 <w:rStyle w:val="Hyperlink"/>
@@ -16634,7 +16482,7 @@
                 <w:noProof/>
                 <w:webHidden/>
               </w:rPr>
-              <w:instrText xml:space="preserve"> PAGEREF _Toc241958948 \h </w:instrText>
+              <w:instrText xml:space="preserve"> PAGEREF _Toc242188448 \h </w:instrText>
             </w:r>
             <w:r>
               <w:rPr>
@@ -16680,7 +16528,7 @@
               <w14:ligatures w14:val="standardContextual"/>
             </w:rPr>
           </w:pPr>
-          <w:hyperlink w:anchor="_Toc241958949" w:history="1">
+          <w:hyperlink w:anchor="_Toc242188449" w:history="1">
             <w:r>
               <w:rPr>
                 <w:rStyle w:val="Hyperlink"/>
@@ -16707,7 +16555,7 @@
                 <w:noProof/>
                 <w:webHidden/>
               </w:rPr>
-              <w:instrText xml:space="preserve"> PAGEREF _Toc241958949 \h </w:instrText>
+              <w:instrText xml:space="preserve"> PAGEREF _Toc242188449 \h </w:instrText>
             </w:r>
             <w:r>
               <w:rPr>
@@ -16753,7 +16601,7 @@
               <w14:ligatures w14:val="standardContextual"/>
             </w:rPr>
           </w:pPr>
-          <w:hyperlink w:anchor="_Toc241958950" w:history="1">
+          <w:hyperlink w:anchor="_Toc242188450" w:history="1">
             <w:r>
               <w:rPr>
                 <w:rStyle w:val="Hyperlink"/>
@@ -16780,7 +16628,7 @@
                 <w:noProof/>
                 <w:webHidden/>
               </w:rPr>
-              <w:instrText xml:space="preserve"> PAGEREF _Toc241958950 \h </w:instrText>
+              <w:instrText xml:space="preserve"> PAGEREF _Toc242188450 \h </w:instrText>
             </w:r>
             <w:r>
               <w:rPr>
@@ -16826,7 +16674,7 @@
               <w14:ligatures w14:val="standardContextual"/>
             </w:rPr>
           </w:pPr>
-          <w:hyperlink w:anchor="_Toc241958951" w:history="1">
+          <w:hyperlink w:anchor="_Toc242188451" w:history="1">
             <w:r>
               <w:rPr>
                 <w:rStyle w:val="Hyperlink"/>
@@ -16853,7 +16701,7 @@
                 <w:noProof/>
                 <w:webHidden/>
               </w:rPr>
-              <w:instrText xml:space="preserve"> PAGEREF _Toc241958951 \h </w:instrText>
+              <w:instrText xml:space="preserve"> PAGEREF _Toc242188451 \h </w:instrText>
             </w:r>
             <w:r>
               <w:rPr>
@@ -16899,7 +16747,7 @@
               <w14:ligatures w14:val="standardContextual"/>
             </w:rPr>
           </w:pPr>
-          <w:hyperlink w:anchor="_Toc241958952" w:history="1">
+          <w:hyperlink w:anchor="_Toc242188452" w:history="1">
             <w:r>
               <w:rPr>
                 <w:rStyle w:val="Hyperlink"/>
@@ -16926,7 +16774,7 @@
                 <w:noProof/>
                 <w:webHidden/>
               </w:rPr>
-              <w:instrText xml:space="preserve"> PAGEREF _Toc241958952 \h </w:instrText>
+              <w:instrText xml:space="preserve"> PAGEREF _Toc242188452 \h </w:instrText>
             </w:r>
             <w:r>
               <w:rPr>
@@ -16972,7 +16820,7 @@
               <w14:ligatures w14:val="standardContextual"/>
             </w:rPr>
           </w:pPr>
-          <w:hyperlink w:anchor="_Toc241958953" w:history="1">
+          <w:hyperlink w:anchor="_Toc242188453" w:history="1">
             <w:r>
               <w:rPr>
                 <w:rStyle w:val="Hyperlink"/>
@@ -16999,7 +16847,7 @@
                 <w:noProof/>
                 <w:webHidden/>
               </w:rPr>
-              <w:instrText xml:space="preserve"> PAGEREF _Toc241958953 \h </w:instrText>
+              <w:instrText xml:space="preserve"> PAGEREF _Toc242188453 \h </w:instrText>
             </w:r>
             <w:r>
               <w:rPr>
@@ -17045,7 +16893,7 @@
               <w14:ligatures w14:val="standardContextual"/>
             </w:rPr>
           </w:pPr>
-          <w:hyperlink w:anchor="_Toc241958954" w:history="1">
+          <w:hyperlink w:anchor="_Toc242188454" w:history="1">
             <w:r>
               <w:rPr>
                 <w:rStyle w:val="Hyperlink"/>
@@ -17072,7 +16920,7 @@
                 <w:noProof/>
                 <w:webHidden/>
               </w:rPr>
-              <w:instrText xml:space="preserve"> PAGEREF _Toc241958954 \h </w:instrText>
+              <w:instrText xml:space="preserve"> PAGEREF _Toc242188454 \h </w:instrText>
             </w:r>
             <w:r>
               <w:rPr>
@@ -17118,7 +16966,7 @@
               <w14:ligatures w14:val="standardContextual"/>
             </w:rPr>
           </w:pPr>
-          <w:hyperlink w:anchor="_Toc241958955" w:history="1">
+          <w:hyperlink w:anchor="_Toc242188455" w:history="1">
             <w:r>
               <w:rPr>
                 <w:rStyle w:val="Hyperlink"/>
@@ -17145,7 +16993,7 @@
                 <w:noProof/>
                 <w:webHidden/>
               </w:rPr>
-              <w:instrText xml:space="preserve"> PAGEREF _Toc241958955 \h </w:instrText>
+              <w:instrText xml:space="preserve"> PAGEREF _Toc242188455 \h </w:instrText>
             </w:r>
             <w:r>
               <w:rPr>
@@ -17191,7 +17039,7 @@
               <w14:ligatures w14:val="standardContextual"/>
             </w:rPr>
           </w:pPr>
-          <w:hyperlink w:anchor="_Toc241958956" w:history="1">
+          <w:hyperlink w:anchor="_Toc242188456" w:history="1">
             <w:r>
               <w:rPr>
                 <w:rStyle w:val="Hyperlink"/>
@@ -17218,7 +17066,7 @@
                 <w:noProof/>
                 <w:webHidden/>
               </w:rPr>
-              <w:instrText xml:space="preserve"> PAGEREF _Toc241958956 \h </w:instrText>
+              <w:instrText xml:space="preserve"> PAGEREF _Toc242188456 \h </w:instrText>
             </w:r>
             <w:r>
               <w:rPr>
@@ -17264,7 +17112,7 @@
               <w14:ligatures w14:val="standardContextual"/>
             </w:rPr>
           </w:pPr>
-          <w:hyperlink w:anchor="_Toc241958957" w:history="1">
+          <w:hyperlink w:anchor="_Toc242188457" w:history="1">
             <w:r>
               <w:rPr>
                 <w:rStyle w:val="Hyperlink"/>
@@ -17291,7 +17139,7 @@
                 <w:noProof/>
                 <w:webHidden/>
               </w:rPr>
-              <w:instrText xml:space="preserve"> PAGEREF _Toc241958957 \h </w:instrText>
+              <w:instrText xml:space="preserve"> PAGEREF _Toc242188457 \h </w:instrText>
             </w:r>
             <w:r>
               <w:rPr>
@@ -17337,7 +17185,7 @@
               <w14:ligatures w14:val="standardContextual"/>
             </w:rPr>
           </w:pPr>
-          <w:hyperlink w:anchor="_Toc241958958" w:history="1">
+          <w:hyperlink w:anchor="_Toc242188458" w:history="1">
             <w:r>
               <w:rPr>
                 <w:rStyle w:val="Hyperlink"/>
@@ -17364,7 +17212,7 @@
                 <w:noProof/>
                 <w:webHidden/>
               </w:rPr>
-              <w:instrText xml:space="preserve"> PAGEREF _Toc241958958 \h </w:instrText>
+              <w:instrText xml:space="preserve"> PAGEREF _Toc242188458 \h </w:instrText>
             </w:r>
             <w:r>
               <w:rPr>
@@ -17410,7 +17258,7 @@
               <w14:ligatures w14:val="standardContextual"/>
             </w:rPr>
           </w:pPr>
-          <w:hyperlink w:anchor="_Toc241958959" w:history="1">
+          <w:hyperlink w:anchor="_Toc242188459" w:history="1">
             <w:r>
               <w:rPr>
                 <w:rStyle w:val="Hyperlink"/>
@@ -17437,7 +17285,7 @@
                 <w:noProof/>
                 <w:webHidden/>
               </w:rPr>
-              <w:instrText xml:space="preserve"> PAGEREF _Toc241958959 \h </w:instrText>
+              <w:instrText xml:space="preserve"> PAGEREF _Toc242188459 \h </w:instrText>
             </w:r>
             <w:r>
               <w:rPr>
@@ -17483,7 +17331,7 @@
               <w14:ligatures w14:val="standardContextual"/>
             </w:rPr>
           </w:pPr>
-          <w:hyperlink w:anchor="_Toc241958960" w:history="1">
+          <w:hyperlink w:anchor="_Toc242188460" w:history="1">
             <w:r>
               <w:rPr>
                 <w:rStyle w:val="Hyperlink"/>
@@ -17510,7 +17358,7 @@
                 <w:noProof/>
                 <w:webHidden/>
               </w:rPr>
-              <w:instrText xml:space="preserve"> PAGEREF _Toc241958960 \h </w:instrText>
+              <w:instrText xml:space="preserve"> PAGEREF _Toc242188460 \h </w:instrText>
             </w:r>
             <w:r>
               <w:rPr>
@@ -17556,7 +17404,7 @@
               <w14:ligatures w14:val="standardContextual"/>
             </w:rPr>
           </w:pPr>
-          <w:hyperlink w:anchor="_Toc241958961" w:history="1">
+          <w:hyperlink w:anchor="_Toc242188461" w:history="1">
             <w:r>
               <w:rPr>
                 <w:rStyle w:val="Hyperlink"/>
@@ -17583,7 +17431,7 @@
                 <w:noProof/>
                 <w:webHidden/>
               </w:rPr>
-              <w:instrText xml:space="preserve"> PAGEREF _Toc241958961 \h </w:instrText>
+              <w:instrText xml:space="preserve"> PAGEREF _Toc242188461 \h </w:instrText>
             </w:r>
             <w:r>
               <w:rPr>
@@ -17629,7 +17477,7 @@
               <w14:ligatures w14:val="standardContextual"/>
             </w:rPr>
           </w:pPr>
-          <w:hyperlink w:anchor="_Toc241958962" w:history="1">
+          <w:hyperlink w:anchor="_Toc242188462" w:history="1">
             <w:r>
               <w:rPr>
                 <w:rStyle w:val="Hyperlink"/>
@@ -17656,7 +17504,7 @@
                 <w:noProof/>
                 <w:webHidden/>
               </w:rPr>
-              <w:instrText xml:space="preserve"> PAGEREF _Toc241958962 \h </w:instrText>
+              <w:instrText xml:space="preserve"> PAGEREF _Toc242188462 \h </w:instrText>
             </w:r>
             <w:r>
               <w:rPr>
@@ -17702,7 +17550,7 @@
               <w14:ligatures w14:val="standardContextual"/>
             </w:rPr>
           </w:pPr>
-          <w:hyperlink w:anchor="_Toc241958963" w:history="1">
+          <w:hyperlink w:anchor="_Toc242188463" w:history="1">
             <w:r>
               <w:rPr>
                 <w:rStyle w:val="Hyperlink"/>
@@ -17729,7 +17577,7 @@
                 <w:noProof/>
                 <w:webHidden/>
               </w:rPr>
-              <w:instrText xml:space="preserve"> PAGEREF _Toc241958963 \h </w:instrText>
+              <w:instrText xml:space="preserve"> PAGEREF _Toc242188463 \h </w:instrText>
             </w:r>
             <w:r>
               <w:rPr>
@@ -17775,7 +17623,7 @@
               <w14:ligatures w14:val="standardContextual"/>
             </w:rPr>
           </w:pPr>
-          <w:hyperlink w:anchor="_Toc241958964" w:history="1">
+          <w:hyperlink w:anchor="_Toc242188464" w:history="1">
             <w:r>
               <w:rPr>
                 <w:rStyle w:val="Hyperlink"/>
@@ -17804,7 +17652,7 @@
                 <w:noProof/>
                 <w:webHidden/>
               </w:rPr>
-              <w:instrText xml:space="preserve"> PAGEREF _Toc241958964 \h </w:instrText>
+              <w:instrText xml:space="preserve"> PAGEREF _Toc242188464 \h </w:instrText>
             </w:r>
             <w:r>
               <w:rPr>
@@ -17850,7 +17698,7 @@
               <w14:ligatures w14:val="standardContextual"/>
             </w:rPr>
           </w:pPr>
-          <w:hyperlink w:anchor="_Toc241958965" w:history="1">
+          <w:hyperlink w:anchor="_Toc242188465" w:history="1">
             <w:r>
               <w:rPr>
                 <w:rStyle w:val="Hyperlink"/>
@@ -17879,7 +17727,7 @@
                 <w:noProof/>
                 <w:webHidden/>
               </w:rPr>
-              <w:instrText xml:space="preserve"> PAGEREF _Toc241958965 \h </w:instrText>
+              <w:instrText xml:space="preserve"> PAGEREF _Toc242188465 \h </w:instrText>
             </w:r>
             <w:r>
               <w:rPr>
@@ -17925,7 +17773,7 @@
               <w14:ligatures w14:val="standardContextual"/>
             </w:rPr>
           </w:pPr>
-          <w:hyperlink w:anchor="_Toc241958966" w:history="1">
+          <w:hyperlink w:anchor="_Toc242188466" w:history="1">
             <w:r>
               <w:rPr>
                 <w:rStyle w:val="Hyperlink"/>
@@ -17952,7 +17800,7 @@
                 <w:noProof/>
                 <w:webHidden/>
               </w:rPr>
-              <w:instrText xml:space="preserve"> PAGEREF _Toc241958966 \h </w:instrText>
+              <w:instrText xml:space="preserve"> PAGEREF _Toc242188466 \h </w:instrText>
             </w:r>
             <w:r>
               <w:rPr>
@@ -17998,7 +17846,7 @@
               <w14:ligatures w14:val="standardContextual"/>
             </w:rPr>
           </w:pPr>
-          <w:hyperlink w:anchor="_Toc241958967" w:history="1">
+          <w:hyperlink w:anchor="_Toc242188467" w:history="1">
             <w:r>
               <w:rPr>
                 <w:rStyle w:val="Hyperlink"/>
@@ -18026,7 +17874,7 @@
                 <w:noProof/>
                 <w:webHidden/>
               </w:rPr>
-              <w:instrText xml:space="preserve"> PAGEREF _Toc241958967 \h </w:instrText>
+              <w:instrText xml:space="preserve"> PAGEREF _Toc242188467 \h </w:instrText>
             </w:r>
             <w:r>
               <w:rPr>
@@ -18072,7 +17920,7 @@
               <w14:ligatures w14:val="standardContextual"/>
             </w:rPr>
           </w:pPr>
-          <w:hyperlink w:anchor="_Toc241958968" w:history="1">
+          <w:hyperlink w:anchor="_Toc242188468" w:history="1">
             <w:r>
               <w:rPr>
                 <w:rStyle w:val="Hyperlink"/>
@@ -18099,7 +17947,7 @@
                 <w:noProof/>
                 <w:webHidden/>
               </w:rPr>
-              <w:instrText xml:space="preserve"> PAGEREF _Toc241958968 \h </w:instrText>
+              <w:instrText xml:space="preserve"> PAGEREF _Toc242188468 \h </w:instrText>
             </w:r>
             <w:r>
               <w:rPr>
@@ -18145,7 +17993,7 @@
               <w14:ligatures w14:val="standardContextual"/>
             </w:rPr>
           </w:pPr>
-          <w:hyperlink w:anchor="_Toc241958969" w:history="1">
+          <w:hyperlink w:anchor="_Toc242188469" w:history="1">
             <w:r>
               <w:rPr>
                 <w:rStyle w:val="Hyperlink"/>
@@ -18173,7 +18021,7 @@
                 <w:noProof/>
                 <w:webHidden/>
               </w:rPr>
-              <w:instrText xml:space="preserve"> PAGEREF _Toc241958969 \h </w:instrText>
+              <w:instrText xml:space="preserve"> PAGEREF _Toc242188469 \h </w:instrText>
             </w:r>
             <w:r>
               <w:rPr>
@@ -18219,7 +18067,7 @@
               <w14:ligatures w14:val="standardContextual"/>
             </w:rPr>
           </w:pPr>
-          <w:hyperlink w:anchor="_Toc241958970" w:history="1">
+          <w:hyperlink w:anchor="_Toc242188470" w:history="1">
             <w:r>
               <w:rPr>
                 <w:rStyle w:val="Hyperlink"/>
@@ -18246,7 +18094,7 @@
                 <w:noProof/>
                 <w:webHidden/>
               </w:rPr>
-              <w:instrText xml:space="preserve"> PAGEREF _Toc241958970 \h </w:instrText>
+              <w:instrText xml:space="preserve"> PAGEREF _Toc242188470 \h </w:instrText>
             </w:r>
             <w:r>
               <w:rPr>
@@ -18292,7 +18140,7 @@
               <w14:ligatures w14:val="standardContextual"/>
             </w:rPr>
           </w:pPr>
-          <w:hyperlink w:anchor="_Toc241958971" w:history="1">
+          <w:hyperlink w:anchor="_Toc242188471" w:history="1">
             <w:r>
               <w:rPr>
                 <w:rStyle w:val="Hyperlink"/>
@@ -18319,7 +18167,7 @@
                 <w:noProof/>
                 <w:webHidden/>
               </w:rPr>
-              <w:instrText xml:space="preserve"> PAGEREF _Toc241958971 \h </w:instrText>
+              <w:instrText xml:space="preserve"> PAGEREF _Toc242188471 \h </w:instrText>
             </w:r>
             <w:r>
               <w:rPr>
@@ -18365,7 +18213,7 @@
               <w14:ligatures w14:val="standardContextual"/>
             </w:rPr>
           </w:pPr>
-          <w:hyperlink w:anchor="_Toc241958972" w:history="1">
+          <w:hyperlink w:anchor="_Toc242188472" w:history="1">
             <w:r>
               <w:rPr>
                 <w:rStyle w:val="Hyperlink"/>
@@ -18392,7 +18240,7 @@
                 <w:noProof/>
                 <w:webHidden/>
               </w:rPr>
-              <w:instrText xml:space="preserve"> PAGEREF _Toc241958972 \h </w:instrText>
+              <w:instrText xml:space="preserve"> PAGEREF _Toc242188472 \h </w:instrText>
             </w:r>
             <w:r>
               <w:rPr>
@@ -18438,7 +18286,7 @@
               <w14:ligatures w14:val="standardContextual"/>
             </w:rPr>
           </w:pPr>
-          <w:hyperlink w:anchor="_Toc241958973" w:history="1">
+          <w:hyperlink w:anchor="_Toc242188473" w:history="1">
             <w:r>
               <w:rPr>
                 <w:rStyle w:val="Hyperlink"/>
@@ -18465,7 +18313,7 @@
                 <w:noProof/>
                 <w:webHidden/>
               </w:rPr>
-              <w:instrText xml:space="preserve"> PAGEREF _Toc241958973 \h </w:instrText>
+              <w:instrText xml:space="preserve"> PAGEREF _Toc242188473 \h </w:instrText>
             </w:r>
             <w:r>
               <w:rPr>
@@ -18511,7 +18359,7 @@
               <w14:ligatures w14:val="standardContextual"/>
             </w:rPr>
           </w:pPr>
-          <w:hyperlink w:anchor="_Toc241958974" w:history="1">
+          <w:hyperlink w:anchor="_Toc242188474" w:history="1">
             <w:r>
               <w:rPr>
                 <w:rStyle w:val="Hyperlink"/>
@@ -18538,7 +18386,7 @@
                 <w:noProof/>
                 <w:webHidden/>
               </w:rPr>
-              <w:instrText xml:space="preserve"> PAGEREF _Toc241958974 \h </w:instrText>
+              <w:instrText xml:space="preserve"> PAGEREF _Toc242188474 \h </w:instrText>
             </w:r>
             <w:r>
               <w:rPr>
@@ -18584,7 +18432,7 @@
               <w14:ligatures w14:val="standardContextual"/>
             </w:rPr>
           </w:pPr>
-          <w:hyperlink w:anchor="_Toc241958975" w:history="1">
+          <w:hyperlink w:anchor="_Toc242188475" w:history="1">
             <w:r>
               <w:rPr>
                 <w:rStyle w:val="Hyperlink"/>
@@ -18611,7 +18459,7 @@
                 <w:noProof/>
                 <w:webHidden/>
               </w:rPr>
-              <w:instrText xml:space="preserve"> PAGEREF _Toc241958975 \h </w:instrText>
+              <w:instrText xml:space="preserve"> PAGEREF _Toc242188475 \h </w:instrText>
             </w:r>
             <w:r>
               <w:rPr>
@@ -18657,7 +18505,7 @@
               <w14:ligatures w14:val="standardContextual"/>
             </w:rPr>
           </w:pPr>
-          <w:hyperlink w:anchor="_Toc241958976" w:history="1">
+          <w:hyperlink w:anchor="_Toc242188476" w:history="1">
             <w:r>
               <w:rPr>
                 <w:rStyle w:val="Hyperlink"/>
@@ -18684,7 +18532,7 @@
                 <w:noProof/>
                 <w:webHidden/>
               </w:rPr>
-              <w:instrText xml:space="preserve"> PAGEREF _Toc241958976 \h </w:instrText>
+              <w:instrText xml:space="preserve"> PAGEREF _Toc242188476 \h </w:instrText>
             </w:r>
             <w:r>
               <w:rPr>
@@ -18730,7 +18578,7 @@
               <w14:ligatures w14:val="standardContextual"/>
             </w:rPr>
           </w:pPr>
-          <w:hyperlink w:anchor="_Toc241958977" w:history="1">
+          <w:hyperlink w:anchor="_Toc242188477" w:history="1">
             <w:r>
               <w:rPr>
                 <w:rStyle w:val="Hyperlink"/>
@@ -18757,7 +18605,7 @@
                 <w:noProof/>
                 <w:webHidden/>
               </w:rPr>
-              <w:instrText xml:space="preserve"> PAGEREF _Toc241958977 \h </w:instrText>
+              <w:instrText xml:space="preserve"> PAGEREF _Toc242188477 \h </w:instrText>
             </w:r>
             <w:r>
               <w:rPr>
@@ -18803,7 +18651,7 @@
               <w14:ligatures w14:val="standardContextual"/>
             </w:rPr>
           </w:pPr>
-          <w:hyperlink w:anchor="_Toc241958978" w:history="1">
+          <w:hyperlink w:anchor="_Toc242188478" w:history="1">
             <w:r>
               <w:rPr>
                 <w:rStyle w:val="Hyperlink"/>
@@ -18830,7 +18678,7 @@
                 <w:noProof/>
                 <w:webHidden/>
               </w:rPr>
-              <w:instrText xml:space="preserve"> PAGEREF _Toc241958978 \h </w:instrText>
+              <w:instrText xml:space="preserve"> PAGEREF _Toc242188478 \h </w:instrText>
             </w:r>
             <w:r>
               <w:rPr>
@@ -18876,7 +18724,7 @@
               <w14:ligatures w14:val="standardContextual"/>
             </w:rPr>
           </w:pPr>
-          <w:hyperlink w:anchor="_Toc241958979" w:history="1">
+          <w:hyperlink w:anchor="_Toc242188479" w:history="1">
             <w:r>
               <w:rPr>
                 <w:rStyle w:val="Hyperlink"/>
@@ -18903,7 +18751,7 @@
                 <w:noProof/>
                 <w:webHidden/>
               </w:rPr>
-              <w:instrText xml:space="preserve"> PAGEREF _Toc241958979 \h </w:instrText>
+              <w:instrText xml:space="preserve"> PAGEREF _Toc242188479 \h </w:instrText>
             </w:r>
             <w:r>
               <w:rPr>
@@ -18949,7 +18797,7 @@
               <w14:ligatures w14:val="standardContextual"/>
             </w:rPr>
           </w:pPr>
-          <w:hyperlink w:anchor="_Toc241958980" w:history="1">
+          <w:hyperlink w:anchor="_Toc242188480" w:history="1">
             <w:r>
               <w:rPr>
                 <w:rStyle w:val="Hyperlink"/>
@@ -18976,7 +18824,7 @@
                 <w:noProof/>
                 <w:webHidden/>
               </w:rPr>
-              <w:instrText xml:space="preserve"> PAGEREF _Toc241958980 \h </w:instrText>
+              <w:instrText xml:space="preserve"> PAGEREF _Toc242188480 \h </w:instrText>
             </w:r>
             <w:r>
               <w:rPr>
@@ -19022,7 +18870,7 @@
               <w14:ligatures w14:val="standardContextual"/>
             </w:rPr>
           </w:pPr>
-          <w:hyperlink w:anchor="_Toc241958981" w:history="1">
+          <w:hyperlink w:anchor="_Toc242188481" w:history="1">
             <w:r>
               <w:rPr>
                 <w:rStyle w:val="Hyperlink"/>
@@ -19049,7 +18897,7 @@
                 <w:noProof/>
                 <w:webHidden/>
               </w:rPr>
-              <w:instrText xml:space="preserve"> PAGEREF _Toc241958981 \h </w:instrText>
+              <w:instrText xml:space="preserve"> PAGEREF _Toc242188481 \h </w:instrText>
             </w:r>
             <w:r>
               <w:rPr>
@@ -19095,7 +18943,7 @@
               <w14:ligatures w14:val="standardContextual"/>
             </w:rPr>
           </w:pPr>
-          <w:hyperlink w:anchor="_Toc241958982" w:history="1">
+          <w:hyperlink w:anchor="_Toc242188482" w:history="1">
             <w:r>
               <w:rPr>
                 <w:rStyle w:val="Hyperlink"/>
@@ -19122,7 +18970,7 @@
                 <w:noProof/>
                 <w:webHidden/>
               </w:rPr>
-              <w:instrText xml:space="preserve"> PAGEREF _Toc241958982 \h </w:instrText>
+              <w:instrText xml:space="preserve"> PAGEREF _Toc242188482 \h </w:instrText>
             </w:r>
             <w:r>
               <w:rPr>
@@ -19168,7 +19016,7 @@
               <w14:ligatures w14:val="standardContextual"/>
             </w:rPr>
           </w:pPr>
-          <w:hyperlink w:anchor="_Toc241958983" w:history="1">
+          <w:hyperlink w:anchor="_Toc242188483" w:history="1">
             <w:r>
               <w:rPr>
                 <w:rStyle w:val="Hyperlink"/>
@@ -19195,7 +19043,7 @@
                 <w:noProof/>
                 <w:webHidden/>
               </w:rPr>
-              <w:instrText xml:space="preserve"> PAGEREF _Toc241958983 \h </w:instrText>
+              <w:instrText xml:space="preserve"> PAGEREF _Toc242188483 \h </w:instrText>
             </w:r>
             <w:r>
               <w:rPr>
@@ -19241,7 +19089,7 @@
               <w14:ligatures w14:val="standardContextual"/>
             </w:rPr>
           </w:pPr>
-          <w:hyperlink w:anchor="_Toc241958984" w:history="1">
+          <w:hyperlink w:anchor="_Toc242188484" w:history="1">
             <w:r>
               <w:rPr>
                 <w:rStyle w:val="Hyperlink"/>
@@ -19268,7 +19116,7 @@
                 <w:noProof/>
                 <w:webHidden/>
               </w:rPr>
-              <w:instrText xml:space="preserve"> PAGEREF _Toc241958984 \h </w:instrText>
+              <w:instrText xml:space="preserve"> PAGEREF _Toc242188484 \h </w:instrText>
             </w:r>
             <w:r>
               <w:rPr>
@@ -19314,7 +19162,7 @@
               <w14:ligatures w14:val="standardContextual"/>
             </w:rPr>
           </w:pPr>
-          <w:hyperlink w:anchor="_Toc241958985" w:history="1">
+          <w:hyperlink w:anchor="_Toc242188485" w:history="1">
             <w:r>
               <w:rPr>
                 <w:rStyle w:val="Hyperlink"/>
@@ -19341,7 +19189,7 @@
                 <w:noProof/>
                 <w:webHidden/>
               </w:rPr>
-              <w:instrText xml:space="preserve"> PAGEREF _Toc241958985 \h </w:instrText>
+              <w:instrText xml:space="preserve"> PAGEREF _Toc242188485 \h </w:instrText>
             </w:r>
             <w:r>
               <w:rPr>
@@ -19387,7 +19235,7 @@
               <w14:ligatures w14:val="standardContextual"/>
             </w:rPr>
           </w:pPr>
-          <w:hyperlink w:anchor="_Toc241958986" w:history="1">
+          <w:hyperlink w:anchor="_Toc242188486" w:history="1">
             <w:r>
               <w:rPr>
                 <w:rStyle w:val="Hyperlink"/>
@@ -19414,7 +19262,7 @@
                 <w:noProof/>
                 <w:webHidden/>
               </w:rPr>
-              <w:instrText xml:space="preserve"> PAGEREF _Toc241958986 \h </w:instrText>
+              <w:instrText xml:space="preserve"> PAGEREF _Toc242188486 \h </w:instrText>
             </w:r>
             <w:r>
               <w:rPr>
@@ -19460,7 +19308,7 @@
               <w14:ligatures w14:val="standardContextual"/>
             </w:rPr>
           </w:pPr>
-          <w:hyperlink w:anchor="_Toc241958987" w:history="1">
+          <w:hyperlink w:anchor="_Toc242188487" w:history="1">
             <w:r>
               <w:rPr>
                 <w:rStyle w:val="Hyperlink"/>
@@ -19487,7 +19335,7 @@
                 <w:noProof/>
                 <w:webHidden/>
               </w:rPr>
-              <w:instrText xml:space="preserve"> PAGEREF _Toc241958987 \h </w:instrText>
+              <w:instrText xml:space="preserve"> PAGEREF _Toc242188487 \h </w:instrText>
             </w:r>
             <w:r>
               <w:rPr>
@@ -19533,7 +19381,7 @@
               <w14:ligatures w14:val="standardContextual"/>
             </w:rPr>
           </w:pPr>
-          <w:hyperlink w:anchor="_Toc241958988" w:history="1">
+          <w:hyperlink w:anchor="_Toc242188488" w:history="1">
             <w:r>
               <w:rPr>
                 <w:rStyle w:val="Hyperlink"/>
@@ -19560,7 +19408,7 @@
                 <w:noProof/>
                 <w:webHidden/>
               </w:rPr>
-              <w:instrText xml:space="preserve"> PAGEREF _Toc241958988 \h </w:instrText>
+              <w:instrText xml:space="preserve"> PAGEREF _Toc242188488 \h </w:instrText>
             </w:r>
             <w:r>
               <w:rPr>
@@ -19606,7 +19454,7 @@
               <w14:ligatures w14:val="standardContextual"/>
             </w:rPr>
           </w:pPr>
-          <w:hyperlink w:anchor="_Toc241958989" w:history="1">
+          <w:hyperlink w:anchor="_Toc242188489" w:history="1">
             <w:r>
               <w:rPr>
                 <w:rStyle w:val="Hyperlink"/>
@@ -19633,7 +19481,7 @@
                 <w:noProof/>
                 <w:webHidden/>
               </w:rPr>
-              <w:instrText xml:space="preserve"> PAGEREF _Toc241958989 \h </w:instrText>
+              <w:instrText xml:space="preserve"> PAGEREF _Toc242188489 \h </w:instrText>
             </w:r>
             <w:r>
               <w:rPr>
@@ -19679,7 +19527,7 @@
               <w14:ligatures w14:val="standardContextual"/>
             </w:rPr>
           </w:pPr>
-          <w:hyperlink w:anchor="_Toc241958990" w:history="1">
+          <w:hyperlink w:anchor="_Toc242188490" w:history="1">
             <w:r>
               <w:rPr>
                 <w:rStyle w:val="Hyperlink"/>
@@ -19706,7 +19554,7 @@
                 <w:noProof/>
                 <w:webHidden/>
               </w:rPr>
-              <w:instrText xml:space="preserve"> PAGEREF _Toc241958990 \h </w:instrText>
+              <w:instrText xml:space="preserve"> PAGEREF _Toc242188490 \h </w:instrText>
             </w:r>
             <w:r>
               <w:rPr>
@@ -19752,7 +19600,7 @@
               <w14:ligatures w14:val="standardContextual"/>
             </w:rPr>
           </w:pPr>
-          <w:hyperlink w:anchor="_Toc241958991" w:history="1">
+          <w:hyperlink w:anchor="_Toc242188491" w:history="1">
             <w:r>
               <w:rPr>
                 <w:rStyle w:val="Hyperlink"/>
@@ -19779,7 +19627,7 @@
                 <w:noProof/>
                 <w:webHidden/>
               </w:rPr>
-              <w:instrText xml:space="preserve"> PAGEREF _Toc241958991 \h </w:instrText>
+              <w:instrText xml:space="preserve"> PAGEREF _Toc242188491 \h </w:instrText>
             </w:r>
             <w:r>
               <w:rPr>
@@ -19825,7 +19673,7 @@
               <w14:ligatures w14:val="standardContextual"/>
             </w:rPr>
           </w:pPr>
-          <w:hyperlink w:anchor="_Toc241958992" w:history="1">
+          <w:hyperlink w:anchor="_Toc242188492" w:history="1">
             <w:r>
               <w:rPr>
                 <w:rStyle w:val="Hyperlink"/>
@@ -19852,7 +19700,7 @@
                 <w:noProof/>
                 <w:webHidden/>
               </w:rPr>
-              <w:instrText xml:space="preserve"> PAGEREF _Toc241958992 \h </w:instrText>
+              <w:instrText xml:space="preserve"> PAGEREF _Toc242188492 \h </w:instrText>
             </w:r>
             <w:r>
               <w:rPr>
@@ -19898,7 +19746,7 @@
               <w14:ligatures w14:val="standardContextual"/>
             </w:rPr>
           </w:pPr>
-          <w:hyperlink w:anchor="_Toc241958993" w:history="1">
+          <w:hyperlink w:anchor="_Toc242188493" w:history="1">
             <w:r>
               <w:rPr>
                 <w:rStyle w:val="Hyperlink"/>
@@ -19925,7 +19773,7 @@
                 <w:noProof/>
                 <w:webHidden/>
               </w:rPr>
-              <w:instrText xml:space="preserve"> PAGEREF _Toc241958993 \h </w:instrText>
+              <w:instrText xml:space="preserve"> PAGEREF _Toc242188493 \h </w:instrText>
             </w:r>
             <w:r>
               <w:rPr>
@@ -19971,7 +19819,7 @@
               <w14:ligatures w14:val="standardContextual"/>
             </w:rPr>
           </w:pPr>
-          <w:hyperlink w:anchor="_Toc241958994" w:history="1">
+          <w:hyperlink w:anchor="_Toc242188494" w:history="1">
             <w:r>
               <w:rPr>
                 <w:rStyle w:val="Hyperlink"/>
@@ -19998,7 +19846,7 @@
                 <w:noProof/>
                 <w:webHidden/>
               </w:rPr>
-              <w:instrText xml:space="preserve"> PAGEREF _Toc241958994 \h </w:instrText>
+              <w:instrText xml:space="preserve"> PAGEREF _Toc242188494 \h </w:instrText>
             </w:r>
             <w:r>
               <w:rPr>
@@ -20044,7 +19892,7 @@
               <w14:ligatures w14:val="standardContextual"/>
             </w:rPr>
           </w:pPr>
-          <w:hyperlink w:anchor="_Toc241958995" w:history="1">
+          <w:hyperlink w:anchor="_Toc242188495" w:history="1">
             <w:r>
               <w:rPr>
                 <w:rStyle w:val="Hyperlink"/>
@@ -20071,7 +19919,7 @@
                 <w:noProof/>
                 <w:webHidden/>
               </w:rPr>
-              <w:instrText xml:space="preserve"> PAGEREF _Toc241958995 \h </w:instrText>
+              <w:instrText xml:space="preserve"> PAGEREF _Toc242188495 \h </w:instrText>
             </w:r>
             <w:r>
               <w:rPr>
@@ -20117,7 +19965,7 @@
               <w14:ligatures w14:val="standardContextual"/>
             </w:rPr>
           </w:pPr>
-          <w:hyperlink w:anchor="_Toc241958996" w:history="1">
+          <w:hyperlink w:anchor="_Toc242188496" w:history="1">
             <w:r>
               <w:rPr>
                 <w:rStyle w:val="Hyperlink"/>
@@ -20144,7 +19992,7 @@
                 <w:noProof/>
                 <w:webHidden/>
               </w:rPr>
-              <w:instrText xml:space="preserve"> PAGEREF _Toc241958996 \h </w:instrText>
+              <w:instrText xml:space="preserve"> PAGEREF _Toc242188496 \h </w:instrText>
             </w:r>
             <w:r>
               <w:rPr>
@@ -20190,7 +20038,7 @@
               <w14:ligatures w14:val="standardContextual"/>
             </w:rPr>
           </w:pPr>
-          <w:hyperlink w:anchor="_Toc241958997" w:history="1">
+          <w:hyperlink w:anchor="_Toc242188497" w:history="1">
             <w:r>
               <w:rPr>
                 <w:rStyle w:val="Hyperlink"/>
@@ -20217,7 +20065,7 @@
                 <w:noProof/>
                 <w:webHidden/>
               </w:rPr>
-              <w:instrText xml:space="preserve"> PAGEREF _Toc241958997 \h </w:instrText>
+              <w:instrText xml:space="preserve"> PAGEREF _Toc242188497 \h </w:instrText>
             </w:r>
             <w:r>
               <w:rPr>
@@ -20263,7 +20111,7 @@
               <w14:ligatures w14:val="standardContextual"/>
             </w:rPr>
           </w:pPr>
-          <w:hyperlink w:anchor="_Toc241958998" w:history="1">
+          <w:hyperlink w:anchor="_Toc242188498" w:history="1">
             <w:r>
               <w:rPr>
                 <w:rStyle w:val="Hyperlink"/>
@@ -20290,7 +20138,7 @@
                 <w:noProof/>
                 <w:webHidden/>
               </w:rPr>
-              <w:instrText xml:space="preserve"> PAGEREF _Toc241958998 \h </w:instrText>
+              <w:instrText xml:space="preserve"> PAGEREF _Toc242188498 \h </w:instrText>
             </w:r>
             <w:r>
               <w:rPr>
@@ -20336,7 +20184,7 @@
               <w14:ligatures w14:val="standardContextual"/>
             </w:rPr>
           </w:pPr>
-          <w:hyperlink w:anchor="_Toc241958999" w:history="1">
+          <w:hyperlink w:anchor="_Toc242188499" w:history="1">
             <w:r>
               <w:rPr>
                 <w:rStyle w:val="Hyperlink"/>
@@ -20363,7 +20211,7 @@
                 <w:noProof/>
                 <w:webHidden/>
               </w:rPr>
-              <w:instrText xml:space="preserve"> PAGEREF _Toc241958999 \h </w:instrText>
+              <w:instrText xml:space="preserve"> PAGEREF _Toc242188499 \h </w:instrText>
             </w:r>
             <w:r>
               <w:rPr>
@@ -20409,7 +20257,7 @@
               <w14:ligatures w14:val="standardContextual"/>
             </w:rPr>
           </w:pPr>
-          <w:hyperlink w:anchor="_Toc241959000" w:history="1">
+          <w:hyperlink w:anchor="_Toc242188500" w:history="1">
             <w:r>
               <w:rPr>
                 <w:rStyle w:val="Hyperlink"/>
@@ -20436,7 +20284,7 @@
                 <w:noProof/>
                 <w:webHidden/>
               </w:rPr>
-              <w:instrText xml:space="preserve"> PAGEREF _Toc241959000 \h </w:instrText>
+              <w:instrText xml:space="preserve"> PAGEREF _Toc242188500 \h </w:instrText>
             </w:r>
             <w:r>
               <w:rPr>
@@ -20482,7 +20330,7 @@
               <w14:ligatures w14:val="standardContextual"/>
             </w:rPr>
           </w:pPr>
-          <w:hyperlink w:anchor="_Toc241959001" w:history="1">
+          <w:hyperlink w:anchor="_Toc242188501" w:history="1">
             <w:r>
               <w:rPr>
                 <w:rStyle w:val="Hyperlink"/>
@@ -20509,7 +20357,7 @@
                 <w:noProof/>
                 <w:webHidden/>
               </w:rPr>
-              <w:instrText xml:space="preserve"> PAGEREF _Toc241959001 \h </w:instrText>
+              <w:instrText xml:space="preserve"> PAGEREF _Toc242188501 \h </w:instrText>
             </w:r>
             <w:r>
               <w:rPr>
@@ -20555,7 +20403,7 @@
               <w14:ligatures w14:val="standardContextual"/>
             </w:rPr>
           </w:pPr>
-          <w:hyperlink w:anchor="_Toc241959002" w:history="1">
+          <w:hyperlink w:anchor="_Toc242188502" w:history="1">
             <w:r>
               <w:rPr>
                 <w:rStyle w:val="Hyperlink"/>
@@ -20582,7 +20430,7 @@
                 <w:noProof/>
                 <w:webHidden/>
               </w:rPr>
-              <w:instrText xml:space="preserve"> PAGEREF _Toc241959002 \h </w:instrText>
+              <w:instrText xml:space="preserve"> PAGEREF _Toc242188502 \h </w:instrText>
             </w:r>
             <w:r>
               <w:rPr>
@@ -20628,7 +20476,7 @@
               <w14:ligatures w14:val="standardContextual"/>
             </w:rPr>
           </w:pPr>
-          <w:hyperlink w:anchor="_Toc241959003" w:history="1">
+          <w:hyperlink w:anchor="_Toc242188503" w:history="1">
             <w:r>
               <w:rPr>
                 <w:rStyle w:val="Hyperlink"/>
@@ -20655,7 +20503,7 @@
                 <w:noProof/>
                 <w:webHidden/>
               </w:rPr>
-              <w:instrText xml:space="preserve"> PAGEREF _Toc241959003 \h </w:instrText>
+              <w:instrText xml:space="preserve"> PAGEREF _Toc242188503 \h </w:instrText>
             </w:r>
             <w:r>
               <w:rPr>
@@ -20701,7 +20549,7 @@
               <w14:ligatures w14:val="standardContextual"/>
             </w:rPr>
           </w:pPr>
-          <w:hyperlink w:anchor="_Toc241959004" w:history="1">
+          <w:hyperlink w:anchor="_Toc242188504" w:history="1">
             <w:r>
               <w:rPr>
                 <w:rStyle w:val="Hyperlink"/>
@@ -20728,7 +20576,7 @@
                 <w:noProof/>
                 <w:webHidden/>
               </w:rPr>
-              <w:instrText xml:space="preserve"> PAGEREF _Toc241959004 \h </w:instrText>
+              <w:instrText xml:space="preserve"> PAGEREF _Toc242188504 \h </w:instrText>
             </w:r>
             <w:r>
               <w:rPr>
@@ -20774,7 +20622,7 @@
               <w14:ligatures w14:val="standardContextual"/>
             </w:rPr>
           </w:pPr>
-          <w:hyperlink w:anchor="_Toc241959005" w:history="1">
+          <w:hyperlink w:anchor="_Toc242188505" w:history="1">
             <w:r>
               <w:rPr>
                 <w:rStyle w:val="Hyperlink"/>
@@ -20801,7 +20649,7 @@
                 <w:noProof/>
                 <w:webHidden/>
               </w:rPr>
-              <w:instrText xml:space="preserve"> PAGEREF _Toc241959005 \h </w:instrText>
+              <w:instrText xml:space="preserve"> PAGEREF _Toc242188505 \h </w:instrText>
             </w:r>
             <w:r>
               <w:rPr>
@@ -20847,7 +20695,7 @@
               <w14:ligatures w14:val="standardContextual"/>
             </w:rPr>
           </w:pPr>
-          <w:hyperlink w:anchor="_Toc241959006" w:history="1">
+          <w:hyperlink w:anchor="_Toc242188506" w:history="1">
             <w:r>
               <w:rPr>
                 <w:rStyle w:val="Hyperlink"/>
@@ -20874,7 +20722,7 @@
                 <w:noProof/>
                 <w:webHidden/>
               </w:rPr>
-              <w:instrText xml:space="preserve"> PAGEREF _Toc241959006 \h </w:instrText>
+              <w:instrText xml:space="preserve"> PAGEREF _Toc242188506 \h </w:instrText>
             </w:r>
             <w:r>
               <w:rPr>
@@ -20920,7 +20768,7 @@
               <w14:ligatures w14:val="standardContextual"/>
             </w:rPr>
           </w:pPr>
-          <w:hyperlink w:anchor="_Toc241959007" w:history="1">
+          <w:hyperlink w:anchor="_Toc242188507" w:history="1">
             <w:r>
               <w:rPr>
                 <w:rStyle w:val="Hyperlink"/>
@@ -20947,7 +20795,7 @@
                 <w:noProof/>
                 <w:webHidden/>
               </w:rPr>
-              <w:instrText xml:space="preserve"> PAGEREF _Toc241959007 \h </w:instrText>
+              <w:instrText xml:space="preserve"> PAGEREF _Toc242188507 \h </w:instrText>
             </w:r>
             <w:r>
               <w:rPr>
@@ -20993,7 +20841,7 @@
               <w14:ligatures w14:val="standardContextual"/>
             </w:rPr>
           </w:pPr>
-          <w:hyperlink w:anchor="_Toc241959008" w:history="1">
+          <w:hyperlink w:anchor="_Toc242188508" w:history="1">
             <w:r>
               <w:rPr>
                 <w:rStyle w:val="Hyperlink"/>
@@ -21020,7 +20868,7 @@
                 <w:noProof/>
                 <w:webHidden/>
               </w:rPr>
-              <w:instrText xml:space="preserve"> PAGEREF _Toc241959008 \h </w:instrText>
+              <w:instrText xml:space="preserve"> PAGEREF _Toc242188508 \h </w:instrText>
             </w:r>
             <w:r>
               <w:rPr>
@@ -21066,7 +20914,7 @@
               <w14:ligatures w14:val="standardContextual"/>
             </w:rPr>
           </w:pPr>
-          <w:hyperlink w:anchor="_Toc241959009" w:history="1">
+          <w:hyperlink w:anchor="_Toc242188509" w:history="1">
             <w:r>
               <w:rPr>
                 <w:rStyle w:val="Hyperlink"/>
@@ -21093,7 +20941,7 @@
                 <w:noProof/>
                 <w:webHidden/>
               </w:rPr>
-              <w:instrText xml:space="preserve"> PAGEREF _Toc241959009 \h </w:instrText>
+              <w:instrText xml:space="preserve"> PAGEREF _Toc242188509 \h </w:instrText>
             </w:r>
             <w:r>
               <w:rPr>
@@ -21513,7 +21361,7 @@
       <w:pPr>
         <w:pStyle w:val="Heading1"/>
       </w:pPr>
-      <w:bookmarkStart w:id="1" w:name="_Toc241958881"/>
+      <w:bookmarkStart w:id="1" w:name="_Toc242188381"/>
       <w:r>
         <w:lastRenderedPageBreak/>
         <w:t xml:space="preserve">CHAPTER 1 - </w:t>
@@ -21532,7 +21380,7 @@
       <w:pPr>
         <w:pStyle w:val="Heading2"/>
       </w:pPr>
-      <w:bookmarkStart w:id="2" w:name="_Toc241958882"/>
+      <w:bookmarkStart w:id="2" w:name="_Toc242188382"/>
       <w:r>
         <w:t>1.1 Overview</w:t>
       </w:r>
@@ -21977,7 +21825,7 @@
       <w:pPr>
         <w:pStyle w:val="Heading2"/>
       </w:pPr>
-      <w:bookmarkStart w:id="3" w:name="_Toc241958883"/>
+      <w:bookmarkStart w:id="3" w:name="_Toc242188383"/>
       <w:r>
         <w:t>1</w:t>
       </w:r>
@@ -22143,7 +21991,7 @@
       <w:pPr>
         <w:pStyle w:val="Heading2"/>
       </w:pPr>
-      <w:bookmarkStart w:id="4" w:name="_Toc241958884"/>
+      <w:bookmarkStart w:id="4" w:name="_Toc242188384"/>
       <w:r>
         <w:lastRenderedPageBreak/>
         <w:t>1.3 Scope of the Project</w:t>
@@ -22251,7 +22099,7 @@
       <w:pPr>
         <w:pStyle w:val="Heading2"/>
       </w:pPr>
-      <w:bookmarkStart w:id="5" w:name="_Toc241958885"/>
+      <w:bookmarkStart w:id="5" w:name="_Toc242188385"/>
       <w:r>
         <w:t>1.4 Objectives</w:t>
       </w:r>
@@ -22844,7 +22692,7 @@
       <w:pPr>
         <w:pStyle w:val="Heading1"/>
       </w:pPr>
-      <w:bookmarkStart w:id="6" w:name="_Toc241958886"/>
+      <w:bookmarkStart w:id="6" w:name="_Toc242188386"/>
       <w:r>
         <w:lastRenderedPageBreak/>
         <w:t xml:space="preserve">CHAPTER 2 - </w:t>
@@ -22864,7 +22712,7 @@
       <w:pPr>
         <w:pStyle w:val="Heading2"/>
       </w:pPr>
-      <w:bookmarkStart w:id="7" w:name="_Toc241958887"/>
+      <w:bookmarkStart w:id="7" w:name="_Toc242188387"/>
       <w:r>
         <w:t>2.1 Functional Requirements</w:t>
       </w:r>
@@ -22879,7 +22727,7 @@
       <w:pPr>
         <w:pStyle w:val="Heading3"/>
       </w:pPr>
-      <w:bookmarkStart w:id="8" w:name="_Toc241958888"/>
+      <w:bookmarkStart w:id="8" w:name="_Toc242188388"/>
       <w:r>
         <w:t>2.1.1 Recipe Dataset Loading</w:t>
       </w:r>
@@ -22909,7 +22757,7 @@
       <w:pPr>
         <w:pStyle w:val="Heading3"/>
       </w:pPr>
-      <w:bookmarkStart w:id="9" w:name="_Toc241958889"/>
+      <w:bookmarkStart w:id="9" w:name="_Toc242188389"/>
       <w:r>
         <w:t>2.1.2 Recipe Record Parsing</w:t>
       </w:r>
@@ -22929,7 +22777,7 @@
       <w:pPr>
         <w:pStyle w:val="Heading3"/>
       </w:pPr>
-      <w:bookmarkStart w:id="10" w:name="_Toc241958890"/>
+      <w:bookmarkStart w:id="10" w:name="_Toc242188390"/>
       <w:r>
         <w:t>2.1.3 Recipe Storage</w:t>
       </w:r>
@@ -22949,7 +22797,7 @@
       <w:pPr>
         <w:pStyle w:val="Heading3"/>
       </w:pPr>
-      <w:bookmarkStart w:id="11" w:name="_Toc241958891"/>
+      <w:bookmarkStart w:id="11" w:name="_Toc242188391"/>
       <w:r>
         <w:t>2.1.4 Trie-Based Autocomplete</w:t>
       </w:r>
@@ -22974,7 +22822,7 @@
       <w:pPr>
         <w:pStyle w:val="Heading3"/>
       </w:pPr>
-      <w:bookmarkStart w:id="12" w:name="_Toc241958892"/>
+      <w:bookmarkStart w:id="12" w:name="_Toc242188392"/>
       <w:r>
         <w:lastRenderedPageBreak/>
         <w:t>2.1.5 Prefix Suggestions</w:t>
@@ -22995,7 +22843,7 @@
       <w:pPr>
         <w:pStyle w:val="Heading3"/>
       </w:pPr>
-      <w:bookmarkStart w:id="13" w:name="_Toc241958893"/>
+      <w:bookmarkStart w:id="13" w:name="_Toc242188393"/>
       <w:r>
         <w:t>2.1.6 Case-Insensitive Recipe Search</w:t>
       </w:r>
@@ -23015,7 +22863,7 @@
       <w:pPr>
         <w:pStyle w:val="Heading3"/>
       </w:pPr>
-      <w:bookmarkStart w:id="14" w:name="_Toc241958894"/>
+      <w:bookmarkStart w:id="14" w:name="_Toc242188394"/>
       <w:r>
         <w:t>2.1.7 Naive Pattern Matching</w:t>
       </w:r>
@@ -23035,7 +22883,7 @@
       <w:pPr>
         <w:pStyle w:val="Heading3"/>
       </w:pPr>
-      <w:bookmarkStart w:id="15" w:name="_Toc241958895"/>
+      <w:bookmarkStart w:id="15" w:name="_Toc242188395"/>
       <w:r>
         <w:t>2.1.8 KMP Search</w:t>
       </w:r>
@@ -23055,7 +22903,7 @@
       <w:pPr>
         <w:pStyle w:val="Heading3"/>
       </w:pPr>
-      <w:bookmarkStart w:id="16" w:name="_Toc241958896"/>
+      <w:bookmarkStart w:id="16" w:name="_Toc242188396"/>
       <w:r>
         <w:t>2.1.9 Rabin-Karp Search</w:t>
       </w:r>
@@ -23075,7 +22923,7 @@
       <w:pPr>
         <w:pStyle w:val="Heading3"/>
       </w:pPr>
-      <w:bookmarkStart w:id="17" w:name="_Toc241958897"/>
+      <w:bookmarkStart w:id="17" w:name="_Toc242188397"/>
       <w:r>
         <w:t>2.1.10 Aho-Corasick Pattern Verification</w:t>
       </w:r>
@@ -23095,7 +22943,7 @@
       <w:pPr>
         <w:pStyle w:val="Heading3"/>
       </w:pPr>
-      <w:bookmarkStart w:id="18" w:name="_Toc241958898"/>
+      <w:bookmarkStart w:id="18" w:name="_Toc242188398"/>
       <w:r>
         <w:t>2.1.11 Levenshtein Distance Calculation</w:t>
       </w:r>
@@ -23115,7 +22963,7 @@
       <w:pPr>
         <w:pStyle w:val="Heading3"/>
       </w:pPr>
-      <w:bookmarkStart w:id="19" w:name="_Toc241958899"/>
+      <w:bookmarkStart w:id="19" w:name="_Toc242188399"/>
       <w:r>
         <w:lastRenderedPageBreak/>
         <w:t>2.1.12 Fuzzy Search</w:t>
@@ -23136,7 +22984,7 @@
       <w:pPr>
         <w:pStyle w:val="Heading3"/>
       </w:pPr>
-      <w:bookmarkStart w:id="20" w:name="_Toc241958900"/>
+      <w:bookmarkStart w:id="20" w:name="_Toc242188400"/>
       <w:r>
         <w:t>2.1.13 Similarity Percentage</w:t>
       </w:r>
@@ -23191,7 +23039,7 @@
       <w:pPr>
         <w:pStyle w:val="Heading3"/>
       </w:pPr>
-      <w:bookmarkStart w:id="21" w:name="_Toc241958901"/>
+      <w:bookmarkStart w:id="21" w:name="_Toc242188401"/>
       <w:r>
         <w:t>2.1.14 Ingredient Input</w:t>
       </w:r>
@@ -23221,7 +23069,7 @@
       <w:pPr>
         <w:pStyle w:val="Heading3"/>
       </w:pPr>
-      <w:bookmarkStart w:id="22" w:name="_Toc241958902"/>
+      <w:bookmarkStart w:id="22" w:name="_Toc242188402"/>
       <w:r>
         <w:t>2.1.15 Bipartite Ingredient Matching</w:t>
       </w:r>
@@ -23246,7 +23094,7 @@
       <w:pPr>
         <w:pStyle w:val="Heading3"/>
       </w:pPr>
-      <w:bookmarkStart w:id="23" w:name="_Toc241958903"/>
+      <w:bookmarkStart w:id="23" w:name="_Toc242188403"/>
       <w:r>
         <w:t>2.1.16 Greedy Ingredient Coverage</w:t>
       </w:r>
@@ -23271,7 +23119,7 @@
       <w:pPr>
         <w:pStyle w:val="Heading3"/>
       </w:pPr>
-      <w:bookmarkStart w:id="24" w:name="_Toc241958904"/>
+      <w:bookmarkStart w:id="24" w:name="_Toc242188404"/>
       <w:r>
         <w:lastRenderedPageBreak/>
         <w:t>2.1.17 Random Recipe Recommendation</w:t>
@@ -23297,7 +23145,7 @@
       <w:pPr>
         <w:pStyle w:val="Heading3"/>
       </w:pPr>
-      <w:bookmarkStart w:id="25" w:name="_Toc241958905"/>
+      <w:bookmarkStart w:id="25" w:name="_Toc242188405"/>
       <w:r>
         <w:t>2.1.18 Parallel Similarity Processing</w:t>
       </w:r>
@@ -23322,7 +23170,7 @@
       <w:pPr>
         <w:pStyle w:val="Heading3"/>
       </w:pPr>
-      <w:bookmarkStart w:id="26" w:name="_Toc241958906"/>
+      <w:bookmarkStart w:id="26" w:name="_Toc242188406"/>
       <w:r>
         <w:t>2.1.19 Complete Recipe Information</w:t>
       </w:r>
@@ -23407,7 +23255,7 @@
       <w:pPr>
         <w:pStyle w:val="Heading3"/>
       </w:pPr>
-      <w:bookmarkStart w:id="27" w:name="_Toc241958907"/>
+      <w:bookmarkStart w:id="27" w:name="_Toc242188407"/>
       <w:r>
         <w:t>2.1.20 Input Validation</w:t>
       </w:r>
@@ -23427,7 +23275,7 @@
       <w:pPr>
         <w:pStyle w:val="Heading3"/>
       </w:pPr>
-      <w:bookmarkStart w:id="28" w:name="_Toc241958908"/>
+      <w:bookmarkStart w:id="28" w:name="_Toc242188408"/>
       <w:r>
         <w:t>2.1.21 Java Swing Graphical Interface</w:t>
       </w:r>
@@ -23463,7 +23311,7 @@
       <w:pPr>
         <w:pStyle w:val="Heading2"/>
       </w:pPr>
-      <w:bookmarkStart w:id="29" w:name="_Toc241958909"/>
+      <w:bookmarkStart w:id="29" w:name="_Toc242188409"/>
       <w:r>
         <w:lastRenderedPageBreak/>
         <w:t>2.2 Non-Functional Requirements</w:t>
@@ -23479,7 +23327,7 @@
       <w:pPr>
         <w:pStyle w:val="Heading3"/>
       </w:pPr>
-      <w:bookmarkStart w:id="30" w:name="_Toc241958910"/>
+      <w:bookmarkStart w:id="30" w:name="_Toc242188410"/>
       <w:r>
         <w:t xml:space="preserve">2.2.1 </w:t>
       </w:r>
@@ -23513,7 +23361,7 @@
       <w:pPr>
         <w:pStyle w:val="Heading3"/>
       </w:pPr>
-      <w:bookmarkStart w:id="31" w:name="_Toc241958911"/>
+      <w:bookmarkStart w:id="31" w:name="_Toc242188411"/>
       <w:r>
         <w:t xml:space="preserve">2.2.2 </w:t>
       </w:r>
@@ -23618,7 +23466,7 @@
       <w:pPr>
         <w:pStyle w:val="Heading3"/>
       </w:pPr>
-      <w:bookmarkStart w:id="32" w:name="_Toc241958912"/>
+      <w:bookmarkStart w:id="32" w:name="_Toc242188412"/>
       <w:r>
         <w:t xml:space="preserve">2.2.3 </w:t>
       </w:r>
@@ -23657,7 +23505,7 @@
       <w:pPr>
         <w:pStyle w:val="Heading3"/>
       </w:pPr>
-      <w:bookmarkStart w:id="33" w:name="_Toc241958913"/>
+      <w:bookmarkStart w:id="33" w:name="_Toc242188413"/>
       <w:r>
         <w:lastRenderedPageBreak/>
         <w:t xml:space="preserve">2.2.4 </w:t>
@@ -23736,7 +23584,7 @@
       <w:pPr>
         <w:pStyle w:val="Heading3"/>
       </w:pPr>
-      <w:bookmarkStart w:id="34" w:name="_Toc241958914"/>
+      <w:bookmarkStart w:id="34" w:name="_Toc242188414"/>
       <w:r>
         <w:t xml:space="preserve">2.2.5 </w:t>
       </w:r>
@@ -23913,7 +23761,7 @@
       <w:pPr>
         <w:pStyle w:val="Heading3"/>
       </w:pPr>
-      <w:bookmarkStart w:id="35" w:name="_Toc241958915"/>
+      <w:bookmarkStart w:id="35" w:name="_Toc242188415"/>
       <w:r>
         <w:t xml:space="preserve">2.2.6 </w:t>
       </w:r>
@@ -23987,7 +23835,7 @@
       <w:pPr>
         <w:pStyle w:val="Heading3"/>
       </w:pPr>
-      <w:bookmarkStart w:id="36" w:name="_Toc241958916"/>
+      <w:bookmarkStart w:id="36" w:name="_Toc242188416"/>
       <w:r>
         <w:t>2.2.7 Data Consistency</w:t>
       </w:r>
@@ -24020,7 +23868,7 @@
       <w:pPr>
         <w:pStyle w:val="Heading3"/>
       </w:pPr>
-      <w:bookmarkStart w:id="37" w:name="_Toc241958917"/>
+      <w:bookmarkStart w:id="37" w:name="_Toc242188417"/>
       <w:r>
         <w:t>2.2.8 Error Handling</w:t>
       </w:r>
@@ -24053,7 +23901,7 @@
       <w:pPr>
         <w:pStyle w:val="Heading3"/>
       </w:pPr>
-      <w:bookmarkStart w:id="38" w:name="_Toc241958918"/>
+      <w:bookmarkStart w:id="38" w:name="_Toc242188418"/>
       <w:r>
         <w:t>2.2.9 Extensibility</w:t>
       </w:r>
@@ -24078,7 +23926,7 @@
       <w:pPr>
         <w:pStyle w:val="Heading1"/>
       </w:pPr>
-      <w:bookmarkStart w:id="39" w:name="_Toc241958919"/>
+      <w:bookmarkStart w:id="39" w:name="_Toc242188419"/>
       <w:r>
         <w:lastRenderedPageBreak/>
         <w:t xml:space="preserve">CHAPTER 3 - </w:t>
@@ -24097,7 +23945,7 @@
       <w:pPr>
         <w:pStyle w:val="Heading2"/>
       </w:pPr>
-      <w:bookmarkStart w:id="40" w:name="_Toc241958920"/>
+      <w:bookmarkStart w:id="40" w:name="_Toc242188420"/>
       <w:r>
         <w:t>3.1 High-Level Architecture</w:t>
       </w:r>
@@ -24336,7 +24184,7 @@
           <w:szCs w:val="32"/>
         </w:rPr>
       </w:pPr>
-      <w:bookmarkStart w:id="41" w:name="_Toc241958921"/>
+      <w:bookmarkStart w:id="41" w:name="_Toc242188421"/>
       <w:r>
         <w:rPr>
           <w:sz w:val="32"/>
@@ -24350,7 +24198,7 @@
       <w:pPr>
         <w:pStyle w:val="Heading3"/>
       </w:pPr>
-      <w:bookmarkStart w:id="42" w:name="_Toc241958922"/>
+      <w:bookmarkStart w:id="42" w:name="_Toc242188422"/>
       <w:r>
         <w:t>3.2.1</w:t>
       </w:r>
@@ -24598,7 +24446,7 @@
       <w:pPr>
         <w:pStyle w:val="Heading3"/>
       </w:pPr>
-      <w:bookmarkStart w:id="43" w:name="_Toc241958923"/>
+      <w:bookmarkStart w:id="43" w:name="_Toc242188423"/>
       <w:r>
         <w:t>3.2.2</w:t>
       </w:r>
@@ -24827,7 +24675,7 @@
       <w:pPr>
         <w:pStyle w:val="Heading3"/>
       </w:pPr>
-      <w:bookmarkStart w:id="44" w:name="_Toc241958924"/>
+      <w:bookmarkStart w:id="44" w:name="_Toc242188424"/>
       <w:r>
         <w:t xml:space="preserve">3.2.3 Recipe </w:t>
       </w:r>
@@ -25401,7 +25249,7 @@
           <w:szCs w:val="32"/>
         </w:rPr>
       </w:pPr>
-      <w:bookmarkStart w:id="45" w:name="_Toc241958925"/>
+      <w:bookmarkStart w:id="45" w:name="_Toc242188425"/>
       <w:r>
         <w:rPr>
           <w:bCs/>
@@ -25416,7 +25264,7 @@
       <w:pPr>
         <w:pStyle w:val="Heading3"/>
       </w:pPr>
-      <w:bookmarkStart w:id="46" w:name="_Toc241958926"/>
+      <w:bookmarkStart w:id="46" w:name="_Toc242188426"/>
       <w:r>
         <w:t xml:space="preserve">3.3.1 </w:t>
       </w:r>
@@ -25886,7 +25734,7 @@
       <w:pPr>
         <w:pStyle w:val="Heading3"/>
       </w:pPr>
-      <w:bookmarkStart w:id="47" w:name="_Toc241958927"/>
+      <w:bookmarkStart w:id="47" w:name="_Toc242188427"/>
       <w:r>
         <w:t xml:space="preserve">3.3.2 </w:t>
       </w:r>
@@ -26080,7 +25928,7 @@
       <w:pPr>
         <w:pStyle w:val="Heading3"/>
       </w:pPr>
-      <w:bookmarkStart w:id="48" w:name="_Toc241958928"/>
+      <w:bookmarkStart w:id="48" w:name="_Toc242188428"/>
       <w:r>
         <w:t>3.3.3 Pattern Matching</w:t>
       </w:r>
@@ -26498,7 +26346,7 @@
       <w:pPr>
         <w:pStyle w:val="Heading3"/>
       </w:pPr>
-      <w:bookmarkStart w:id="49" w:name="_Toc241958929"/>
+      <w:bookmarkStart w:id="49" w:name="_Toc242188429"/>
       <w:r>
         <w:t xml:space="preserve">3.3.4 </w:t>
       </w:r>
@@ -26872,7 +26720,7 @@
           <w:szCs w:val="32"/>
         </w:rPr>
       </w:pPr>
-      <w:bookmarkStart w:id="50" w:name="_Toc241958930"/>
+      <w:bookmarkStart w:id="50" w:name="_Toc242188430"/>
       <w:r>
         <w:rPr>
           <w:bCs/>
@@ -26885,53 +26733,36 @@
     </w:p>
     <w:tbl>
       <w:tblPr>
+        <w:tblStyle w:val="GridTable1Light"/>
         <w:tblW w:w="0" w:type="auto"/>
-        <w:tblCellSpacing w:w="15" w:type="dxa"/>
-        <w:tblBorders>
-          <w:top w:val="single" w:sz="4" w:space="0" w:color="auto"/>
-          <w:left w:val="single" w:sz="4" w:space="0" w:color="auto"/>
-          <w:bottom w:val="single" w:sz="4" w:space="0" w:color="auto"/>
-          <w:right w:val="single" w:sz="4" w:space="0" w:color="auto"/>
-          <w:insideH w:val="single" w:sz="4" w:space="0" w:color="auto"/>
-          <w:insideV w:val="single" w:sz="4" w:space="0" w:color="auto"/>
-        </w:tblBorders>
-        <w:tblCellMar>
-          <w:top w:w="15" w:type="dxa"/>
-          <w:left w:w="15" w:type="dxa"/>
-          <w:bottom w:w="15" w:type="dxa"/>
-          <w:right w:w="15" w:type="dxa"/>
-        </w:tblCellMar>
         <w:tblLook w:val="04A0" w:firstRow="1" w:lastRow="0" w:firstColumn="1" w:lastColumn="0" w:noHBand="0" w:noVBand="1"/>
       </w:tblPr>
       <w:tblGrid>
-        <w:gridCol w:w="549"/>
-        <w:gridCol w:w="5254"/>
+        <w:gridCol w:w="696"/>
+        <w:gridCol w:w="5375"/>
       </w:tblGrid>
       <w:tr>
         <w:trPr>
-          <w:tblHeader/>
-          <w:tblCellSpacing w:w="15" w:type="dxa"/>
+          <w:cnfStyle w:val="100000000000" w:firstRow="1" w:lastRow="0" w:firstColumn="0" w:lastColumn="0" w:oddVBand="0" w:evenVBand="0" w:oddHBand="0" w:evenHBand="0" w:firstRowFirstColumn="0" w:firstRowLastColumn="0" w:lastRowFirstColumn="0" w:lastRowLastColumn="0"/>
         </w:trPr>
         <w:tc>
           <w:tcPr>
+            <w:cnfStyle w:val="001000000000" w:firstRow="0" w:lastRow="0" w:firstColumn="1" w:lastColumn="0" w:oddVBand="0" w:evenVBand="0" w:oddHBand="0" w:evenHBand="0" w:firstRowFirstColumn="0" w:firstRowLastColumn="0" w:lastRowFirstColumn="0" w:lastRowLastColumn="0"/>
             <w:tcW w:w="0" w:type="auto"/>
-            <w:vAlign w:val="center"/>
             <w:hideMark/>
           </w:tcPr>
           <w:p>
             <w:pPr>
               <w:rPr>
                 <w:rFonts w:cs="Times New Roman"/>
-                <w:b/>
-                <w:bCs/>
+                <w:b w:val="0"/>
+                <w:bCs w:val="0"/>
                 <w:szCs w:val="24"/>
               </w:rPr>
             </w:pPr>
             <w:r>
               <w:rPr>
                 <w:rFonts w:cs="Times New Roman"/>
-                <w:b/>
-                <w:bCs/>
                 <w:szCs w:val="24"/>
               </w:rPr>
               <w:t>CO</w:t>
@@ -26941,23 +26772,21 @@
         <w:tc>
           <w:tcPr>
             <w:tcW w:w="0" w:type="auto"/>
-            <w:vAlign w:val="center"/>
             <w:hideMark/>
           </w:tcPr>
           <w:p>
             <w:pPr>
+              <w:cnfStyle w:val="100000000000" w:firstRow="1" w:lastRow="0" w:firstColumn="0" w:lastColumn="0" w:oddVBand="0" w:evenVBand="0" w:oddHBand="0" w:evenHBand="0" w:firstRowFirstColumn="0" w:firstRowLastColumn="0" w:lastRowFirstColumn="0" w:lastRowLastColumn="0"/>
               <w:rPr>
                 <w:rFonts w:cs="Times New Roman"/>
-                <w:b/>
-                <w:bCs/>
+                <w:b w:val="0"/>
+                <w:bCs w:val="0"/>
                 <w:szCs w:val="24"/>
               </w:rPr>
             </w:pPr>
             <w:r>
               <w:rPr>
                 <w:rFonts w:cs="Times New Roman"/>
-                <w:b/>
-                <w:bCs/>
                 <w:szCs w:val="24"/>
               </w:rPr>
               <w:t>Implementation</w:t>
@@ -26966,13 +26795,10 @@
         </w:tc>
       </w:tr>
       <w:tr>
-        <w:trPr>
-          <w:tblCellSpacing w:w="15" w:type="dxa"/>
-        </w:trPr>
         <w:tc>
           <w:tcPr>
+            <w:cnfStyle w:val="001000000000" w:firstRow="0" w:lastRow="0" w:firstColumn="1" w:lastColumn="0" w:oddVBand="0" w:evenVBand="0" w:oddHBand="0" w:evenHBand="0" w:firstRowFirstColumn="0" w:firstRowLastColumn="0" w:lastRowFirstColumn="0" w:lastRowLastColumn="0"/>
             <w:tcW w:w="0" w:type="auto"/>
-            <w:vAlign w:val="center"/>
             <w:hideMark/>
           </w:tcPr>
           <w:p>
@@ -26994,11 +26820,11 @@
         <w:tc>
           <w:tcPr>
             <w:tcW w:w="0" w:type="auto"/>
-            <w:vAlign w:val="center"/>
             <w:hideMark/>
           </w:tcPr>
           <w:p>
             <w:pPr>
+              <w:cnfStyle w:val="000000000000" w:firstRow="0" w:lastRow="0" w:firstColumn="0" w:lastColumn="0" w:oddVBand="0" w:evenVBand="0" w:oddHBand="0" w:evenHBand="0" w:firstRowFirstColumn="0" w:firstRowLastColumn="0" w:lastRowFirstColumn="0" w:lastRowLastColumn="0"/>
               <w:rPr>
                 <w:rFonts w:cs="Times New Roman"/>
                 <w:szCs w:val="24"/>
@@ -27015,13 +26841,10 @@
         </w:tc>
       </w:tr>
       <w:tr>
-        <w:trPr>
-          <w:tblCellSpacing w:w="15" w:type="dxa"/>
-        </w:trPr>
         <w:tc>
           <w:tcPr>
+            <w:cnfStyle w:val="001000000000" w:firstRow="0" w:lastRow="0" w:firstColumn="1" w:lastColumn="0" w:oddVBand="0" w:evenVBand="0" w:oddHBand="0" w:evenHBand="0" w:firstRowFirstColumn="0" w:firstRowLastColumn="0" w:lastRowFirstColumn="0" w:lastRowLastColumn="0"/>
             <w:tcW w:w="0" w:type="auto"/>
-            <w:vAlign w:val="center"/>
             <w:hideMark/>
           </w:tcPr>
           <w:p>
@@ -27043,11 +26866,11 @@
         <w:tc>
           <w:tcPr>
             <w:tcW w:w="0" w:type="auto"/>
-            <w:vAlign w:val="center"/>
             <w:hideMark/>
           </w:tcPr>
           <w:p>
             <w:pPr>
+              <w:cnfStyle w:val="000000000000" w:firstRow="0" w:lastRow="0" w:firstColumn="0" w:lastColumn="0" w:oddVBand="0" w:evenVBand="0" w:oddHBand="0" w:evenHBand="0" w:firstRowFirstColumn="0" w:firstRowLastColumn="0" w:lastRowFirstColumn="0" w:lastRowLastColumn="0"/>
               <w:rPr>
                 <w:rFonts w:cs="Times New Roman"/>
                 <w:szCs w:val="24"/>
@@ -27064,13 +26887,10 @@
         </w:tc>
       </w:tr>
       <w:tr>
-        <w:trPr>
-          <w:tblCellSpacing w:w="15" w:type="dxa"/>
-        </w:trPr>
         <w:tc>
           <w:tcPr>
+            <w:cnfStyle w:val="001000000000" w:firstRow="0" w:lastRow="0" w:firstColumn="1" w:lastColumn="0" w:oddVBand="0" w:evenVBand="0" w:oddHBand="0" w:evenHBand="0" w:firstRowFirstColumn="0" w:firstRowLastColumn="0" w:lastRowFirstColumn="0" w:lastRowLastColumn="0"/>
             <w:tcW w:w="0" w:type="auto"/>
-            <w:vAlign w:val="center"/>
             <w:hideMark/>
           </w:tcPr>
           <w:p>
@@ -27092,11 +26912,11 @@
         <w:tc>
           <w:tcPr>
             <w:tcW w:w="0" w:type="auto"/>
-            <w:vAlign w:val="center"/>
             <w:hideMark/>
           </w:tcPr>
           <w:p>
             <w:pPr>
+              <w:cnfStyle w:val="000000000000" w:firstRow="0" w:lastRow="0" w:firstColumn="0" w:lastColumn="0" w:oddVBand="0" w:evenVBand="0" w:oddHBand="0" w:evenHBand="0" w:firstRowFirstColumn="0" w:firstRowLastColumn="0" w:lastRowFirstColumn="0" w:lastRowLastColumn="0"/>
               <w:rPr>
                 <w:rFonts w:cs="Times New Roman"/>
                 <w:szCs w:val="24"/>
@@ -27113,13 +26933,10 @@
         </w:tc>
       </w:tr>
       <w:tr>
-        <w:trPr>
-          <w:tblCellSpacing w:w="15" w:type="dxa"/>
-        </w:trPr>
         <w:tc>
           <w:tcPr>
+            <w:cnfStyle w:val="001000000000" w:firstRow="0" w:lastRow="0" w:firstColumn="1" w:lastColumn="0" w:oddVBand="0" w:evenVBand="0" w:oddHBand="0" w:evenHBand="0" w:firstRowFirstColumn="0" w:firstRowLastColumn="0" w:lastRowFirstColumn="0" w:lastRowLastColumn="0"/>
             <w:tcW w:w="0" w:type="auto"/>
-            <w:vAlign w:val="center"/>
             <w:hideMark/>
           </w:tcPr>
           <w:p>
@@ -27141,11 +26958,11 @@
         <w:tc>
           <w:tcPr>
             <w:tcW w:w="0" w:type="auto"/>
-            <w:vAlign w:val="center"/>
             <w:hideMark/>
           </w:tcPr>
           <w:p>
             <w:pPr>
+              <w:cnfStyle w:val="000000000000" w:firstRow="0" w:lastRow="0" w:firstColumn="0" w:lastColumn="0" w:oddVBand="0" w:evenVBand="0" w:oddHBand="0" w:evenHBand="0" w:firstRowFirstColumn="0" w:firstRowLastColumn="0" w:lastRowFirstColumn="0" w:lastRowLastColumn="0"/>
               <w:rPr>
                 <w:rFonts w:cs="Times New Roman"/>
                 <w:szCs w:val="24"/>
@@ -27162,13 +26979,10 @@
         </w:tc>
       </w:tr>
       <w:tr>
-        <w:trPr>
-          <w:tblCellSpacing w:w="15" w:type="dxa"/>
-        </w:trPr>
         <w:tc>
           <w:tcPr>
+            <w:cnfStyle w:val="001000000000" w:firstRow="0" w:lastRow="0" w:firstColumn="1" w:lastColumn="0" w:oddVBand="0" w:evenVBand="0" w:oddHBand="0" w:evenHBand="0" w:firstRowFirstColumn="0" w:firstRowLastColumn="0" w:lastRowFirstColumn="0" w:lastRowLastColumn="0"/>
             <w:tcW w:w="0" w:type="auto"/>
-            <w:vAlign w:val="center"/>
             <w:hideMark/>
           </w:tcPr>
           <w:p>
@@ -27190,11 +27004,11 @@
         <w:tc>
           <w:tcPr>
             <w:tcW w:w="0" w:type="auto"/>
-            <w:vAlign w:val="center"/>
             <w:hideMark/>
           </w:tcPr>
           <w:p>
             <w:pPr>
+              <w:cnfStyle w:val="000000000000" w:firstRow="0" w:lastRow="0" w:firstColumn="0" w:lastColumn="0" w:oddVBand="0" w:evenVBand="0" w:oddHBand="0" w:evenHBand="0" w:firstRowFirstColumn="0" w:firstRowLastColumn="0" w:lastRowFirstColumn="0" w:lastRowLastColumn="0"/>
               <w:rPr>
                 <w:rFonts w:cs="Times New Roman"/>
                 <w:szCs w:val="24"/>
@@ -27211,13 +27025,10 @@
         </w:tc>
       </w:tr>
       <w:tr>
-        <w:trPr>
-          <w:tblCellSpacing w:w="15" w:type="dxa"/>
-        </w:trPr>
         <w:tc>
           <w:tcPr>
+            <w:cnfStyle w:val="001000000000" w:firstRow="0" w:lastRow="0" w:firstColumn="1" w:lastColumn="0" w:oddVBand="0" w:evenVBand="0" w:oddHBand="0" w:evenHBand="0" w:firstRowFirstColumn="0" w:firstRowLastColumn="0" w:lastRowFirstColumn="0" w:lastRowLastColumn="0"/>
             <w:tcW w:w="0" w:type="auto"/>
-            <w:vAlign w:val="center"/>
             <w:hideMark/>
           </w:tcPr>
           <w:p>
@@ -27239,11 +27050,11 @@
         <w:tc>
           <w:tcPr>
             <w:tcW w:w="0" w:type="auto"/>
-            <w:vAlign w:val="center"/>
             <w:hideMark/>
           </w:tcPr>
           <w:p>
             <w:pPr>
+              <w:cnfStyle w:val="000000000000" w:firstRow="0" w:lastRow="0" w:firstColumn="0" w:lastColumn="0" w:oddVBand="0" w:evenVBand="0" w:oddHBand="0" w:evenHBand="0" w:firstRowFirstColumn="0" w:firstRowLastColumn="0" w:lastRowFirstColumn="0" w:lastRowLastColumn="0"/>
               <w:rPr>
                 <w:rFonts w:cs="Times New Roman"/>
                 <w:szCs w:val="24"/>
@@ -27265,11 +27076,14 @@
         <w:pStyle w:val="Heading2"/>
       </w:pPr>
     </w:p>
+    <w:p/>
+    <w:p/>
+    <w:p/>
     <w:p>
       <w:pPr>
         <w:pStyle w:val="Heading2"/>
       </w:pPr>
-      <w:bookmarkStart w:id="51" w:name="_Toc241958931"/>
+      <w:bookmarkStart w:id="51" w:name="_Toc242188431"/>
       <w:r>
         <w:t>3.5 Dataset Design</w:t>
       </w:r>
@@ -27467,7 +27281,7 @@
       <w:pPr>
         <w:pStyle w:val="Heading1"/>
       </w:pPr>
-      <w:bookmarkStart w:id="52" w:name="_Toc241958932"/>
+      <w:bookmarkStart w:id="52" w:name="_Toc242188432"/>
       <w:r>
         <w:lastRenderedPageBreak/>
         <w:t xml:space="preserve">CHAPTER 4 - </w:t>
@@ -27492,7 +27306,7 @@
       <w:pPr>
         <w:pStyle w:val="Heading2"/>
       </w:pPr>
-      <w:bookmarkStart w:id="53" w:name="_Toc241958933"/>
+      <w:bookmarkStart w:id="53" w:name="_Toc242188433"/>
       <w:r>
         <w:t>4.1 Module-Wise Implementation</w:t>
       </w:r>
@@ -30454,7 +30268,7 @@
       <w:pPr>
         <w:pStyle w:val="Heading2"/>
       </w:pPr>
-      <w:bookmarkStart w:id="54" w:name="_Toc241958934"/>
+      <w:bookmarkStart w:id="54" w:name="_Toc242188434"/>
       <w:r>
         <w:t>4.2 PSEUDOCODE</w:t>
       </w:r>
@@ -37169,7 +36983,7 @@
       <w:pPr>
         <w:pStyle w:val="Heading2"/>
       </w:pPr>
-      <w:bookmarkStart w:id="55" w:name="_Toc241958935"/>
+      <w:bookmarkStart w:id="55" w:name="_Toc242188435"/>
       <w:r>
         <w:t>4.3 JAVA SWING INTERFACE</w:t>
       </w:r>
@@ -37767,11 +37581,165 @@
           <w:szCs w:val="24"/>
         </w:rPr>
       </w:pPr>
-      <w:r>
-        <w:rPr>
-          <w:rFonts w:cs="Times New Roman"/>
-          <w:szCs w:val="24"/>
-        </w:rPr>
+    </w:p>
+    <w:p>
+      <w:pPr>
+        <w:ind w:left="720"/>
+        <w:rPr>
+          <w:rFonts w:cs="Times New Roman"/>
+          <w:szCs w:val="24"/>
+        </w:rPr>
+      </w:pPr>
+    </w:p>
+    <w:p>
+      <w:pPr>
+        <w:ind w:left="720"/>
+        <w:rPr>
+          <w:rFonts w:cs="Times New Roman"/>
+          <w:szCs w:val="24"/>
+        </w:rPr>
+      </w:pPr>
+    </w:p>
+    <w:p>
+      <w:pPr>
+        <w:ind w:left="720"/>
+        <w:rPr>
+          <w:rFonts w:cs="Times New Roman"/>
+          <w:szCs w:val="24"/>
+        </w:rPr>
+      </w:pPr>
+    </w:p>
+    <w:p>
+      <w:pPr>
+        <w:ind w:left="720"/>
+        <w:rPr>
+          <w:rFonts w:cs="Times New Roman"/>
+          <w:szCs w:val="24"/>
+        </w:rPr>
+      </w:pPr>
+    </w:p>
+    <w:p>
+      <w:pPr>
+        <w:ind w:left="720"/>
+        <w:rPr>
+          <w:rFonts w:cs="Times New Roman"/>
+          <w:szCs w:val="24"/>
+        </w:rPr>
+      </w:pPr>
+    </w:p>
+    <w:p>
+      <w:pPr>
+        <w:ind w:left="720"/>
+        <w:rPr>
+          <w:rFonts w:cs="Times New Roman"/>
+          <w:szCs w:val="24"/>
+        </w:rPr>
+      </w:pPr>
+    </w:p>
+    <w:p>
+      <w:pPr>
+        <w:ind w:left="720"/>
+        <w:rPr>
+          <w:rFonts w:cs="Times New Roman"/>
+          <w:szCs w:val="24"/>
+        </w:rPr>
+      </w:pPr>
+    </w:p>
+    <w:p>
+      <w:pPr>
+        <w:ind w:left="720"/>
+        <w:rPr>
+          <w:rFonts w:cs="Times New Roman"/>
+          <w:szCs w:val="24"/>
+        </w:rPr>
+      </w:pPr>
+    </w:p>
+    <w:p>
+      <w:pPr>
+        <w:ind w:left="720"/>
+        <w:rPr>
+          <w:rFonts w:cs="Times New Roman"/>
+          <w:szCs w:val="24"/>
+        </w:rPr>
+      </w:pPr>
+    </w:p>
+    <w:p>
+      <w:pPr>
+        <w:ind w:left="720"/>
+        <w:rPr>
+          <w:rFonts w:cs="Times New Roman"/>
+          <w:szCs w:val="24"/>
+        </w:rPr>
+      </w:pPr>
+    </w:p>
+    <w:p>
+      <w:pPr>
+        <w:ind w:left="720"/>
+        <w:rPr>
+          <w:rFonts w:cs="Times New Roman"/>
+          <w:szCs w:val="24"/>
+        </w:rPr>
+      </w:pPr>
+    </w:p>
+    <w:p>
+      <w:pPr>
+        <w:ind w:left="720"/>
+        <w:rPr>
+          <w:rFonts w:cs="Times New Roman"/>
+          <w:szCs w:val="24"/>
+        </w:rPr>
+      </w:pPr>
+    </w:p>
+    <w:p>
+      <w:pPr>
+        <w:ind w:left="720"/>
+        <w:rPr>
+          <w:rFonts w:cs="Times New Roman"/>
+          <w:szCs w:val="24"/>
+        </w:rPr>
+      </w:pPr>
+    </w:p>
+    <w:p>
+      <w:pPr>
+        <w:ind w:left="720"/>
+        <w:rPr>
+          <w:rFonts w:cs="Times New Roman"/>
+          <w:szCs w:val="24"/>
+        </w:rPr>
+      </w:pPr>
+    </w:p>
+    <w:p>
+      <w:pPr>
+        <w:ind w:left="720"/>
+        <w:rPr>
+          <w:rFonts w:cs="Times New Roman"/>
+          <w:szCs w:val="24"/>
+        </w:rPr>
+      </w:pPr>
+    </w:p>
+    <w:p>
+      <w:pPr>
+        <w:ind w:left="720"/>
+        <w:rPr>
+          <w:rFonts w:cs="Times New Roman"/>
+          <w:szCs w:val="24"/>
+        </w:rPr>
+      </w:pPr>
+    </w:p>
+    <w:p>
+      <w:pPr>
+        <w:ind w:left="720"/>
+        <w:rPr>
+          <w:rFonts w:cs="Times New Roman"/>
+          <w:szCs w:val="24"/>
+        </w:rPr>
+      </w:pPr>
+      <w:r>
+        <w:rPr>
+          <w:rFonts w:cs="Times New Roman"/>
+          <w:szCs w:val="24"/>
+        </w:rPr>
+        <w:lastRenderedPageBreak/>
         <w:t>01-dashboard.png</w:t>
       </w:r>
       <w:r>
@@ -37780,7 +37748,6 @@
           <w:noProof/>
           <w:szCs w:val="24"/>
         </w:rPr>
-        <w:lastRenderedPageBreak/>
         <w:drawing>
           <wp:inline distT="0" distB="0" distL="0" distR="0" wp14:anchorId="15442E77" wp14:editId="73B7412D">
             <wp:extent cx="6007100" cy="6318250"/>
@@ -37934,7 +37901,7 @@
           <w:szCs w:val="24"/>
         </w:rPr>
         <w:drawing>
-          <wp:inline distT="0" distB="0" distL="0" distR="0" wp14:anchorId="66FBF866" wp14:editId="41161AD8">
+          <wp:inline distT="0" distB="0" distL="0" distR="0" wp14:anchorId="66FBF866" wp14:editId="76B17DFB">
             <wp:extent cx="6007100" cy="3181350"/>
             <wp:effectExtent l="0" t="0" r="0" b="0"/>
             <wp:docPr id="1265478017" name="Picture 73"/>
@@ -37989,7 +37956,7 @@
           <w:szCs w:val="24"/>
         </w:rPr>
         <w:drawing>
-          <wp:inline distT="0" distB="0" distL="0" distR="0" wp14:anchorId="6A46D6EB" wp14:editId="387D7C4B">
+          <wp:inline distT="0" distB="0" distL="0" distR="0" wp14:anchorId="6A46D6EB" wp14:editId="4DC416F4">
             <wp:extent cx="6000750" cy="3149600"/>
             <wp:effectExtent l="0" t="0" r="0" b="0"/>
             <wp:docPr id="2123220662" name="Picture 74"/>
@@ -38096,6 +38063,7 @@
           <w:rFonts w:cs="Times New Roman"/>
           <w:szCs w:val="24"/>
         </w:rPr>
+        <w:lastRenderedPageBreak/>
         <w:t>03-ingredient-search.png</w:t>
       </w:r>
       <w:r>
@@ -38104,9 +38072,8 @@
           <w:noProof/>
           <w:szCs w:val="24"/>
         </w:rPr>
-        <w:lastRenderedPageBreak/>
         <w:drawing>
-          <wp:inline distT="0" distB="0" distL="0" distR="0" wp14:anchorId="30F0D5D9" wp14:editId="29D3AC15">
+          <wp:inline distT="0" distB="0" distL="0" distR="0" wp14:anchorId="30F0D5D9" wp14:editId="3B7D376D">
             <wp:extent cx="6007100" cy="3136900"/>
             <wp:effectExtent l="0" t="0" r="0" b="6350"/>
             <wp:docPr id="2112324129" name="Picture 75"/>
@@ -38186,7 +38153,7 @@
           <w:szCs w:val="24"/>
         </w:rPr>
         <w:drawing>
-          <wp:inline distT="0" distB="0" distL="0" distR="0" wp14:anchorId="1BD9E3B5" wp14:editId="25EDAB5C">
+          <wp:inline distT="0" distB="0" distL="0" distR="0" wp14:anchorId="1BD9E3B5" wp14:editId="6B190FBA">
             <wp:extent cx="6000750" cy="3181350"/>
             <wp:effectExtent l="0" t="0" r="0" b="0"/>
             <wp:docPr id="156000683" name="Picture 76"/>
@@ -38302,7 +38269,6 @@
           <w:rFonts w:cs="Times New Roman"/>
           <w:szCs w:val="24"/>
         </w:rPr>
-        <w:lastRenderedPageBreak/>
         <w:t>05-random-recipe.png</w:t>
       </w:r>
       <w:r>
@@ -38312,7 +38278,7 @@
           <w:szCs w:val="24"/>
         </w:rPr>
         <w:drawing>
-          <wp:inline distT="0" distB="0" distL="0" distR="0" wp14:anchorId="39492C73" wp14:editId="702065C8">
+          <wp:inline distT="0" distB="0" distL="0" distR="0" wp14:anchorId="39492C73" wp14:editId="45A87839">
             <wp:extent cx="6007100" cy="3136900"/>
             <wp:effectExtent l="0" t="0" r="0" b="6350"/>
             <wp:docPr id="1073035513" name="Picture 77"/>
@@ -38410,7 +38376,7 @@
           <w:szCs w:val="24"/>
         </w:rPr>
         <w:drawing>
-          <wp:inline distT="0" distB="0" distL="0" distR="0" wp14:anchorId="3D795600" wp14:editId="79594105">
+          <wp:inline distT="0" distB="0" distL="0" distR="0" wp14:anchorId="3D795600" wp14:editId="7543D0A6">
             <wp:extent cx="6007100" cy="3181350"/>
             <wp:effectExtent l="0" t="0" r="0" b="0"/>
             <wp:docPr id="392009843" name="Picture 78"/>
@@ -38471,7 +38437,7 @@
           <w:sz w:val="24"/>
         </w:rPr>
       </w:pPr>
-      <w:bookmarkStart w:id="56" w:name="_Toc241958936"/>
+      <w:bookmarkStart w:id="56" w:name="_Toc242188436"/>
       <w:r>
         <w:t xml:space="preserve">CHAPTER 5 - </w:t>
       </w:r>
@@ -38484,7 +38450,7 @@
       <w:pPr>
         <w:pStyle w:val="Heading2"/>
       </w:pPr>
-      <w:bookmarkStart w:id="57" w:name="_Toc241958937"/>
+      <w:bookmarkStart w:id="57" w:name="_Toc242188437"/>
       <w:r>
         <w:t>5.1 Testing Strategy</w:t>
       </w:r>
@@ -38508,38 +38474,19 @@
     </w:p>
     <w:tbl>
       <w:tblPr>
+        <w:tblStyle w:val="TableGrid"/>
         <w:tblW w:w="0" w:type="auto"/>
-        <w:tblCellSpacing w:w="15" w:type="dxa"/>
-        <w:tblBorders>
-          <w:top w:val="single" w:sz="4" w:space="0" w:color="auto"/>
-          <w:left w:val="single" w:sz="4" w:space="0" w:color="auto"/>
-          <w:bottom w:val="single" w:sz="4" w:space="0" w:color="auto"/>
-          <w:right w:val="single" w:sz="4" w:space="0" w:color="auto"/>
-          <w:insideH w:val="single" w:sz="4" w:space="0" w:color="auto"/>
-          <w:insideV w:val="single" w:sz="4" w:space="0" w:color="auto"/>
-        </w:tblBorders>
-        <w:tblCellMar>
-          <w:top w:w="15" w:type="dxa"/>
-          <w:left w:w="15" w:type="dxa"/>
-          <w:bottom w:w="15" w:type="dxa"/>
-          <w:right w:w="15" w:type="dxa"/>
-        </w:tblCellMar>
         <w:tblLook w:val="04A0" w:firstRow="1" w:lastRow="0" w:firstColumn="1" w:lastColumn="0" w:noHBand="0" w:noVBand="1"/>
       </w:tblPr>
       <w:tblGrid>
-        <w:gridCol w:w="2402"/>
-        <w:gridCol w:w="2880"/>
-        <w:gridCol w:w="2715"/>
+        <w:gridCol w:w="2523"/>
+        <w:gridCol w:w="3016"/>
+        <w:gridCol w:w="2836"/>
       </w:tblGrid>
       <w:tr>
-        <w:trPr>
-          <w:tblHeader/>
-          <w:tblCellSpacing w:w="15" w:type="dxa"/>
-        </w:trPr>
         <w:tc>
           <w:tcPr>
             <w:tcW w:w="0" w:type="auto"/>
-            <w:vAlign w:val="center"/>
             <w:hideMark/>
           </w:tcPr>
           <w:p>
@@ -38566,7 +38513,6 @@
         <w:tc>
           <w:tcPr>
             <w:tcW w:w="0" w:type="auto"/>
-            <w:vAlign w:val="center"/>
             <w:hideMark/>
           </w:tcPr>
           <w:p>
@@ -38593,7 +38539,6 @@
         <w:tc>
           <w:tcPr>
             <w:tcW w:w="0" w:type="auto"/>
-            <w:vAlign w:val="center"/>
             <w:hideMark/>
           </w:tcPr>
           <w:p>
@@ -38619,13 +38564,9 @@
         </w:tc>
       </w:tr>
       <w:tr>
-        <w:trPr>
-          <w:tblCellSpacing w:w="15" w:type="dxa"/>
-        </w:trPr>
         <w:tc>
           <w:tcPr>
             <w:tcW w:w="0" w:type="auto"/>
-            <w:vAlign w:val="center"/>
             <w:hideMark/>
           </w:tcPr>
           <w:p>
@@ -38648,7 +38589,6 @@
         <w:tc>
           <w:tcPr>
             <w:tcW w:w="0" w:type="auto"/>
-            <w:vAlign w:val="center"/>
             <w:hideMark/>
           </w:tcPr>
           <w:p>
@@ -38671,7 +38611,6 @@
         <w:tc>
           <w:tcPr>
             <w:tcW w:w="0" w:type="auto"/>
-            <w:vAlign w:val="center"/>
             <w:hideMark/>
           </w:tcPr>
           <w:p>
@@ -38693,13 +38632,9 @@
         </w:tc>
       </w:tr>
       <w:tr>
-        <w:trPr>
-          <w:tblCellSpacing w:w="15" w:type="dxa"/>
-        </w:trPr>
         <w:tc>
           <w:tcPr>
             <w:tcW w:w="0" w:type="auto"/>
-            <w:vAlign w:val="center"/>
             <w:hideMark/>
           </w:tcPr>
           <w:p>
@@ -38722,7 +38657,6 @@
         <w:tc>
           <w:tcPr>
             <w:tcW w:w="0" w:type="auto"/>
-            <w:vAlign w:val="center"/>
             <w:hideMark/>
           </w:tcPr>
           <w:p>
@@ -38745,7 +38679,6 @@
         <w:tc>
           <w:tcPr>
             <w:tcW w:w="0" w:type="auto"/>
-            <w:vAlign w:val="center"/>
             <w:hideMark/>
           </w:tcPr>
           <w:p>
@@ -38767,13 +38700,9 @@
         </w:tc>
       </w:tr>
       <w:tr>
-        <w:trPr>
-          <w:tblCellSpacing w:w="15" w:type="dxa"/>
-        </w:trPr>
         <w:tc>
           <w:tcPr>
             <w:tcW w:w="0" w:type="auto"/>
-            <w:vAlign w:val="center"/>
             <w:hideMark/>
           </w:tcPr>
           <w:p>
@@ -38796,7 +38725,6 @@
         <w:tc>
           <w:tcPr>
             <w:tcW w:w="0" w:type="auto"/>
-            <w:vAlign w:val="center"/>
             <w:hideMark/>
           </w:tcPr>
           <w:p>
@@ -38819,7 +38747,6 @@
         <w:tc>
           <w:tcPr>
             <w:tcW w:w="0" w:type="auto"/>
-            <w:vAlign w:val="center"/>
             <w:hideMark/>
           </w:tcPr>
           <w:p>
@@ -38841,13 +38768,9 @@
         </w:tc>
       </w:tr>
       <w:tr>
-        <w:trPr>
-          <w:tblCellSpacing w:w="15" w:type="dxa"/>
-        </w:trPr>
         <w:tc>
           <w:tcPr>
             <w:tcW w:w="0" w:type="auto"/>
-            <w:vAlign w:val="center"/>
             <w:hideMark/>
           </w:tcPr>
           <w:p>
@@ -38870,7 +38793,6 @@
         <w:tc>
           <w:tcPr>
             <w:tcW w:w="0" w:type="auto"/>
-            <w:vAlign w:val="center"/>
             <w:hideMark/>
           </w:tcPr>
           <w:p>
@@ -38893,7 +38815,6 @@
         <w:tc>
           <w:tcPr>
             <w:tcW w:w="0" w:type="auto"/>
-            <w:vAlign w:val="center"/>
             <w:hideMark/>
           </w:tcPr>
           <w:p>
@@ -38915,13 +38836,9 @@
         </w:tc>
       </w:tr>
       <w:tr>
-        <w:trPr>
-          <w:tblCellSpacing w:w="15" w:type="dxa"/>
-        </w:trPr>
         <w:tc>
           <w:tcPr>
             <w:tcW w:w="0" w:type="auto"/>
-            <w:vAlign w:val="center"/>
             <w:hideMark/>
           </w:tcPr>
           <w:p>
@@ -38944,7 +38861,6 @@
         <w:tc>
           <w:tcPr>
             <w:tcW w:w="0" w:type="auto"/>
-            <w:vAlign w:val="center"/>
             <w:hideMark/>
           </w:tcPr>
           <w:p>
@@ -38967,7 +38883,6 @@
         <w:tc>
           <w:tcPr>
             <w:tcW w:w="0" w:type="auto"/>
-            <w:vAlign w:val="center"/>
             <w:hideMark/>
           </w:tcPr>
           <w:p>
@@ -38989,13 +38904,9 @@
         </w:tc>
       </w:tr>
       <w:tr>
-        <w:trPr>
-          <w:tblCellSpacing w:w="15" w:type="dxa"/>
-        </w:trPr>
         <w:tc>
           <w:tcPr>
             <w:tcW w:w="0" w:type="auto"/>
-            <w:vAlign w:val="center"/>
             <w:hideMark/>
           </w:tcPr>
           <w:p>
@@ -39018,7 +38929,6 @@
         <w:tc>
           <w:tcPr>
             <w:tcW w:w="0" w:type="auto"/>
-            <w:vAlign w:val="center"/>
             <w:hideMark/>
           </w:tcPr>
           <w:p>
@@ -39041,7 +38951,6 @@
         <w:tc>
           <w:tcPr>
             <w:tcW w:w="0" w:type="auto"/>
-            <w:vAlign w:val="center"/>
             <w:hideMark/>
           </w:tcPr>
           <w:p>
@@ -39063,13 +38972,9 @@
         </w:tc>
       </w:tr>
       <w:tr>
-        <w:trPr>
-          <w:tblCellSpacing w:w="15" w:type="dxa"/>
-        </w:trPr>
         <w:tc>
           <w:tcPr>
             <w:tcW w:w="0" w:type="auto"/>
-            <w:vAlign w:val="center"/>
             <w:hideMark/>
           </w:tcPr>
           <w:p>
@@ -39092,7 +38997,6 @@
         <w:tc>
           <w:tcPr>
             <w:tcW w:w="0" w:type="auto"/>
-            <w:vAlign w:val="center"/>
             <w:hideMark/>
           </w:tcPr>
           <w:p>
@@ -39115,7 +39019,6 @@
         <w:tc>
           <w:tcPr>
             <w:tcW w:w="0" w:type="auto"/>
-            <w:vAlign w:val="center"/>
             <w:hideMark/>
           </w:tcPr>
           <w:p>
@@ -39137,13 +39040,9 @@
         </w:tc>
       </w:tr>
       <w:tr>
-        <w:trPr>
-          <w:tblCellSpacing w:w="15" w:type="dxa"/>
-        </w:trPr>
         <w:tc>
           <w:tcPr>
             <w:tcW w:w="0" w:type="auto"/>
-            <w:vAlign w:val="center"/>
             <w:hideMark/>
           </w:tcPr>
           <w:p>
@@ -39166,7 +39065,6 @@
         <w:tc>
           <w:tcPr>
             <w:tcW w:w="0" w:type="auto"/>
-            <w:vAlign w:val="center"/>
             <w:hideMark/>
           </w:tcPr>
           <w:p>
@@ -39189,7 +39087,6 @@
         <w:tc>
           <w:tcPr>
             <w:tcW w:w="0" w:type="auto"/>
-            <w:vAlign w:val="center"/>
             <w:hideMark/>
           </w:tcPr>
           <w:p>
@@ -39211,13 +39108,9 @@
         </w:tc>
       </w:tr>
       <w:tr>
-        <w:trPr>
-          <w:tblCellSpacing w:w="15" w:type="dxa"/>
-        </w:trPr>
         <w:tc>
           <w:tcPr>
             <w:tcW w:w="0" w:type="auto"/>
-            <w:vAlign w:val="center"/>
             <w:hideMark/>
           </w:tcPr>
           <w:p>
@@ -39240,7 +39133,6 @@
         <w:tc>
           <w:tcPr>
             <w:tcW w:w="0" w:type="auto"/>
-            <w:vAlign w:val="center"/>
             <w:hideMark/>
           </w:tcPr>
           <w:p>
@@ -39263,7 +39155,6 @@
         <w:tc>
           <w:tcPr>
             <w:tcW w:w="0" w:type="auto"/>
-            <w:vAlign w:val="center"/>
             <w:hideMark/>
           </w:tcPr>
           <w:p>
@@ -39285,13 +39176,9 @@
         </w:tc>
       </w:tr>
       <w:tr>
-        <w:trPr>
-          <w:tblCellSpacing w:w="15" w:type="dxa"/>
-        </w:trPr>
         <w:tc>
           <w:tcPr>
             <w:tcW w:w="0" w:type="auto"/>
-            <w:vAlign w:val="center"/>
             <w:hideMark/>
           </w:tcPr>
           <w:p>
@@ -39314,7 +39201,6 @@
         <w:tc>
           <w:tcPr>
             <w:tcW w:w="0" w:type="auto"/>
-            <w:vAlign w:val="center"/>
             <w:hideMark/>
           </w:tcPr>
           <w:p>
@@ -39337,7 +39223,6 @@
         <w:tc>
           <w:tcPr>
             <w:tcW w:w="0" w:type="auto"/>
-            <w:vAlign w:val="center"/>
             <w:hideMark/>
           </w:tcPr>
           <w:p>
@@ -39368,7 +39253,7 @@
       <w:pPr>
         <w:pStyle w:val="Heading2"/>
       </w:pPr>
-      <w:bookmarkStart w:id="58" w:name="_Toc241958938"/>
+      <w:bookmarkStart w:id="58" w:name="_Toc242188438"/>
       <w:r>
         <w:t>5.2 Functional Results</w:t>
       </w:r>
@@ -39378,7 +39263,7 @@
       <w:pPr>
         <w:pStyle w:val="Heading3"/>
       </w:pPr>
-      <w:bookmarkStart w:id="59" w:name="_Toc241958939"/>
+      <w:bookmarkStart w:id="59" w:name="_Toc242188439"/>
       <w:r>
         <w:t>5.2.1</w:t>
       </w:r>
@@ -39427,6 +39312,7 @@
         <w:rPr>
           <w:noProof/>
         </w:rPr>
+        <w:lastRenderedPageBreak/>
         <w:drawing>
           <wp:inline distT="0" distB="0" distL="0" distR="0" wp14:anchorId="1B2C5F07" wp14:editId="113F80CB">
             <wp:extent cx="5922010" cy="7056120"/>
@@ -39495,12 +39381,14 @@
       </w:r>
     </w:p>
     <w:p/>
+    <w:p/>
     <w:p>
       <w:pPr>
         <w:pStyle w:val="Heading3"/>
       </w:pPr>
-      <w:bookmarkStart w:id="60" w:name="_Toc241958940"/>
-      <w:r>
+      <w:bookmarkStart w:id="60" w:name="_Toc242188440"/>
+      <w:r>
+        <w:lastRenderedPageBreak/>
         <w:t>5.2.2</w:t>
       </w:r>
       <w:r>
@@ -39622,7 +39510,7 @@
       <w:pPr>
         <w:pStyle w:val="Heading3"/>
       </w:pPr>
-      <w:bookmarkStart w:id="61" w:name="_Toc241958941"/>
+      <w:bookmarkStart w:id="61" w:name="_Toc242188441"/>
       <w:r>
         <w:lastRenderedPageBreak/>
         <w:t>5.2.3</w:t>
@@ -39744,7 +39632,7 @@
       <w:pPr>
         <w:pStyle w:val="Heading3"/>
       </w:pPr>
-      <w:bookmarkStart w:id="62" w:name="_Toc241958942"/>
+      <w:bookmarkStart w:id="62" w:name="_Toc242188442"/>
       <w:r>
         <w:t>5.2.4</w:t>
       </w:r>
@@ -39789,7 +39677,7 @@
           <w:noProof/>
         </w:rPr>
         <w:drawing>
-          <wp:inline distT="0" distB="0" distL="0" distR="0" wp14:anchorId="1AA16551" wp14:editId="2C8805F5">
+          <wp:inline distT="0" distB="0" distL="0" distR="0" wp14:anchorId="1AA16551" wp14:editId="45374AF7">
             <wp:extent cx="5922010" cy="2523490"/>
             <wp:effectExtent l="0" t="0" r="2540" b="0"/>
             <wp:docPr id="1100493634" name="Picture 95"/>
@@ -39922,7 +39810,7 @@
       <w:pPr>
         <w:pStyle w:val="Heading3"/>
       </w:pPr>
-      <w:bookmarkStart w:id="63" w:name="_Toc241958943"/>
+      <w:bookmarkStart w:id="63" w:name="_Toc242188443"/>
       <w:r>
         <w:lastRenderedPageBreak/>
         <w:t>5.2.5</w:t>
@@ -40074,7 +39962,7 @@
       <w:pPr>
         <w:pStyle w:val="Heading3"/>
       </w:pPr>
-      <w:bookmarkStart w:id="64" w:name="_Toc241958944"/>
+      <w:bookmarkStart w:id="64" w:name="_Toc242188444"/>
       <w:r>
         <w:t>5.2.6</w:t>
       </w:r>
@@ -40220,7 +40108,7 @@
       <w:pPr>
         <w:pStyle w:val="Heading3"/>
       </w:pPr>
-      <w:bookmarkStart w:id="65" w:name="_Toc241958945"/>
+      <w:bookmarkStart w:id="65" w:name="_Toc242188445"/>
       <w:r>
         <w:t>5.2.7</w:t>
       </w:r>
@@ -40374,7 +40262,7 @@
       <w:pPr>
         <w:pStyle w:val="Heading3"/>
       </w:pPr>
-      <w:bookmarkStart w:id="66" w:name="_Toc241958946"/>
+      <w:bookmarkStart w:id="66" w:name="_Toc242188446"/>
       <w:r>
         <w:t>5.2.8 Aho-Corasick</w:t>
       </w:r>
@@ -40499,7 +40387,7 @@
       <w:pPr>
         <w:pStyle w:val="Heading3"/>
       </w:pPr>
-      <w:bookmarkStart w:id="67" w:name="_Toc241958947"/>
+      <w:bookmarkStart w:id="67" w:name="_Toc242188447"/>
       <w:r>
         <w:t>5.2.9 Empty Input Validation</w:t>
       </w:r>
@@ -40630,7 +40518,7 @@
       <w:pPr>
         <w:pStyle w:val="Heading3"/>
       </w:pPr>
-      <w:bookmarkStart w:id="68" w:name="_Toc241958948"/>
+      <w:bookmarkStart w:id="68" w:name="_Toc242188448"/>
       <w:r>
         <w:t>5.2.10 Exit Operation</w:t>
       </w:r>
@@ -40714,7 +40602,7 @@
       <w:pPr>
         <w:pStyle w:val="Heading2"/>
       </w:pPr>
-      <w:bookmarkStart w:id="69" w:name="_Toc241958949"/>
+      <w:bookmarkStart w:id="69" w:name="_Toc242188449"/>
       <w:r>
         <w:t>5.3 GUI Results</w:t>
       </w:r>
@@ -40963,7 +40851,7 @@
           <w:szCs w:val="24"/>
         </w:rPr>
         <w:drawing>
-          <wp:inline distT="0" distB="0" distL="0" distR="0" wp14:anchorId="51D07B62" wp14:editId="5F6E7B96">
+          <wp:inline distT="0" distB="0" distL="0" distR="0" wp14:anchorId="51D07B62" wp14:editId="159D0E39">
             <wp:extent cx="6007100" cy="3181350"/>
             <wp:effectExtent l="0" t="0" r="0" b="0"/>
             <wp:docPr id="715952042" name="Picture 81"/>
@@ -41026,7 +40914,7 @@
           <w:szCs w:val="24"/>
         </w:rPr>
         <w:drawing>
-          <wp:inline distT="0" distB="0" distL="0" distR="0" wp14:anchorId="5F9AA6BA" wp14:editId="17883539">
+          <wp:inline distT="0" distB="0" distL="0" distR="0" wp14:anchorId="5F9AA6BA" wp14:editId="551EB1EF">
             <wp:extent cx="6000750" cy="3149600"/>
             <wp:effectExtent l="0" t="0" r="0" b="0"/>
             <wp:docPr id="472235856" name="Picture 82"/>
@@ -41214,7 +41102,7 @@
           <w:szCs w:val="24"/>
         </w:rPr>
         <w:drawing>
-          <wp:inline distT="0" distB="0" distL="0" distR="0" wp14:anchorId="2A5F3836" wp14:editId="7DDCB7E8">
+          <wp:inline distT="0" distB="0" distL="0" distR="0" wp14:anchorId="2A5F3836" wp14:editId="00E465B6">
             <wp:extent cx="6007100" cy="3136900"/>
             <wp:effectExtent l="0" t="0" r="0" b="6350"/>
             <wp:docPr id="1557814734" name="Picture 83"/>
@@ -41494,7 +41382,7 @@
           <w:szCs w:val="24"/>
         </w:rPr>
         <w:drawing>
-          <wp:inline distT="0" distB="0" distL="0" distR="0" wp14:anchorId="4C21A4A7" wp14:editId="2EE0B717">
+          <wp:inline distT="0" distB="0" distL="0" distR="0" wp14:anchorId="4C21A4A7" wp14:editId="620F52B2">
             <wp:extent cx="6000750" cy="3181350"/>
             <wp:effectExtent l="0" t="0" r="0" b="0"/>
             <wp:docPr id="1896612712" name="Picture 84"/>
@@ -41802,7 +41690,7 @@
           <w:szCs w:val="24"/>
         </w:rPr>
         <w:drawing>
-          <wp:inline distT="0" distB="0" distL="0" distR="0" wp14:anchorId="07E44A69" wp14:editId="08729592">
+          <wp:inline distT="0" distB="0" distL="0" distR="0" wp14:anchorId="07E44A69" wp14:editId="2966A687">
             <wp:extent cx="6007100" cy="3136900"/>
             <wp:effectExtent l="0" t="0" r="0" b="6350"/>
             <wp:docPr id="1549071486" name="Picture 85"/>
@@ -41916,37 +41804,18 @@
     </w:p>
     <w:tbl>
       <w:tblPr>
+        <w:tblStyle w:val="TableGridLight"/>
         <w:tblW w:w="0" w:type="auto"/>
-        <w:tblCellSpacing w:w="15" w:type="dxa"/>
-        <w:tblBorders>
-          <w:top w:val="single" w:sz="4" w:space="0" w:color="auto"/>
-          <w:left w:val="single" w:sz="4" w:space="0" w:color="auto"/>
-          <w:bottom w:val="single" w:sz="4" w:space="0" w:color="auto"/>
-          <w:right w:val="single" w:sz="4" w:space="0" w:color="auto"/>
-          <w:insideH w:val="single" w:sz="4" w:space="0" w:color="auto"/>
-          <w:insideV w:val="single" w:sz="4" w:space="0" w:color="auto"/>
-        </w:tblBorders>
-        <w:tblCellMar>
-          <w:top w:w="15" w:type="dxa"/>
-          <w:left w:w="15" w:type="dxa"/>
-          <w:bottom w:w="15" w:type="dxa"/>
-          <w:right w:w="15" w:type="dxa"/>
-        </w:tblCellMar>
         <w:tblLook w:val="04A0" w:firstRow="1" w:lastRow="0" w:firstColumn="1" w:lastColumn="0" w:noHBand="0" w:noVBand="1"/>
       </w:tblPr>
       <w:tblGrid>
-        <w:gridCol w:w="3382"/>
-        <w:gridCol w:w="5707"/>
+        <w:gridCol w:w="3500"/>
+        <w:gridCol w:w="5816"/>
       </w:tblGrid>
       <w:tr>
-        <w:trPr>
-          <w:tblHeader/>
-          <w:tblCellSpacing w:w="15" w:type="dxa"/>
-        </w:trPr>
         <w:tc>
           <w:tcPr>
             <w:tcW w:w="0" w:type="auto"/>
-            <w:vAlign w:val="center"/>
             <w:hideMark/>
           </w:tcPr>
           <w:p>
@@ -41973,7 +41842,6 @@
         <w:tc>
           <w:tcPr>
             <w:tcW w:w="0" w:type="auto"/>
-            <w:vAlign w:val="center"/>
             <w:hideMark/>
           </w:tcPr>
           <w:p>
@@ -41999,13 +41867,9 @@
         </w:tc>
       </w:tr>
       <w:tr>
-        <w:trPr>
-          <w:tblCellSpacing w:w="15" w:type="dxa"/>
-        </w:trPr>
         <w:tc>
           <w:tcPr>
             <w:tcW w:w="0" w:type="auto"/>
-            <w:vAlign w:val="center"/>
             <w:hideMark/>
           </w:tcPr>
           <w:p>
@@ -42028,7 +41892,6 @@
         <w:tc>
           <w:tcPr>
             <w:tcW w:w="0" w:type="auto"/>
-            <w:vAlign w:val="center"/>
             <w:hideMark/>
           </w:tcPr>
           <w:p>
@@ -42050,13 +41913,9 @@
         </w:tc>
       </w:tr>
       <w:tr>
-        <w:trPr>
-          <w:tblCellSpacing w:w="15" w:type="dxa"/>
-        </w:trPr>
         <w:tc>
           <w:tcPr>
             <w:tcW w:w="0" w:type="auto"/>
-            <w:vAlign w:val="center"/>
             <w:hideMark/>
           </w:tcPr>
           <w:p>
@@ -42079,7 +41938,6 @@
         <w:tc>
           <w:tcPr>
             <w:tcW w:w="0" w:type="auto"/>
-            <w:vAlign w:val="center"/>
             <w:hideMark/>
           </w:tcPr>
           <w:p>
@@ -42101,13 +41959,9 @@
         </w:tc>
       </w:tr>
       <w:tr>
-        <w:trPr>
-          <w:tblCellSpacing w:w="15" w:type="dxa"/>
-        </w:trPr>
         <w:tc>
           <w:tcPr>
             <w:tcW w:w="0" w:type="auto"/>
-            <w:vAlign w:val="center"/>
             <w:hideMark/>
           </w:tcPr>
           <w:p>
@@ -42130,7 +41984,6 @@
         <w:tc>
           <w:tcPr>
             <w:tcW w:w="0" w:type="auto"/>
-            <w:vAlign w:val="center"/>
             <w:hideMark/>
           </w:tcPr>
           <w:p>
@@ -42152,13 +42005,9 @@
         </w:tc>
       </w:tr>
       <w:tr>
-        <w:trPr>
-          <w:tblCellSpacing w:w="15" w:type="dxa"/>
-        </w:trPr>
         <w:tc>
           <w:tcPr>
             <w:tcW w:w="0" w:type="auto"/>
-            <w:vAlign w:val="center"/>
             <w:hideMark/>
           </w:tcPr>
           <w:p>
@@ -42181,7 +42030,6 @@
         <w:tc>
           <w:tcPr>
             <w:tcW w:w="0" w:type="auto"/>
-            <w:vAlign w:val="center"/>
             <w:hideMark/>
           </w:tcPr>
           <w:p>
@@ -42203,13 +42051,9 @@
         </w:tc>
       </w:tr>
       <w:tr>
-        <w:trPr>
-          <w:tblCellSpacing w:w="15" w:type="dxa"/>
-        </w:trPr>
         <w:tc>
           <w:tcPr>
             <w:tcW w:w="0" w:type="auto"/>
-            <w:vAlign w:val="center"/>
             <w:hideMark/>
           </w:tcPr>
           <w:p>
@@ -42232,7 +42076,6 @@
         <w:tc>
           <w:tcPr>
             <w:tcW w:w="0" w:type="auto"/>
-            <w:vAlign w:val="center"/>
             <w:hideMark/>
           </w:tcPr>
           <w:p>
@@ -42254,13 +42097,9 @@
         </w:tc>
       </w:tr>
       <w:tr>
-        <w:trPr>
-          <w:tblCellSpacing w:w="15" w:type="dxa"/>
-        </w:trPr>
         <w:tc>
           <w:tcPr>
             <w:tcW w:w="0" w:type="auto"/>
-            <w:vAlign w:val="center"/>
             <w:hideMark/>
           </w:tcPr>
           <w:p>
@@ -42283,7 +42122,6 @@
         <w:tc>
           <w:tcPr>
             <w:tcW w:w="0" w:type="auto"/>
-            <w:vAlign w:val="center"/>
             <w:hideMark/>
           </w:tcPr>
           <w:p>
@@ -42305,13 +42143,9 @@
         </w:tc>
       </w:tr>
       <w:tr>
-        <w:trPr>
-          <w:tblCellSpacing w:w="15" w:type="dxa"/>
-        </w:trPr>
         <w:tc>
           <w:tcPr>
             <w:tcW w:w="0" w:type="auto"/>
-            <w:vAlign w:val="center"/>
             <w:hideMark/>
           </w:tcPr>
           <w:p>
@@ -42334,7 +42168,6 @@
         <w:tc>
           <w:tcPr>
             <w:tcW w:w="0" w:type="auto"/>
-            <w:vAlign w:val="center"/>
             <w:hideMark/>
           </w:tcPr>
           <w:p>
@@ -42356,13 +42189,9 @@
         </w:tc>
       </w:tr>
       <w:tr>
-        <w:trPr>
-          <w:tblCellSpacing w:w="15" w:type="dxa"/>
-        </w:trPr>
         <w:tc>
           <w:tcPr>
             <w:tcW w:w="0" w:type="auto"/>
-            <w:vAlign w:val="center"/>
             <w:hideMark/>
           </w:tcPr>
           <w:p>
@@ -42378,7 +42207,6 @@
                 <w:rFonts w:cs="Times New Roman"/>
                 <w:szCs w:val="24"/>
               </w:rPr>
-              <w:lastRenderedPageBreak/>
               <w:t>Bipartite Matching</w:t>
             </w:r>
           </w:p>
@@ -42386,7 +42214,6 @@
         <w:tc>
           <w:tcPr>
             <w:tcW w:w="0" w:type="auto"/>
-            <w:vAlign w:val="center"/>
             <w:hideMark/>
           </w:tcPr>
           <w:p>
@@ -42408,13 +42235,9 @@
         </w:tc>
       </w:tr>
       <w:tr>
-        <w:trPr>
-          <w:tblCellSpacing w:w="15" w:type="dxa"/>
-        </w:trPr>
         <w:tc>
           <w:tcPr>
             <w:tcW w:w="0" w:type="auto"/>
-            <w:vAlign w:val="center"/>
             <w:hideMark/>
           </w:tcPr>
           <w:p>
@@ -42437,7 +42260,6 @@
         <w:tc>
           <w:tcPr>
             <w:tcW w:w="0" w:type="auto"/>
-            <w:vAlign w:val="center"/>
             <w:hideMark/>
           </w:tcPr>
           <w:p>
@@ -42459,13 +42281,9 @@
         </w:tc>
       </w:tr>
       <w:tr>
-        <w:trPr>
-          <w:tblCellSpacing w:w="15" w:type="dxa"/>
-        </w:trPr>
         <w:tc>
           <w:tcPr>
             <w:tcW w:w="0" w:type="auto"/>
-            <w:vAlign w:val="center"/>
             <w:hideMark/>
           </w:tcPr>
           <w:p>
@@ -42488,7 +42306,6 @@
         <w:tc>
           <w:tcPr>
             <w:tcW w:w="0" w:type="auto"/>
-            <w:vAlign w:val="center"/>
             <w:hideMark/>
           </w:tcPr>
           <w:p>
@@ -42510,13 +42327,9 @@
         </w:tc>
       </w:tr>
       <w:tr>
-        <w:trPr>
-          <w:tblCellSpacing w:w="15" w:type="dxa"/>
-        </w:trPr>
         <w:tc>
           <w:tcPr>
             <w:tcW w:w="0" w:type="auto"/>
-            <w:vAlign w:val="center"/>
             <w:hideMark/>
           </w:tcPr>
           <w:p>
@@ -42539,7 +42352,6 @@
         <w:tc>
           <w:tcPr>
             <w:tcW w:w="0" w:type="auto"/>
-            <w:vAlign w:val="center"/>
             <w:hideMark/>
           </w:tcPr>
           <w:p>
@@ -42570,8 +42382,10 @@
         </w:rPr>
       </w:pPr>
     </w:p>
-    <w:p>
-      <w:r>
+    <w:p/>
+    <w:p>
+      <w:r>
+        <w:lastRenderedPageBreak/>
         <w:t>Where:</w:t>
       </w:r>
     </w:p>
@@ -42750,10 +42564,38 @@
     </w:p>
     <w:p>
       <w:pPr>
+        <w:ind w:left="720"/>
+        <w:rPr>
+          <w:rFonts w:cs="Times New Roman"/>
+          <w:szCs w:val="24"/>
+        </w:rPr>
+      </w:pPr>
+    </w:p>
+    <w:p>
+      <w:pPr>
+        <w:ind w:left="720"/>
+        <w:rPr>
+          <w:rFonts w:cs="Times New Roman"/>
+          <w:szCs w:val="24"/>
+        </w:rPr>
+      </w:pPr>
+    </w:p>
+    <w:p>
+      <w:pPr>
+        <w:ind w:left="720"/>
+        <w:rPr>
+          <w:rFonts w:cs="Times New Roman"/>
+          <w:szCs w:val="24"/>
+        </w:rPr>
+      </w:pPr>
+    </w:p>
+    <w:p>
+      <w:pPr>
         <w:pStyle w:val="Heading1"/>
       </w:pPr>
-      <w:bookmarkStart w:id="70" w:name="_Toc241958950"/>
-      <w:r>
+      <w:bookmarkStart w:id="70" w:name="_Toc242188450"/>
+      <w:r>
+        <w:lastRenderedPageBreak/>
         <w:t>CHAPTER 6 — CHALLENGES &amp; LIMITATIONS</w:t>
       </w:r>
       <w:bookmarkEnd w:id="70"/>
@@ -42762,7 +42604,7 @@
       <w:pPr>
         <w:pStyle w:val="Heading2"/>
       </w:pPr>
-      <w:bookmarkStart w:id="71" w:name="_Toc241958951"/>
+      <w:bookmarkStart w:id="71" w:name="_Toc242188451"/>
       <w:r>
         <w:t>6.1 Issues Faced During Development</w:t>
       </w:r>
@@ -42777,7 +42619,7 @@
       <w:pPr>
         <w:pStyle w:val="Heading3"/>
       </w:pPr>
-      <w:bookmarkStart w:id="72" w:name="_Toc241958952"/>
+      <w:bookmarkStart w:id="72" w:name="_Toc242188452"/>
       <w:r>
         <w:t>6.1.1 Integrating Multiple Pattern-Matching Algorithms</w:t>
       </w:r>
@@ -42808,7 +42650,7 @@
       <w:pPr>
         <w:pStyle w:val="Heading3"/>
       </w:pPr>
-      <w:bookmarkStart w:id="73" w:name="_Toc241958953"/>
+      <w:bookmarkStart w:id="73" w:name="_Toc242188453"/>
       <w:r>
         <w:t>6.1.2 Handling a Large Dataset</w:t>
       </w:r>
@@ -42832,16 +42674,16 @@
     </w:p>
     <w:p>
       <w:r>
-        <w:t xml:space="preserve">A major challenge was avoiding unnecessary repeated processing of the dataset. If the recipe file were repeatedly read whenever the user entered a query, the search interface would become </w:t>
+        <w:t>A major challenge was avoiding unnecessary repeated processing of the dataset. If the recipe file were repeatedly read whenever the user entered a query, the search interface would become inefficient, particularly when the user performs multiple searches.</w:t>
+      </w:r>
+    </w:p>
+    <w:p>
+      <w:r>
+        <w:t xml:space="preserve">The application therefore loads the recipe records during initialization and stores the parsed </w:t>
       </w:r>
       <w:r>
         <w:lastRenderedPageBreak/>
-        <w:t>inefficient, particularly when the user performs multiple searches.</w:t>
-      </w:r>
-    </w:p>
-    <w:p>
-      <w:r>
-        <w:t>The application therefore loads the recipe records during initialization and stores the parsed recipes in memory. The required search structures are then prepared from the loaded data. This approach avoids repeatedly reopening and parsing the complete recipe file for every search operation.</w:t>
+        <w:t>recipes in memory. The required search structures are then prepared from the loaded data. This approach avoids repeatedly reopening and parsing the complete recipe file for every search operation.</w:t>
       </w:r>
     </w:p>
     <w:p>
@@ -42859,7 +42701,7 @@
       <w:pPr>
         <w:pStyle w:val="Heading3"/>
       </w:pPr>
-      <w:bookmarkStart w:id="74" w:name="_Toc241958954"/>
+      <w:bookmarkStart w:id="74" w:name="_Toc242188454"/>
       <w:r>
         <w:t>6.1.3 Autocomplete</w:t>
       </w:r>
@@ -42891,7 +42733,7 @@
       <w:pPr>
         <w:pStyle w:val="Heading3"/>
       </w:pPr>
-      <w:bookmarkStart w:id="75" w:name="_Toc241958955"/>
+      <w:bookmarkStart w:id="75" w:name="_Toc242188455"/>
       <w:r>
         <w:t>6.1.4 Dataset Parsing</w:t>
       </w:r>
@@ -42904,16 +42746,16 @@
     </w:p>
     <w:p>
       <w:r>
-        <w:t xml:space="preserve">Therefore, the application needs to identify where one recipe begins and where the next recipe begins. It must also associate each field with the correct recipe. Incorrect parsing could result in </w:t>
+        <w:t>Therefore, the application needs to identify where one recipe begins and where the next recipe begins. It must also associate each field with the correct recipe. Incorrect parsing could result in ingredients being associated with the wrong recipe or incomplete recipe objects.</w:t>
+      </w:r>
+    </w:p>
+    <w:p>
+      <w:r>
+        <w:t xml:space="preserve">The parser was designed to process the structured format consistently. The Recipe: field </w:t>
       </w:r>
       <w:r>
         <w:lastRenderedPageBreak/>
-        <w:t>ingredients being associated with the wrong recipe or incomplete recipe objects.</w:t>
-      </w:r>
-    </w:p>
-    <w:p>
-      <w:r>
-        <w:t>The parser was designed to process the structured format consistently. The Recipe: field identifies the recipe name, while the corresponding ingredient, instruction and time fields are collected as part of the same record.</w:t>
+        <w:t>identifies the recipe name, while the corresponding ingredient, instruction and time fields are collected as part of the same record.</w:t>
       </w:r>
     </w:p>
     <w:p>
@@ -42926,7 +42768,7 @@
       <w:pPr>
         <w:pStyle w:val="Heading3"/>
       </w:pPr>
-      <w:bookmarkStart w:id="76" w:name="_Toc241958956"/>
+      <w:bookmarkStart w:id="76" w:name="_Toc242188456"/>
       <w:r>
         <w:t>6.1.5 Fuzzy Search</w:t>
       </w:r>
@@ -42962,7 +42804,7 @@
       <w:pPr>
         <w:pStyle w:val="Heading3"/>
       </w:pPr>
-      <w:bookmarkStart w:id="77" w:name="_Toc241958957"/>
+      <w:bookmarkStart w:id="77" w:name="_Toc242188457"/>
       <w:r>
         <w:t>6.1.6 Ingredient Matching</w:t>
       </w:r>
@@ -42990,8 +42832,11 @@
     </w:p>
     <w:p>
       <w:r>
+        <w:t xml:space="preserve">The project addresses this problem using a matching approach based on bipartite matching. The requested ingredients can be treated as one set and the recipe ingredients as another set, with </w:t>
+      </w:r>
+      <w:r>
         <w:lastRenderedPageBreak/>
-        <w:t>The project addresses this problem using a matching approach based on bipartite matching. The requested ingredients can be treated as one set and the recipe ingredients as another set, with possible matching relationships between them.</w:t>
+        <w:t>possible matching relationships between them.</w:t>
       </w:r>
     </w:p>
     <w:p>
@@ -43004,7 +42849,7 @@
       <w:pPr>
         <w:pStyle w:val="Heading3"/>
       </w:pPr>
-      <w:bookmarkStart w:id="78" w:name="_Toc241958958"/>
+      <w:bookmarkStart w:id="78" w:name="_Toc242188458"/>
       <w:r>
         <w:t>6.1.7 Greedy Coverage</w:t>
       </w:r>
@@ -43040,7 +42885,7 @@
       <w:pPr>
         <w:pStyle w:val="Heading3"/>
       </w:pPr>
-      <w:bookmarkStart w:id="79" w:name="_Toc241958959"/>
+      <w:bookmarkStart w:id="79" w:name="_Toc242188459"/>
       <w:r>
         <w:t>6.1.8 GUI Integration</w:t>
       </w:r>
@@ -43063,15 +42908,12 @@
     </w:p>
     <w:p>
       <w:r>
-        <w:t xml:space="preserve">Another consideration was keeping the interface simple. The user should not need to understand </w:t>
-      </w:r>
+        <w:t>Another consideration was keeping the interface simple. The user should not need to understand which algorithm is being executed internally. Instead, the GUI provides user-oriented operations such as recipe search, ingredient search, greedy coverage and random recommendation.</w:t>
+      </w:r>
+    </w:p>
+    <w:p>
       <w:r>
         <w:lastRenderedPageBreak/>
-        <w:t>which algorithm is being executed internally. Instead, the GUI provides user-oriented operations such as recipe search, ingredient search, greedy coverage and random recommendation.</w:t>
-      </w:r>
-    </w:p>
-    <w:p>
-      <w:r>
         <w:t>This separation between the user interface and the core DSA implementation helped maintain the organization of the project. The Swing interface acts as the interaction layer, while RecipeFinder.java remains responsible for the core data processing and algorithmic operations.</w:t>
       </w:r>
     </w:p>
@@ -43089,7 +42931,7 @@
       <w:pPr>
         <w:pStyle w:val="Heading2"/>
       </w:pPr>
-      <w:bookmarkStart w:id="80" w:name="_Toc241958960"/>
+      <w:bookmarkStart w:id="80" w:name="_Toc242188460"/>
       <w:r>
         <w:t>6.2 Solutions Applied</w:t>
       </w:r>
@@ -43104,7 +42946,7 @@
       <w:pPr>
         <w:pStyle w:val="Heading3"/>
       </w:pPr>
-      <w:bookmarkStart w:id="81" w:name="_Toc241958961"/>
+      <w:bookmarkStart w:id="81" w:name="_Toc242188461"/>
       <w:r>
         <w:t>6.2.1 Solution for Multiple Pattern-Matching Algorithms</w:t>
       </w:r>
@@ -43139,7 +42981,7 @@
       <w:pPr>
         <w:pStyle w:val="Heading3"/>
       </w:pPr>
-      <w:bookmarkStart w:id="82" w:name="_Toc241958962"/>
+      <w:bookmarkStart w:id="82" w:name="_Toc242188462"/>
       <w:r>
         <w:t>6.2.2 Solution for Handling the 100,000-Record Dataset</w:t>
       </w:r>
@@ -43172,7 +43014,6 @@
     </w:p>
     <w:p>
       <w:r>
-        <w:lastRenderedPageBreak/>
         <w:t>and follows a structured record format containing recipe name, ingredients, instructions, preparation time and cooking time.</w:t>
       </w:r>
     </w:p>
@@ -43190,7 +43031,7 @@
       <w:pPr>
         <w:pStyle w:val="Heading3"/>
       </w:pPr>
-      <w:bookmarkStart w:id="83" w:name="_Toc241958963"/>
+      <w:bookmarkStart w:id="83" w:name="_Toc242188463"/>
       <w:r>
         <w:t>6.2.3 Solution for Autocomplete</w:t>
       </w:r>
@@ -43254,7 +43095,7 @@
           <w:bCs/>
         </w:rPr>
       </w:pPr>
-      <w:bookmarkStart w:id="84" w:name="_Toc241958964"/>
+      <w:bookmarkStart w:id="84" w:name="_Toc242188464"/>
       <w:r>
         <w:rPr>
           <w:rFonts w:cs="Times New Roman"/>
@@ -43317,7 +43158,7 @@
           <w:bCs/>
         </w:rPr>
       </w:pPr>
-      <w:bookmarkStart w:id="85" w:name="_Toc241958965"/>
+      <w:bookmarkStart w:id="85" w:name="_Toc242188465"/>
       <w:r>
         <w:rPr>
           <w:rFonts w:cs="Times New Roman"/>
@@ -43334,20 +43175,17 @@
     </w:p>
     <w:p>
       <w:r>
-        <w:t xml:space="preserve">The algorithm calculates the minimum number of insertions, deletions and substitutions required </w:t>
-      </w:r>
+        <w:t>The algorithm calculates the minimum number of insertions, deletions and substitutions required to transform one string into another.</w:t>
+      </w:r>
+    </w:p>
+    <w:p>
+      <w:r>
+        <w:t>The resulting distance is converted into a similarity percentage using:</w:t>
+      </w:r>
+    </w:p>
+    <w:p>
       <w:r>
         <w:lastRenderedPageBreak/>
-        <w:t>to transform one string into another.</w:t>
-      </w:r>
-    </w:p>
-    <w:p>
-      <w:r>
-        <w:t>The resulting distance is converted into a similarity percentage using:</w:t>
-      </w:r>
-    </w:p>
-    <w:p>
-      <w:r>
         <w:t>Similarity =</w:t>
       </w:r>
     </w:p>
@@ -43390,7 +43228,7 @@
       <w:pPr>
         <w:pStyle w:val="Heading3"/>
       </w:pPr>
-      <w:bookmarkStart w:id="86" w:name="_Toc241958966"/>
+      <w:bookmarkStart w:id="86" w:name="_Toc242188466"/>
       <w:r>
         <w:t>6.2.6 Solution for Ingredient Matching</w:t>
       </w:r>
@@ -43458,7 +43296,7 @@
           <w:bCs/>
         </w:rPr>
       </w:pPr>
-      <w:bookmarkStart w:id="87" w:name="_Toc241958967"/>
+      <w:bookmarkStart w:id="87" w:name="_Toc242188467"/>
       <w:r>
         <w:rPr>
           <w:bCs/>
@@ -43484,17 +43322,17 @@
     </w:p>
     <w:p>
       <w:r>
+        <w:t>The procedure can be summarized as:</w:t>
+      </w:r>
+    </w:p>
+    <w:p>
+      <w:r>
+        <w:t>1. Store requested ingredients.</w:t>
+      </w:r>
+    </w:p>
+    <w:p>
+      <w:r>
         <w:lastRenderedPageBreak/>
-        <w:t>The procedure can be summarized as:</w:t>
-      </w:r>
-    </w:p>
-    <w:p>
-      <w:r>
-        <w:t>1. Store requested ingredients.</w:t>
-      </w:r>
-    </w:p>
-    <w:p>
-      <w:r>
         <w:t>2. Mark all requested ingredients as uncovered.</w:t>
       </w:r>
     </w:p>
@@ -43547,7 +43385,7 @@
       <w:pPr>
         <w:pStyle w:val="Heading3"/>
       </w:pPr>
-      <w:bookmarkStart w:id="88" w:name="_Toc241958968"/>
+      <w:bookmarkStart w:id="88" w:name="_Toc242188468"/>
       <w:r>
         <w:t>6.2.8 Solution for Random Recommendation</w:t>
       </w:r>
@@ -43615,7 +43453,7 @@
           <w:bCs/>
         </w:rPr>
       </w:pPr>
-      <w:bookmarkStart w:id="89" w:name="_Toc241958969"/>
+      <w:bookmarkStart w:id="89" w:name="_Toc242188469"/>
       <w:r>
         <w:rPr>
           <w:bCs/>
@@ -43631,17 +43469,17 @@
     </w:p>
     <w:p>
       <w:r>
+        <w:t>The workflow is:</w:t>
+      </w:r>
+    </w:p>
+    <w:p>
+      <w:r>
+        <w:t>Recipe Collection</w:t>
+      </w:r>
+    </w:p>
+    <w:p>
+      <w:r>
         <w:lastRenderedPageBreak/>
-        <w:t>The workflow is:</w:t>
-      </w:r>
-    </w:p>
-    <w:p>
-      <w:r>
-        <w:t>Recipe Collection</w:t>
-      </w:r>
-    </w:p>
-    <w:p>
-      <w:r>
         <w:t xml:space="preserve">       ↓</w:t>
       </w:r>
     </w:p>
@@ -43714,7 +43552,7 @@
       <w:pPr>
         <w:pStyle w:val="Heading3"/>
       </w:pPr>
-      <w:bookmarkStart w:id="90" w:name="_Toc241958970"/>
+      <w:bookmarkStart w:id="90" w:name="_Toc242188470"/>
       <w:r>
         <w:t>6.2.10 Solution for Java Swing Integration</w:t>
       </w:r>
@@ -43824,25 +43662,25 @@
     </w:p>
     <w:p>
       <w:r>
+        <w:t>This separation allows the algorithms to remain organized while providing users with a simple interface.</w:t>
+      </w:r>
+    </w:p>
+    <w:p>
+      <w:pPr>
+        <w:jc w:val="both"/>
+        <w:rPr>
+          <w:rFonts w:cs="Times New Roman"/>
+          <w:szCs w:val="24"/>
+        </w:rPr>
+      </w:pPr>
+    </w:p>
+    <w:p>
+      <w:pPr>
+        <w:pStyle w:val="Heading3"/>
+      </w:pPr>
+      <w:bookmarkStart w:id="91" w:name="_Toc242188471"/>
+      <w:r>
         <w:lastRenderedPageBreak/>
-        <w:t>This separation allows the algorithms to remain organized while providing users with a simple interface.</w:t>
-      </w:r>
-    </w:p>
-    <w:p>
-      <w:pPr>
-        <w:jc w:val="both"/>
-        <w:rPr>
-          <w:rFonts w:cs="Times New Roman"/>
-          <w:szCs w:val="24"/>
-        </w:rPr>
-      </w:pPr>
-    </w:p>
-    <w:p>
-      <w:pPr>
-        <w:pStyle w:val="Heading3"/>
-      </w:pPr>
-      <w:bookmarkStart w:id="91" w:name="_Toc241958971"/>
-      <w:r>
         <w:t>6.2.11 Solution for Invalid and Empty Input</w:t>
       </w:r>
       <w:bookmarkEnd w:id="91"/>
@@ -43881,7 +43719,7 @@
       <w:pPr>
         <w:pStyle w:val="Heading3"/>
       </w:pPr>
-      <w:bookmarkStart w:id="92" w:name="_Toc241958972"/>
+      <w:bookmarkStart w:id="92" w:name="_Toc242188472"/>
       <w:r>
         <w:t>6.2.12 Overall Effect of the Solutions</w:t>
       </w:r>
@@ -44110,7 +43948,7 @@
       <w:pPr>
         <w:pStyle w:val="Heading2"/>
       </w:pPr>
-      <w:bookmarkStart w:id="93" w:name="_Toc241958973"/>
+      <w:bookmarkStart w:id="93" w:name="_Toc242188473"/>
       <w:r>
         <w:t>6.3 Limitations</w:t>
       </w:r>
@@ -44135,7 +43973,7 @@
       <w:pPr>
         <w:pStyle w:val="Heading3"/>
       </w:pPr>
-      <w:bookmarkStart w:id="94" w:name="_Toc241958974"/>
+      <w:bookmarkStart w:id="94" w:name="_Toc242188474"/>
       <w:r>
         <w:t>6.3.1 Text-File-Based Data Storage</w:t>
       </w:r>
@@ -44159,7 +43997,7 @@
       <w:pPr>
         <w:pStyle w:val="Heading3"/>
       </w:pPr>
-      <w:bookmarkStart w:id="95" w:name="_Toc241958975"/>
+      <w:bookmarkStart w:id="95" w:name="_Toc242188475"/>
       <w:r>
         <w:t>6.3.2 Aho-Corasick Implementation</w:t>
       </w:r>
@@ -44179,7 +44017,7 @@
       <w:pPr>
         <w:pStyle w:val="Heading3"/>
       </w:pPr>
-      <w:bookmarkStart w:id="96" w:name="_Toc241958976"/>
+      <w:bookmarkStart w:id="96" w:name="_Toc242188476"/>
       <w:r>
         <w:t>6.3.3 Parallel Fuzzy-Search Overhead</w:t>
       </w:r>
@@ -44199,7 +44037,7 @@
       <w:pPr>
         <w:pStyle w:val="Heading3"/>
       </w:pPr>
-      <w:bookmarkStart w:id="97" w:name="_Toc241958977"/>
+      <w:bookmarkStart w:id="97" w:name="_Toc242188477"/>
       <w:r>
         <w:t>6.3.4 Greedy Set Cover Approximation</w:t>
       </w:r>
@@ -44239,7 +44077,7 @@
       <w:pPr>
         <w:pStyle w:val="Heading3"/>
       </w:pPr>
-      <w:bookmarkStart w:id="98" w:name="_Toc241958978"/>
+      <w:bookmarkStart w:id="98" w:name="_Toc242188478"/>
       <w:r>
         <w:t>6.3.5 Desktop Application Platform</w:t>
       </w:r>
@@ -44269,7 +44107,7 @@
       <w:pPr>
         <w:pStyle w:val="Heading3"/>
       </w:pPr>
-      <w:bookmarkStart w:id="99" w:name="_Toc241958979"/>
+      <w:bookmarkStart w:id="99" w:name="_Toc242188479"/>
       <w:r>
         <w:t>6.3.6 Dataset Provenance</w:t>
       </w:r>
@@ -44289,7 +44127,7 @@
       <w:pPr>
         <w:pStyle w:val="Heading3"/>
       </w:pPr>
-      <w:bookmarkStart w:id="100" w:name="_Toc241958980"/>
+      <w:bookmarkStart w:id="100" w:name="_Toc242188480"/>
       <w:r>
         <w:lastRenderedPageBreak/>
         <w:t>6.3.7 Summary of Limitations</w:t>
@@ -44496,7 +44334,7 @@
       <w:pPr>
         <w:pStyle w:val="Heading1"/>
       </w:pPr>
-      <w:bookmarkStart w:id="101" w:name="_Toc241958981"/>
+      <w:bookmarkStart w:id="101" w:name="_Toc242188481"/>
       <w:r>
         <w:lastRenderedPageBreak/>
         <w:t>CHAPTER 7 — CONCLUSION &amp; FUTURE WORK</w:t>
@@ -44507,7 +44345,7 @@
       <w:pPr>
         <w:pStyle w:val="Heading2"/>
       </w:pPr>
-      <w:bookmarkStart w:id="102" w:name="_Toc241958982"/>
+      <w:bookmarkStart w:id="102" w:name="_Toc242188482"/>
       <w:r>
         <w:t>7.1 Conclusion</w:t>
       </w:r>
@@ -44729,7 +44567,7 @@
       <w:pPr>
         <w:pStyle w:val="Heading2"/>
       </w:pPr>
-      <w:bookmarkStart w:id="103" w:name="_Toc241958983"/>
+      <w:bookmarkStart w:id="103" w:name="_Toc242188483"/>
       <w:r>
         <w:t>7.2 FUTURE WORK</w:t>
       </w:r>
@@ -44744,7 +44582,7 @@
       <w:pPr>
         <w:pStyle w:val="Heading3"/>
       </w:pPr>
-      <w:bookmarkStart w:id="104" w:name="_Toc241958984"/>
+      <w:bookmarkStart w:id="104" w:name="_Toc242188484"/>
       <w:r>
         <w:t>7.2.1 Improved Search Ranking</w:t>
       </w:r>
@@ -44759,7 +44597,7 @@
       <w:pPr>
         <w:pStyle w:val="Heading3"/>
       </w:pPr>
-      <w:bookmarkStart w:id="105" w:name="_Toc241958985"/>
+      <w:bookmarkStart w:id="105" w:name="_Toc242188485"/>
       <w:r>
         <w:t>7.2.2 Personalized Recipe Recommendations</w:t>
       </w:r>
@@ -44774,7 +44612,7 @@
       <w:pPr>
         <w:pStyle w:val="Heading3"/>
       </w:pPr>
-      <w:bookmarkStart w:id="106" w:name="_Toc241958986"/>
+      <w:bookmarkStart w:id="106" w:name="_Toc242188486"/>
       <w:r>
         <w:t>7.2.3 Nutritional and Dietary Information</w:t>
       </w:r>
@@ -44789,7 +44627,7 @@
       <w:pPr>
         <w:pStyle w:val="Heading3"/>
       </w:pPr>
-      <w:bookmarkStart w:id="107" w:name="_Toc241958987"/>
+      <w:bookmarkStart w:id="107" w:name="_Toc242188487"/>
       <w:r>
         <w:t>7.2.4 Larger Real-World Datasets</w:t>
       </w:r>
@@ -44804,7 +44642,7 @@
       <w:pPr>
         <w:pStyle w:val="Heading3"/>
       </w:pPr>
-      <w:bookmarkStart w:id="108" w:name="_Toc241958988"/>
+      <w:bookmarkStart w:id="108" w:name="_Toc242188488"/>
       <w:r>
         <w:lastRenderedPageBreak/>
         <w:t>7.2.5 Graph-Based Recipe and Ingredient Relationships</w:t>
@@ -44820,7 +44658,7 @@
       <w:pPr>
         <w:pStyle w:val="Heading3"/>
       </w:pPr>
-      <w:bookmarkStart w:id="109" w:name="_Toc241958989"/>
+      <w:bookmarkStart w:id="109" w:name="_Toc242188489"/>
       <w:r>
         <w:t>7.2.6 Web-Based or Mobile Interface</w:t>
       </w:r>
@@ -44835,7 +44673,7 @@
       <w:pPr>
         <w:pStyle w:val="Heading3"/>
       </w:pPr>
-      <w:bookmarkStart w:id="110" w:name="_Toc241958990"/>
+      <w:bookmarkStart w:id="110" w:name="_Toc242188490"/>
       <w:r>
         <w:t>7.2.7 Automated Performance Benchmarking</w:t>
       </w:r>
@@ -44850,7 +44688,7 @@
       <w:pPr>
         <w:pStyle w:val="Heading3"/>
       </w:pPr>
-      <w:bookmarkStart w:id="111" w:name="_Toc241958991"/>
+      <w:bookmarkStart w:id="111" w:name="_Toc242188491"/>
       <w:r>
         <w:t>7.2.8 Larger Automated Test Suites</w:t>
       </w:r>
@@ -44865,7 +44703,7 @@
       <w:pPr>
         <w:pStyle w:val="Heading3"/>
       </w:pPr>
-      <w:bookmarkStart w:id="112" w:name="_Toc241958992"/>
+      <w:bookmarkStart w:id="112" w:name="_Toc242188492"/>
       <w:r>
         <w:t>7.2.9 Optimization of Parallel Similarity Processing</w:t>
       </w:r>
@@ -44888,7 +44726,7 @@
       <w:pPr>
         <w:pStyle w:val="Heading2"/>
       </w:pPr>
-      <w:bookmarkStart w:id="113" w:name="_Toc241958993"/>
+      <w:bookmarkStart w:id="113" w:name="_Toc242188493"/>
       <w:r>
         <w:t>7.3 SKILLS LEARNED</w:t>
       </w:r>
@@ -44903,7 +44741,7 @@
       <w:pPr>
         <w:pStyle w:val="Heading3"/>
       </w:pPr>
-      <w:bookmarkStart w:id="114" w:name="_Toc241958994"/>
+      <w:bookmarkStart w:id="114" w:name="_Toc242188494"/>
       <w:r>
         <w:t>7.3.1 Problem Analysis</w:t>
       </w:r>
@@ -44928,7 +44766,7 @@
       <w:pPr>
         <w:pStyle w:val="Heading3"/>
       </w:pPr>
-      <w:bookmarkStart w:id="115" w:name="_Toc241958995"/>
+      <w:bookmarkStart w:id="115" w:name="_Toc242188495"/>
       <w:r>
         <w:t>7.3.2 Algorithm Selection</w:t>
       </w:r>
@@ -44961,7 +44799,7 @@
       <w:pPr>
         <w:pStyle w:val="Heading3"/>
       </w:pPr>
-      <w:bookmarkStart w:id="116" w:name="_Toc241958996"/>
+      <w:bookmarkStart w:id="116" w:name="_Toc242188496"/>
       <w:r>
         <w:t>7.3.3 String Matching</w:t>
       </w:r>
@@ -44986,7 +44824,7 @@
       <w:pPr>
         <w:pStyle w:val="Heading3"/>
       </w:pPr>
-      <w:bookmarkStart w:id="117" w:name="_Toc241958997"/>
+      <w:bookmarkStart w:id="117" w:name="_Toc242188497"/>
       <w:r>
         <w:t>7.3.4 Trie Implementation</w:t>
       </w:r>
@@ -45011,7 +44849,7 @@
       <w:pPr>
         <w:pStyle w:val="Heading3"/>
       </w:pPr>
-      <w:bookmarkStart w:id="118" w:name="_Toc241958998"/>
+      <w:bookmarkStart w:id="118" w:name="_Toc242188498"/>
       <w:r>
         <w:t>7.3.5 Dynamic Programming</w:t>
       </w:r>
@@ -45036,7 +44874,7 @@
       <w:pPr>
         <w:pStyle w:val="Heading3"/>
       </w:pPr>
-      <w:bookmarkStart w:id="119" w:name="_Toc241958999"/>
+      <w:bookmarkStart w:id="119" w:name="_Toc242188499"/>
       <w:r>
         <w:t>7.3.6 Edit-Distance Calculation</w:t>
       </w:r>
@@ -45061,7 +44899,7 @@
       <w:pPr>
         <w:pStyle w:val="Heading3"/>
       </w:pPr>
-      <w:bookmarkStart w:id="120" w:name="_Toc241959000"/>
+      <w:bookmarkStart w:id="120" w:name="_Toc242188500"/>
       <w:r>
         <w:t>7.3.7 Bipartite Matching</w:t>
       </w:r>
@@ -45086,7 +44924,7 @@
       <w:pPr>
         <w:pStyle w:val="Heading3"/>
       </w:pPr>
-      <w:bookmarkStart w:id="121" w:name="_Toc241959001"/>
+      <w:bookmarkStart w:id="121" w:name="_Toc242188501"/>
       <w:r>
         <w:t>7.3.8 Greedy Optimization</w:t>
       </w:r>
@@ -45111,7 +44949,7 @@
       <w:pPr>
         <w:pStyle w:val="Heading3"/>
       </w:pPr>
-      <w:bookmarkStart w:id="122" w:name="_Toc241959002"/>
+      <w:bookmarkStart w:id="122" w:name="_Toc242188502"/>
       <w:r>
         <w:t>7.3.9 Randomized Algorithms</w:t>
       </w:r>
@@ -45136,7 +44974,7 @@
       <w:pPr>
         <w:pStyle w:val="Heading3"/>
       </w:pPr>
-      <w:bookmarkStart w:id="123" w:name="_Toc241959003"/>
+      <w:bookmarkStart w:id="123" w:name="_Toc242188503"/>
       <w:r>
         <w:t>7.3.10 Java Concurrency</w:t>
       </w:r>
@@ -45161,7 +44999,7 @@
       <w:pPr>
         <w:pStyle w:val="Heading3"/>
       </w:pPr>
-      <w:bookmarkStart w:id="124" w:name="_Toc241959004"/>
+      <w:bookmarkStart w:id="124" w:name="_Toc242188504"/>
       <w:r>
         <w:t>7.3.11 Java Swing</w:t>
       </w:r>
@@ -45186,7 +45024,7 @@
       <w:pPr>
         <w:pStyle w:val="Heading3"/>
       </w:pPr>
-      <w:bookmarkStart w:id="125" w:name="_Toc241959005"/>
+      <w:bookmarkStart w:id="125" w:name="_Toc242188505"/>
       <w:r>
         <w:lastRenderedPageBreak/>
         <w:t>7.3.12 Dataset Parsing</w:t>
@@ -45212,7 +45050,7 @@
       <w:pPr>
         <w:pStyle w:val="Heading3"/>
       </w:pPr>
-      <w:bookmarkStart w:id="126" w:name="_Toc241959006"/>
+      <w:bookmarkStart w:id="126" w:name="_Toc242188506"/>
       <w:r>
         <w:t>7.3.13 Testing</w:t>
       </w:r>
@@ -45237,7 +45075,7 @@
       <w:pPr>
         <w:pStyle w:val="Heading3"/>
       </w:pPr>
-      <w:bookmarkStart w:id="127" w:name="_Toc241959007"/>
+      <w:bookmarkStart w:id="127" w:name="_Toc242188507"/>
       <w:r>
         <w:t>7.3.14 Git and GitHub</w:t>
       </w:r>
@@ -45262,7 +45100,7 @@
       <w:pPr>
         <w:pStyle w:val="Heading3"/>
       </w:pPr>
-      <w:bookmarkStart w:id="128" w:name="_Toc241959008"/>
+      <w:bookmarkStart w:id="128" w:name="_Toc242188508"/>
       <w:r>
         <w:t>7.3.15 Technical Documentation</w:t>
       </w:r>
@@ -45425,7 +45263,7 @@
       <w:pPr>
         <w:pStyle w:val="Heading1"/>
       </w:pPr>
-      <w:bookmarkStart w:id="129" w:name="_Toc241959009"/>
+      <w:bookmarkStart w:id="129" w:name="_Toc242188509"/>
       <w:r>
         <w:t>REFERENCES</w:t>
       </w:r>
@@ -48536,6 +48374,164 @@
       <w:color w:val="404040" w:themeColor="text1" w:themeTint="BF"/>
     </w:rPr>
   </w:style>
+  <w:style w:type="table" w:styleId="TableGrid">
+    <w:name w:val="Table Grid"/>
+    <w:basedOn w:val="TableNormal"/>
+    <w:uiPriority w:val="59"/>
+    <w:rsid w:val="006D620C"/>
+    <w:pPr>
+      <w:spacing w:after="0" w:line="240" w:lineRule="auto"/>
+    </w:pPr>
+    <w:tblPr>
+      <w:tblBorders>
+        <w:top w:val="single" w:sz="4" w:space="0" w:color="auto"/>
+        <w:left w:val="single" w:sz="4" w:space="0" w:color="auto"/>
+        <w:bottom w:val="single" w:sz="4" w:space="0" w:color="auto"/>
+        <w:right w:val="single" w:sz="4" w:space="0" w:color="auto"/>
+        <w:insideH w:val="single" w:sz="4" w:space="0" w:color="auto"/>
+        <w:insideV w:val="single" w:sz="4" w:space="0" w:color="auto"/>
+      </w:tblBorders>
+    </w:tblPr>
+  </w:style>
+  <w:style w:type="table" w:styleId="GridTable1Light">
+    <w:name w:val="Grid Table 1 Light"/>
+    <w:basedOn w:val="TableNormal"/>
+    <w:uiPriority w:val="46"/>
+    <w:rsid w:val="006D620C"/>
+    <w:pPr>
+      <w:spacing w:after="0" w:line="240" w:lineRule="auto"/>
+    </w:pPr>
+    <w:tblPr>
+      <w:tblStyleRowBandSize w:val="1"/>
+      <w:tblStyleColBandSize w:val="1"/>
+      <w:tblBorders>
+        <w:top w:val="single" w:sz="4" w:space="0" w:color="999999" w:themeColor="text1" w:themeTint="66"/>
+        <w:left w:val="single" w:sz="4" w:space="0" w:color="999999" w:themeColor="text1" w:themeTint="66"/>
+        <w:bottom w:val="single" w:sz="4" w:space="0" w:color="999999" w:themeColor="text1" w:themeTint="66"/>
+        <w:right w:val="single" w:sz="4" w:space="0" w:color="999999" w:themeColor="text1" w:themeTint="66"/>
+        <w:insideH w:val="single" w:sz="4" w:space="0" w:color="999999" w:themeColor="text1" w:themeTint="66"/>
+        <w:insideV w:val="single" w:sz="4" w:space="0" w:color="999999" w:themeColor="text1" w:themeTint="66"/>
+      </w:tblBorders>
+    </w:tblPr>
+    <w:tblStylePr w:type="firstRow">
+      <w:rPr>
+        <w:b/>
+        <w:bCs/>
+      </w:rPr>
+      <w:tblPr/>
+      <w:tcPr>
+        <w:tcBorders>
+          <w:bottom w:val="single" w:sz="12" w:space="0" w:color="666666" w:themeColor="text1" w:themeTint="99"/>
+        </w:tcBorders>
+      </w:tcPr>
+    </w:tblStylePr>
+    <w:tblStylePr w:type="lastRow">
+      <w:rPr>
+        <w:b/>
+        <w:bCs/>
+      </w:rPr>
+      <w:tblPr/>
+      <w:tcPr>
+        <w:tcBorders>
+          <w:top w:val="double" w:sz="2" w:space="0" w:color="666666" w:themeColor="text1" w:themeTint="99"/>
+        </w:tcBorders>
+      </w:tcPr>
+    </w:tblStylePr>
+    <w:tblStylePr w:type="firstCol">
+      <w:rPr>
+        <w:b/>
+        <w:bCs/>
+      </w:rPr>
+    </w:tblStylePr>
+    <w:tblStylePr w:type="lastCol">
+      <w:rPr>
+        <w:b/>
+        <w:bCs/>
+      </w:rPr>
+    </w:tblStylePr>
+  </w:style>
+  <w:style w:type="table" w:styleId="PlainTable1">
+    <w:name w:val="Plain Table 1"/>
+    <w:basedOn w:val="TableNormal"/>
+    <w:uiPriority w:val="41"/>
+    <w:rsid w:val="006D620C"/>
+    <w:pPr>
+      <w:spacing w:after="0" w:line="240" w:lineRule="auto"/>
+    </w:pPr>
+    <w:tblPr>
+      <w:tblStyleRowBandSize w:val="1"/>
+      <w:tblStyleColBandSize w:val="1"/>
+      <w:tblBorders>
+        <w:top w:val="single" w:sz="4" w:space="0" w:color="BFBFBF" w:themeColor="background1" w:themeShade="BF"/>
+        <w:left w:val="single" w:sz="4" w:space="0" w:color="BFBFBF" w:themeColor="background1" w:themeShade="BF"/>
+        <w:bottom w:val="single" w:sz="4" w:space="0" w:color="BFBFBF" w:themeColor="background1" w:themeShade="BF"/>
+        <w:right w:val="single" w:sz="4" w:space="0" w:color="BFBFBF" w:themeColor="background1" w:themeShade="BF"/>
+        <w:insideH w:val="single" w:sz="4" w:space="0" w:color="BFBFBF" w:themeColor="background1" w:themeShade="BF"/>
+        <w:insideV w:val="single" w:sz="4" w:space="0" w:color="BFBFBF" w:themeColor="background1" w:themeShade="BF"/>
+      </w:tblBorders>
+    </w:tblPr>
+    <w:tblStylePr w:type="firstRow">
+      <w:rPr>
+        <w:b/>
+        <w:bCs/>
+      </w:rPr>
+    </w:tblStylePr>
+    <w:tblStylePr w:type="lastRow">
+      <w:rPr>
+        <w:b/>
+        <w:bCs/>
+      </w:rPr>
+      <w:tblPr/>
+      <w:tcPr>
+        <w:tcBorders>
+          <w:top w:val="double" w:sz="4" w:space="0" w:color="BFBFBF" w:themeColor="background1" w:themeShade="BF"/>
+        </w:tcBorders>
+      </w:tcPr>
+    </w:tblStylePr>
+    <w:tblStylePr w:type="firstCol">
+      <w:rPr>
+        <w:b/>
+        <w:bCs/>
+      </w:rPr>
+    </w:tblStylePr>
+    <w:tblStylePr w:type="lastCol">
+      <w:rPr>
+        <w:b/>
+        <w:bCs/>
+      </w:rPr>
+    </w:tblStylePr>
+    <w:tblStylePr w:type="band1Vert">
+      <w:tblPr/>
+      <w:tcPr>
+        <w:shd w:val="clear" w:color="auto" w:fill="F2F2F2" w:themeFill="background1" w:themeFillShade="F2"/>
+      </w:tcPr>
+    </w:tblStylePr>
+    <w:tblStylePr w:type="band1Horz">
+      <w:tblPr/>
+      <w:tcPr>
+        <w:shd w:val="clear" w:color="auto" w:fill="F2F2F2" w:themeFill="background1" w:themeFillShade="F2"/>
+      </w:tcPr>
+    </w:tblStylePr>
+  </w:style>
+  <w:style w:type="table" w:styleId="TableGridLight">
+    <w:name w:val="Grid Table Light"/>
+    <w:basedOn w:val="TableNormal"/>
+    <w:uiPriority w:val="40"/>
+    <w:rsid w:val="006D620C"/>
+    <w:pPr>
+      <w:spacing w:after="0" w:line="240" w:lineRule="auto"/>
+    </w:pPr>
+    <w:tblPr>
+      <w:tblBorders>
+        <w:top w:val="single" w:sz="4" w:space="0" w:color="BFBFBF" w:themeColor="background1" w:themeShade="BF"/>
+        <w:left w:val="single" w:sz="4" w:space="0" w:color="BFBFBF" w:themeColor="background1" w:themeShade="BF"/>
+        <w:bottom w:val="single" w:sz="4" w:space="0" w:color="BFBFBF" w:themeColor="background1" w:themeShade="BF"/>
+        <w:right w:val="single" w:sz="4" w:space="0" w:color="BFBFBF" w:themeColor="background1" w:themeShade="BF"/>
+        <w:insideH w:val="single" w:sz="4" w:space="0" w:color="BFBFBF" w:themeColor="background1" w:themeShade="BF"/>
+        <w:insideV w:val="single" w:sz="4" w:space="0" w:color="BFBFBF" w:themeColor="background1" w:themeShade="BF"/>
+      </w:tblBorders>
+    </w:tblPr>
+  </w:style>
 </w:styles>
 </file>
 
